--- a/대본/2부/06화_One_Point_Eight.docx
+++ b/대본/2부/06화_One_Point_Eight.docx
@@ -2,7 +2,7 @@
 <file path=word/document.xml><?xml version="1.0" encoding="utf-8"?>
 <w:document xmlns:w="http://schemas.openxmlformats.org/wordprocessingml/2006/main" xmlns:m="http://schemas.openxmlformats.org/officeDocument/2006/math" xmlns:r="http://schemas.openxmlformats.org/officeDocument/2006/relationships" xmlns:o="urn:schemas-microsoft-com:office:office" xmlns:v="urn:schemas-microsoft-com:vml" xmlns:w10="urn:schemas-microsoft-com:office:word" xmlns:a="http://schemas.openxmlformats.org/drawingml/2006/main" xmlns:pic="http://schemas.openxmlformats.org/drawingml/2006/picture" xmlns:wp="http://schemas.openxmlformats.org/drawingml/2006/wordprocessingDrawing">
   <w:body>
-    <w:bookmarkStart w:id="31" w:name="ship-it-2부-6화"/>
+    <w:bookmarkStart w:id="32" w:name="ship-it-2부-6화"/>
     <w:p>
       <w:pPr>
         <w:pStyle w:val="Heading1"/>
@@ -65,7 +65,7 @@
         <w:t xml:space="preserve"> </w:t>
       </w:r>
       <w:r>
-        <w:t xml:space="preserve">- 규칙: 지문 없음. 전 화 100% 「화자명: 대사」. 1턴 15단어 이내.</w:t>
+        <w:t xml:space="preserve">- 규칙: 지문 없음. 전 화 100% 「화자명: 대사」. 1턴 15단어 이내 + 긴 턴 10~15회(25~35단어).</w:t>
       </w:r>
       <w:r>
         <w:t xml:space="preserve"> </w:t>
@@ -172,13 +172,13 @@
         </w:numPr>
       </w:pPr>
       <w:r>
-        <w:t xml:space="preserve">HOLT: First, safety. No serious reactions in any animal. Clean results.</w:t>
-      </w:r>
-      <w:r>
-        <w:t xml:space="preserve"> </w:t>
-      </w:r>
-      <w:r>
-        <w:t xml:space="preserve">홀트: 먼저 안전성. 어떤 동물에서도 심각한 반응 없음. 깨끗한 결과예요.</w:t>
+        <w:t xml:space="preserve">HOLT: First, safety. There were no serious reactions in any animal, at any injection depth, and nothing unusual in the tissue samples either. These are clean results, and I don’t say that lightly.</w:t>
+      </w:r>
+      <w:r>
+        <w:t xml:space="preserve"> </w:t>
+      </w:r>
+      <w:r>
+        <w:t xml:space="preserve">홀트: 먼저 안전성입니다. 어떤 주입 깊이에서도, 어떤 동물에서도 심각한 반응은 없었고, 조직 샘플에서도 특이 사항이 없었어요. 깨끗한 결과예요. 쉽게 하는 말이 아닙니다.</w:t>
       </w:r>
     </w:p>
     <w:p>
@@ -376,13 +376,13 @@
         </w:numPr>
       </w:pPr>
       <w:r>
-        <w:t xml:space="preserve">HOLT: I’ll send the full report by noon. I’m sorry it’s not what you hoped.</w:t>
-      </w:r>
-      <w:r>
-        <w:t xml:space="preserve"> </w:t>
-      </w:r>
-      <w:r>
-        <w:t xml:space="preserve">홀트: 정오까지 전체 보고서를 보낼게요. 기대하신 결과가 아니라서 유감이에요.</w:t>
+        <w:t xml:space="preserve">HOLT: I’ll send the full report by noon, with the individual results for each group, so your team can check everything. I’m sorry it’s not what you hoped, but the study itself was solid.</w:t>
+      </w:r>
+      <w:r>
+        <w:t xml:space="preserve"> </w:t>
+      </w:r>
+      <w:r>
+        <w:t xml:space="preserve">홀트: 정오까지 그룹별 개별 결과를 포함한 전체 보고서를 보낼게요. 팀에서 전부 확인하실 수 있게요. 기대하신 결과가 아니라서 유감이지만, 시험 자체는 탄탄했어요.</w:t>
       </w:r>
     </w:p>
     <w:bookmarkEnd w:id="21"/>
@@ -678,13 +678,13 @@
         </w:numPr>
       </w:pPr>
       <w:r>
-        <w:t xml:space="preserve">ELENA: In real patients, we inject deeper for smile lines. Group three is unrealistic.</w:t>
-      </w:r>
-      <w:r>
-        <w:t xml:space="preserve"> </w:t>
-      </w:r>
-      <w:r>
-        <w:t xml:space="preserve">엘레나: 실제 환자는 팔자주름에 더 깊게 주사해요. 3그룹은 비현실적이에요.</w:t>
+        <w:t xml:space="preserve">ELENA: In real patients, we inject deeper for smile lines, because that’s where the filler sits. Nobody injects that close to the surface in a real clinic, so group three is unrealistic, I’m afraid.</w:t>
+      </w:r>
+      <w:r>
+        <w:t xml:space="preserve"> </w:t>
+      </w:r>
+      <w:r>
+        <w:t xml:space="preserve">엘레나: 실제 환자는 팔자주름에 더 깊게 주사해요. 필러가 거기 자리 잡으니까요. 실제 클리닉에서 그렇게 피부 표면 가까이 주사하는 사람은 없어요. 그래서 안타깝지만 3그룹은 비현실적이에요.</w:t>
       </w:r>
     </w:p>
     <w:p>
@@ -746,13 +746,13 @@
         </w:numPr>
       </w:pPr>
       <w:r>
-        <w:t xml:space="preserve">PRIYA: That’s cherry-picking. Choosing the best data to tell a better story.</w:t>
-      </w:r>
-      <w:r>
-        <w:t xml:space="preserve"> </w:t>
-      </w:r>
-      <w:r>
-        <w:t xml:space="preserve">프리야: 그건 체리피킹이야. 더 좋은 이야기를 하려고 최고의 데이터만 고르는 거.</w:t>
+        <w:t xml:space="preserve">PRIYA: That’s cherry-picking, Noah. It means choosing the best data to tell a better story. Investors see the good number first, they remember it, and the average at the bottom never really counts.</w:t>
+      </w:r>
+      <w:r>
+        <w:t xml:space="preserve"> </w:t>
+      </w:r>
+      <w:r>
+        <w:t xml:space="preserve">프리야: 그건 체리피킹이야, 노아. 더 좋은 이야기를 하려고 최고의 데이터만 고르는 거. 투자자는 좋은 숫자를 먼저 보고 그걸 기억해. 맨 아래 있는 평균은 사실상 아무 의미가 없어.</w:t>
       </w:r>
     </w:p>
     <w:p>
@@ -1041,13 +1041,13 @@
         </w:numPr>
       </w:pPr>
       <w:r>
-        <w:t xml:space="preserve">ELENA: In an emergency, I’d never use thirty units. I’d use much more. Repeatedly.</w:t>
-      </w:r>
-      <w:r>
-        <w:t xml:space="preserve"> </w:t>
-      </w:r>
-      <w:r>
-        <w:t xml:space="preserve">엘레나: 응급 상황에서 난 절대 30단위를 안 써요. 훨씬 많이 써요. 반복해서요.</w:t>
+        <w:t xml:space="preserve">ELENA: In an emergency, I’d never use thirty units. I’d use much more, and I’d repeat it until the blood flow came back. Thirty units is a small, careful dose.</w:t>
+      </w:r>
+      <w:r>
+        <w:t xml:space="preserve"> </w:t>
+      </w:r>
+      <w:r>
+        <w:t xml:space="preserve">엘레나: 응급 상황에서 난 절대 30단위를 안 써요. 훨씬 많이 쓰고, 혈류가 돌아올 때까지 반복해서 써요. 30단위는 작고 조심스러운 용량이에요.</w:t>
       </w:r>
     </w:p>
     <w:p>
@@ -1254,13 +1254,13 @@
         </w:numPr>
       </w:pPr>
       <w:r>
-        <w:t xml:space="preserve">PRIYA: The enzyme has to travel through tissue. It spreads slowly. Like ink in sand.</w:t>
-      </w:r>
-      <w:r>
-        <w:t xml:space="preserve"> </w:t>
-      </w:r>
-      <w:r>
-        <w:t xml:space="preserve">프리야: 효소가 조직을 통과해 이동해야 해요. 천천히 퍼지죠. 모래 속 잉크처럼.</w:t>
+        <w:t xml:space="preserve">PRIYA: The enzyme has to travel through tissue to reach the filler, and it spreads slowly, like ink in sand. In a test tube there’s nothing in the way, so the numbers look better.</w:t>
+      </w:r>
+      <w:r>
+        <w:t xml:space="preserve"> </w:t>
+      </w:r>
+      <w:r>
+        <w:t xml:space="preserve">프리야: 효소가 필러에 닿으려면 조직을 통과해 이동해야 하는데, 모래 속 잉크처럼 천천히 퍼져요. 시험관에선 가로막는 게 없으니까 숫자가 더 좋아 보이는 거예요.</w:t>
       </w:r>
     </w:p>
     <w:p>
@@ -1356,13 +1356,13 @@
         </w:numPr>
       </w:pPr>
       <w:r>
-        <w:t xml:space="preserve">PRIYA: Maybe. Smaller particles have more surface. I’d need months to test that.</w:t>
-      </w:r>
-      <w:r>
-        <w:t xml:space="preserve"> </w:t>
-      </w:r>
-      <w:r>
-        <w:t xml:space="preserve">프리야: 어쩌면요. 입자가 작을수록 표면적이 넓어요. 그걸 시험하려면 몇 달이 필요해요.</w:t>
+        <w:t xml:space="preserve">PRIYA: Maybe. Smaller particles have more surface, so the enzyme would have more places to work. But changing the formula means new stability tests, and I’d need months to test that properly.</w:t>
+      </w:r>
+      <w:r>
+        <w:t xml:space="preserve"> </w:t>
+      </w:r>
+      <w:r>
+        <w:t xml:space="preserve">프리야: 어쩌면요. 입자가 작을수록 표면적이 넓어서 효소가 작용할 곳이 많아지죠. 하지만 배합을 바꾸면 안정성 시험을 새로 해야 하고, 제대로 시험하려면 몇 달이 필요해요.</w:t>
       </w:r>
     </w:p>
     <w:p>
@@ -1612,7 +1612,7 @@
         <w:t xml:space="preserve"> </w:t>
       </w:r>
       <w:r>
-        <w:t xml:space="preserve">If that changes, I’d want to know.</w:t>
+        <w:t xml:space="preserve">That sentence is the reason I’m here. If that changes after one bad result, I’d want to know today, not in six months.</w:t>
       </w:r>
       <w:r>
         <w:t xml:space="preserve"> </w:t>
@@ -1633,7 +1633,7 @@
         <w:t xml:space="preserve">”</w:t>
       </w:r>
       <w:r>
-        <w:t xml:space="preserve">고 해서 들어왔어요. 그게 바뀐다면 알고 싶어요.</w:t>
+        <w:t xml:space="preserve">고 해서 들어왔어요. 그 한 문장이 제가 여기 있는 이유예요. 나쁜 결과 하나 때문에 그게 바뀐다면, 6개월 뒤가 아니라 오늘 알고 싶어요.</w:t>
       </w:r>
     </w:p>
     <w:p>
@@ -1773,13 +1773,13 @@
         </w:numPr>
       </w:pPr>
       <w:r>
-        <w:t xml:space="preserve">NOAH: I panicked. I saw five million dollars walking away.</w:t>
-      </w:r>
-      <w:r>
-        <w:t xml:space="preserve"> </w:t>
-      </w:r>
-      <w:r>
-        <w:t xml:space="preserve">노아: 당황했어. 500만 달러가 걸어 나가는 게 보였거든.</w:t>
+        <w:t xml:space="preserve">NOAH: I panicked. I saw five million dollars walking away, and I grabbed the first good number I could find. That’s the same thing I hated at Halvern.</w:t>
+      </w:r>
+      <w:r>
+        <w:t xml:space="preserve"> </w:t>
+      </w:r>
+      <w:r>
+        <w:t xml:space="preserve">노아: 당황했어. 500만 달러가 걸어 나가는 게 보였고, 눈에 띈 첫 번째 좋은 숫자를 붙잡았어. 그게 바로 내가 할번에서 싫어했던 거야.</w:t>
       </w:r>
     </w:p>
     <w:p>
@@ -1990,13 +1990,13 @@
         </w:numPr>
       </w:pPr>
       <w:r>
-        <w:t xml:space="preserve">MARCUS: Four. We propose a four-week test at an emergency dose. Same for both.</w:t>
-      </w:r>
-      <w:r>
-        <w:t xml:space="preserve"> </w:t>
-      </w:r>
-      <w:r>
-        <w:t xml:space="preserve">마커스: 넷. 응급 용량으로 4주 시험을 제안한다. 두 제품 동일하게.</w:t>
+        <w:t xml:space="preserve">MARCUS: Four. We propose a four-week test at an emergency dose, the same for both products. Dr. Holt says four weeks is realistic, so we’re not asking for something we can’t deliver.</w:t>
+      </w:r>
+      <w:r>
+        <w:t xml:space="preserve"> </w:t>
+      </w:r>
+      <w:r>
+        <w:t xml:space="preserve">마커스: 넷. 응급 용량으로 4주 시험을 제안한다. 두 제품 동일하게. 홀트 박사가 4주면 현실적이라고 했으니, 지킬 수 없는 걸 요청하는 게 아니야.</w:t>
       </w:r>
     </w:p>
     <w:p>
@@ -2092,13 +2092,13 @@
         </w:numPr>
       </w:pPr>
       <w:r>
-        <w:t xml:space="preserve">MARCUS: Call him. Don’t email. Bad news deserves a voice.</w:t>
-      </w:r>
-      <w:r>
-        <w:t xml:space="preserve"> </w:t>
-      </w:r>
-      <w:r>
-        <w:t xml:space="preserve">마커스: 전화해. 이메일 말고. 나쁜 소식은 목소리로 전해야 해.</w:t>
+        <w:t xml:space="preserve">MARCUS: Call him. Don’t email. Bad news deserves a voice, because an email can be read in the worst possible tone. On the phone, he hears that you’re not hiding, and he can ask questions.</w:t>
+      </w:r>
+      <w:r>
+        <w:t xml:space="preserve"> </w:t>
+      </w:r>
+      <w:r>
+        <w:t xml:space="preserve">마커스: 전화해. 이메일 말고. 나쁜 소식은 목소리로 전해야 해. 이메일은 최악의 말투로 읽힐 수 있거든. 전화로 하면 자네가 숨기지 않는다는 게 들리고, 그 사람도 질문할 수 있어.</w:t>
       </w:r>
     </w:p>
     <w:p>
@@ -2255,13 +2255,13 @@
         </w:numPr>
       </w:pPr>
       <w:r>
-        <w:t xml:space="preserve">NOAH: Safety was clean. Durability matched the comparator. But we missed the number.</w:t>
-      </w:r>
-      <w:r>
-        <w:t xml:space="preserve"> </w:t>
-      </w:r>
-      <w:r>
-        <w:t xml:space="preserve">노아: 안전성은 깨끗했고, 지속력은 비교 제품과 같았어요. 하지만 숫자를 못 맞췄어요.</w:t>
+        <w:t xml:space="preserve">NOAH: Safety was clean, with no serious reactions at all. Durability matched the comparator at eight weeks. Those parts went well. But we missed the number, and I’m not going to pretend otherwise.</w:t>
+      </w:r>
+      <w:r>
+        <w:t xml:space="preserve"> </w:t>
+      </w:r>
+      <w:r>
+        <w:t xml:space="preserve">노아: 안전성은 깨끗했어요. 심각한 반응이 전혀 없었고요. 지속력은 8주 시점에 비교 제품과 같았어요. 그 부분은 잘됐어요. 하지만 숫자는 못 맞췄고, 아닌 척하지 않을게요.</w:t>
       </w:r>
     </w:p>
     <w:p>
@@ -2323,13 +2323,13 @@
         </w:numPr>
       </w:pPr>
       <w:r>
-        <w:t xml:space="preserve">NOAH: It could be. So we want to test it. Four weeks, same dose for both.</w:t>
-      </w:r>
-      <w:r>
-        <w:t xml:space="preserve"> </w:t>
-      </w:r>
-      <w:r>
-        <w:t xml:space="preserve">노아: 그럴 수 있어요. 그래서 시험해 보고 싶어요. 4주, 두 제품 같은 용량으로.</w:t>
+        <w:t xml:space="preserve">NOAH: It could be. That’s exactly why we want to test it. Four weeks, at an emergency dose, the same dose for both products. If the number doesn’t move, you’ll know it was an excuse.</w:t>
+      </w:r>
+      <w:r>
+        <w:t xml:space="preserve"> </w:t>
+      </w:r>
+      <w:r>
+        <w:t xml:space="preserve">노아: 그럴 수 있어요. 그래서 바로 시험해 보고 싶은 거예요. 4주, 응급 용량으로, 두 제품 같은 용량으로요. 숫자가 안 움직이면, 그게 변명이었다는 걸 아시게 될 거예요.</w:t>
       </w:r>
     </w:p>
     <w:p>
@@ -2426,7 +2426,7 @@
     </w:p>
     <w:bookmarkEnd w:id="25"/>
     <w:bookmarkEnd w:id="26"/>
-    <w:bookmarkStart w:id="30" w:name="학습-부록"/>
+    <w:bookmarkStart w:id="31" w:name="학습-부록"/>
     <w:p>
       <w:pPr>
         <w:pStyle w:val="Heading2"/>
@@ -3247,8 +3247,307 @@
       </w:r>
     </w:p>
     <w:bookmarkEnd w:id="29"/>
+    <w:bookmarkStart w:id="30" w:name="긴-발화-분석"/>
+    <w:p>
+      <w:pPr>
+        <w:pStyle w:val="Heading3"/>
+      </w:pPr>
+      <w:r>
+        <w:t xml:space="preserve">④ 긴 발화 분석</w:t>
+      </w:r>
+    </w:p>
+    <w:p>
+      <w:pPr>
+        <w:pStyle w:val="BlockText"/>
+      </w:pPr>
+      <w:r>
+        <w:rPr>
+          <w:bCs/>
+          <w:b/>
+        </w:rPr>
+        <w:t xml:space="preserve">115턴 NOAH:</w:t>
+      </w:r>
+      <w:r>
+        <w:t xml:space="preserve"> </w:t>
+      </w:r>
+      <w:r>
+        <w:t xml:space="preserve">“</w:t>
+      </w:r>
+      <w:r>
+        <w:t xml:space="preserve">It could be. That’s exactly why we want to test it. Four weeks, at an emergency dose, the same dose for both products. If the number doesn’t move, you’ll know it was an excuse.</w:t>
+      </w:r>
+      <w:r>
+        <w:t xml:space="preserve">”</w:t>
+      </w:r>
+    </w:p>
+    <w:tbl>
+      <w:tblPr>
+        <w:tblStyle w:val="Table"/>
+        <w:tblW w:type="pct" w:w="5000"/>
+        <w:tblLook w:firstRow="1" w:lastRow="0" w:firstColumn="0" w:lastColumn="0" w:noHBand="0" w:noVBand="0" w:val="0020"/>
+        <w:jc w:val="start"/>
+      </w:tblPr>
+      <w:tblGrid>
+        <w:gridCol w:w="2640"/>
+        <w:gridCol w:w="2640"/>
+        <w:gridCol w:w="2640"/>
+      </w:tblGrid>
+      <w:tr>
+        <w:trPr>
+          <w:tblHeader w:val="true"/>
+        </w:trPr>
+        <w:tc>
+          <w:tcPr/>
+          <w:p>
+            <w:pPr>
+              <w:pStyle w:val="Compact"/>
+              <w:jc w:val="left"/>
+            </w:pPr>
+            <w:r>
+              <w:t xml:space="preserve">구조</w:t>
+            </w:r>
+          </w:p>
+        </w:tc>
+        <w:tc>
+          <w:tcPr/>
+          <w:p>
+            <w:pPr>
+              <w:pStyle w:val="Compact"/>
+              <w:jc w:val="left"/>
+            </w:pPr>
+            <w:r>
+              <w:t xml:space="preserve">영어</w:t>
+            </w:r>
+          </w:p>
+        </w:tc>
+        <w:tc>
+          <w:tcPr/>
+          <w:p>
+            <w:pPr>
+              <w:pStyle w:val="Compact"/>
+              <w:jc w:val="left"/>
+            </w:pPr>
+            <w:r>
+              <w:t xml:space="preserve">기능</w:t>
+            </w:r>
+          </w:p>
+        </w:tc>
+      </w:tr>
+      <w:tr>
+        <w:tc>
+          <w:tcPr/>
+          <w:p>
+            <w:pPr>
+              <w:pStyle w:val="Compact"/>
+              <w:jc w:val="left"/>
+            </w:pPr>
+            <w:r>
+              <w:t xml:space="preserve">① 인정(방어하지 않기)</w:t>
+            </w:r>
+          </w:p>
+        </w:tc>
+        <w:tc>
+          <w:tcPr/>
+          <w:p>
+            <w:pPr>
+              <w:pStyle w:val="Compact"/>
+              <w:jc w:val="left"/>
+            </w:pPr>
+            <w:r>
+              <w:t xml:space="preserve">It could be.</w:t>
+            </w:r>
+          </w:p>
+        </w:tc>
+        <w:tc>
+          <w:tcPr/>
+          <w:p>
+            <w:pPr>
+              <w:pStyle w:val="Compact"/>
+              <w:jc w:val="left"/>
+            </w:pPr>
+            <w:r>
+              <w:t xml:space="preserve">상대의 의심을 먼저 받아들여 대립을 낮춤</w:t>
+            </w:r>
+          </w:p>
+        </w:tc>
+      </w:tr>
+      <w:tr>
+        <w:tc>
+          <w:tcPr/>
+          <w:p>
+            <w:pPr>
+              <w:pStyle w:val="Compact"/>
+              <w:jc w:val="left"/>
+            </w:pPr>
+            <w:r>
+              <w:t xml:space="preserve">② 전환(의심 → 이유)</w:t>
+            </w:r>
+          </w:p>
+        </w:tc>
+        <w:tc>
+          <w:tcPr/>
+          <w:p>
+            <w:pPr>
+              <w:pStyle w:val="Compact"/>
+              <w:jc w:val="left"/>
+            </w:pPr>
+            <w:r>
+              <w:t xml:space="preserve">That’s exactly why we want to test it.</w:t>
+            </w:r>
+          </w:p>
+        </w:tc>
+        <w:tc>
+          <w:tcPr/>
+          <w:p>
+            <w:pPr>
+              <w:pStyle w:val="Compact"/>
+              <w:jc w:val="left"/>
+            </w:pPr>
+            <w:r>
+              <w:t xml:space="preserve">상대의 반론을 내 제안의 근거로 바꿈</w:t>
+            </w:r>
+          </w:p>
+        </w:tc>
+      </w:tr>
+      <w:tr>
+        <w:tc>
+          <w:tcPr/>
+          <w:p>
+            <w:pPr>
+              <w:pStyle w:val="Compact"/>
+              <w:jc w:val="left"/>
+            </w:pPr>
+            <w:r>
+              <w:t xml:space="preserve">③ 계획(구체 조건)</w:t>
+            </w:r>
+          </w:p>
+        </w:tc>
+        <w:tc>
+          <w:tcPr/>
+          <w:p>
+            <w:pPr>
+              <w:pStyle w:val="Compact"/>
+              <w:jc w:val="left"/>
+            </w:pPr>
+            <w:r>
+              <w:t xml:space="preserve">Four weeks, at an emergency dose, the same dose for both products.</w:t>
+            </w:r>
+          </w:p>
+        </w:tc>
+        <w:tc>
+          <w:tcPr/>
+          <w:p>
+            <w:pPr>
+              <w:pStyle w:val="Compact"/>
+              <w:jc w:val="left"/>
+            </w:pPr>
+            <w:r>
+              <w:t xml:space="preserve">기간·조건·공정성을 짧게 명시</w:t>
+            </w:r>
+          </w:p>
+        </w:tc>
+      </w:tr>
+      <w:tr>
+        <w:tc>
+          <w:tcPr/>
+          <w:p>
+            <w:pPr>
+              <w:pStyle w:val="Compact"/>
+              <w:jc w:val="left"/>
+            </w:pPr>
+            <w:r>
+              <w:t xml:space="preserve">④ 검증 기준(반증 가능성)</w:t>
+            </w:r>
+          </w:p>
+        </w:tc>
+        <w:tc>
+          <w:tcPr/>
+          <w:p>
+            <w:pPr>
+              <w:pStyle w:val="Compact"/>
+              <w:jc w:val="left"/>
+            </w:pPr>
+            <w:r>
+              <w:t xml:space="preserve">If the number doesn’t move, you’ll know it was an excuse.</w:t>
+            </w:r>
+          </w:p>
+        </w:tc>
+        <w:tc>
+          <w:tcPr/>
+          <w:p>
+            <w:pPr>
+              <w:pStyle w:val="Compact"/>
+              <w:jc w:val="left"/>
+            </w:pPr>
+            <w:r>
+              <w:t xml:space="preserve">실패 시 판단 기준까지 상대에게 넘겨 신뢰를 얻음</w:t>
+            </w:r>
+          </w:p>
+        </w:tc>
+      </w:tr>
+    </w:tbl>
+    <w:p>
+      <w:pPr>
+        <w:pStyle w:val="BodyText"/>
+      </w:pPr>
+      <w:r>
+        <w:rPr>
+          <w:bCs/>
+          <w:b/>
+        </w:rPr>
+        <w:t xml:space="preserve">활용 패턴:</w:t>
+      </w:r>
+      <w:r>
+        <w:t xml:space="preserve"> </w:t>
+      </w:r>
+      <w:r>
+        <w:t xml:space="preserve">It could be. → That’s exactly why… → 구체 계획 → If…, you’ll know…</w:t>
+      </w:r>
+      <w:r>
+        <w:t xml:space="preserve"> </w:t>
+      </w:r>
+      <w:r>
+        <w:rPr>
+          <w:bCs/>
+          <w:b/>
+        </w:rPr>
+        <w:t xml:space="preserve">연결 표현:</w:t>
+      </w:r>
+      <w:r>
+        <w:t xml:space="preserve"> </w:t>
+      </w:r>
+      <w:r>
+        <w:t xml:space="preserve">It could be(그럴 수도 있다) · That’s exactly why(바로 그래서) · If…, you’ll know…(~하면 ~라는 걸 알게 될 것이다)</w:t>
+      </w:r>
+      <w:r>
+        <w:t xml:space="preserve"> </w:t>
+      </w:r>
+      <w:r>
+        <w:rPr>
+          <w:bCs/>
+          <w:b/>
+        </w:rPr>
+        <w:t xml:space="preserve">연습:</w:t>
+      </w:r>
+      <w:r>
+        <w:t xml:space="preserve"> </w:t>
+      </w:r>
+      <w:r>
+        <w:t xml:space="preserve">“</w:t>
+      </w:r>
+      <w:r>
+        <w:t xml:space="preserve">그건 핑계 아닌가요?</w:t>
+      </w:r>
+      <w:r>
+        <w:t xml:space="preserve">”</w:t>
+      </w:r>
+      <w:r>
+        <w:t xml:space="preserve">라는 상사의 지적에 같은 구조로 30단어 안팎으로 답해 보기.</w:t>
+      </w:r>
+    </w:p>
     <w:bookmarkEnd w:id="30"/>
     <w:bookmarkEnd w:id="31"/>
+    <w:bookmarkEnd w:id="32"/>
     <w:sectPr/>
   </w:body>
 </w:document>

--- a/대본/2부/06화_One_Point_Eight.docx
+++ b/대본/2부/06화_One_Point_Eight.docx
@@ -2,7 +2,7 @@
 <file path=word/document.xml><?xml version="1.0" encoding="utf-8"?>
 <w:document xmlns:w="http://schemas.openxmlformats.org/wordprocessingml/2006/main" xmlns:m="http://schemas.openxmlformats.org/officeDocument/2006/math" xmlns:r="http://schemas.openxmlformats.org/officeDocument/2006/relationships" xmlns:o="urn:schemas-microsoft-com:office:office" xmlns:v="urn:schemas-microsoft-com:vml" xmlns:w10="urn:schemas-microsoft-com:office:word" xmlns:a="http://schemas.openxmlformats.org/drawingml/2006/main" xmlns:pic="http://schemas.openxmlformats.org/drawingml/2006/picture" xmlns:wp="http://schemas.openxmlformats.org/drawingml/2006/wordprocessingDrawing">
   <w:body>
-    <w:bookmarkStart w:id="32" w:name="ship-it-2부-6화"/>
+    <w:bookmarkStart w:id="38" w:name="ship-it-2부-6화"/>
     <w:p>
       <w:pPr>
         <w:pStyle w:val="Heading1"/>
@@ -132,257 +132,122 @@
     </w:p>
     <w:p>
       <w:pPr>
-        <w:numPr>
-          <w:ilvl w:val="0"/>
-          <w:numId w:val="1001"/>
-        </w:numPr>
+        <w:pStyle w:val="FirstParagraph"/>
       </w:pPr>
       <w:r>
         <w:t xml:space="preserve">HOLT: Good morning, Veyra. Ray Holt, study director. Can everyone see my screen?</w:t>
       </w:r>
-      <w:r>
-        <w:t xml:space="preserve"> </w:t>
-      </w:r>
-      <w:r>
-        <w:t xml:space="preserve">홀트: 안녕하세요, Veyra. 연구 책임자 레이 홀트입니다. 다들 제 화면 보이세요?</w:t>
-      </w:r>
-    </w:p>
-    <w:p>
-      <w:pPr>
-        <w:numPr>
-          <w:ilvl w:val="0"/>
-          <w:numId w:val="1001"/>
-        </w:numPr>
+    </w:p>
+    <w:p>
+      <w:pPr>
+        <w:pStyle w:val="BodyText"/>
       </w:pPr>
       <w:r>
         <w:t xml:space="preserve">MARCUS: We see it. Go ahead, Dr. Holt.</w:t>
       </w:r>
-      <w:r>
-        <w:t xml:space="preserve"> </w:t>
-      </w:r>
-      <w:r>
-        <w:t xml:space="preserve">마커스: 보여요. 시작하세요, 홀트 박사님.</w:t>
-      </w:r>
-    </w:p>
-    <w:p>
-      <w:pPr>
-        <w:numPr>
-          <w:ilvl w:val="0"/>
-          <w:numId w:val="1001"/>
-        </w:numPr>
+    </w:p>
+    <w:p>
+      <w:pPr>
+        <w:pStyle w:val="BodyText"/>
       </w:pPr>
       <w:r>
         <w:t xml:space="preserve">HOLT: First, safety. There were no serious reactions in any animal, at any injection depth, and nothing unusual in the tissue samples either. These are clean results, and I don’t say that lightly.</w:t>
       </w:r>
-      <w:r>
-        <w:t xml:space="preserve"> </w:t>
-      </w:r>
-      <w:r>
-        <w:t xml:space="preserve">홀트: 먼저 안전성입니다. 어떤 주입 깊이에서도, 어떤 동물에서도 심각한 반응은 없었고, 조직 샘플에서도 특이 사항이 없었어요. 깨끗한 결과예요. 쉽게 하는 말이 아닙니다.</w:t>
-      </w:r>
-    </w:p>
-    <w:p>
-      <w:pPr>
-        <w:numPr>
-          <w:ilvl w:val="0"/>
-          <w:numId w:val="1001"/>
-        </w:numPr>
+    </w:p>
+    <w:p>
+      <w:pPr>
+        <w:pStyle w:val="BodyText"/>
       </w:pPr>
       <w:r>
         <w:t xml:space="preserve">ELENA: That’s very good news.</w:t>
       </w:r>
-      <w:r>
-        <w:t xml:space="preserve"> </w:t>
-      </w:r>
-      <w:r>
-        <w:t xml:space="preserve">엘레나: 아주 좋은 소식이네요.</w:t>
-      </w:r>
-    </w:p>
-    <w:p>
-      <w:pPr>
-        <w:numPr>
-          <w:ilvl w:val="0"/>
-          <w:numId w:val="1001"/>
-        </w:numPr>
+    </w:p>
+    <w:p>
+      <w:pPr>
+        <w:pStyle w:val="BodyText"/>
       </w:pPr>
       <w:r>
         <w:t xml:space="preserve">HOLT: Second, durability. At eight weeks, Veyra and the comparator look the same.</w:t>
       </w:r>
-      <w:r>
-        <w:t xml:space="preserve"> </w:t>
-      </w:r>
-      <w:r>
-        <w:t xml:space="preserve">홀트: 둘째, 지속력. 8주 시점에 Veyra와 비교 제품이 똑같아 보여요.</w:t>
-      </w:r>
-    </w:p>
-    <w:p>
-      <w:pPr>
-        <w:numPr>
-          <w:ilvl w:val="0"/>
-          <w:numId w:val="1001"/>
-        </w:numPr>
+    </w:p>
+    <w:p>
+      <w:pPr>
+        <w:pStyle w:val="BodyText"/>
       </w:pPr>
       <w:r>
         <w:t xml:space="preserve">LEO: So it’s lasting. At least so far.</w:t>
       </w:r>
-      <w:r>
-        <w:t xml:space="preserve"> </w:t>
-      </w:r>
-      <w:r>
-        <w:t xml:space="preserve">레오: 그러니까 유지되고 있네요. 적어도 지금까지는.</w:t>
-      </w:r>
-    </w:p>
-    <w:p>
-      <w:pPr>
-        <w:numPr>
-          <w:ilvl w:val="0"/>
-          <w:numId w:val="1001"/>
-        </w:numPr>
+    </w:p>
+    <w:p>
+      <w:pPr>
+        <w:pStyle w:val="BodyText"/>
       </w:pPr>
       <w:r>
         <w:t xml:space="preserve">HOLT: So far. Third, dissolution. The main endpoint.</w:t>
       </w:r>
-      <w:r>
-        <w:t xml:space="preserve"> </w:t>
-      </w:r>
-      <w:r>
-        <w:t xml:space="preserve">홀트: 지금까지는요. 셋째, 용해. 주요 평가변수요.</w:t>
-      </w:r>
-    </w:p>
-    <w:p>
-      <w:pPr>
-        <w:numPr>
-          <w:ilvl w:val="0"/>
-          <w:numId w:val="1001"/>
-        </w:numPr>
+    </w:p>
+    <w:p>
+      <w:pPr>
+        <w:pStyle w:val="BodyText"/>
       </w:pPr>
       <w:r>
         <w:t xml:space="preserve">NOAH: The two point five.</w:t>
       </w:r>
-      <w:r>
-        <w:t xml:space="preserve"> </w:t>
-      </w:r>
-      <w:r>
-        <w:t xml:space="preserve">노아: 2.5배.</w:t>
-      </w:r>
-    </w:p>
-    <w:p>
-      <w:pPr>
-        <w:numPr>
-          <w:ilvl w:val="0"/>
-          <w:numId w:val="1001"/>
-        </w:numPr>
+    </w:p>
+    <w:p>
+      <w:pPr>
+        <w:pStyle w:val="BodyText"/>
       </w:pPr>
       <w:r>
         <w:t xml:space="preserve">HOLT: Veyra dissolved one point eight times faster than the comparator. On average.</w:t>
       </w:r>
-      <w:r>
-        <w:t xml:space="preserve"> </w:t>
-      </w:r>
-      <w:r>
-        <w:t xml:space="preserve">홀트: Veyra는 비교 제품보다 평균 1.8배 빨리 녹았어요.</w:t>
-      </w:r>
-    </w:p>
-    <w:p>
-      <w:pPr>
-        <w:numPr>
-          <w:ilvl w:val="0"/>
-          <w:numId w:val="1001"/>
-        </w:numPr>
+    </w:p>
+    <w:p>
+      <w:pPr>
+        <w:pStyle w:val="BodyText"/>
       </w:pPr>
       <w:r>
         <w:t xml:space="preserve">PRIYA: One point eight.</w:t>
       </w:r>
-      <w:r>
-        <w:t xml:space="preserve"> </w:t>
-      </w:r>
-      <w:r>
-        <w:t xml:space="preserve">프리야: 1.8.</w:t>
-      </w:r>
-    </w:p>
-    <w:p>
-      <w:pPr>
-        <w:numPr>
-          <w:ilvl w:val="0"/>
-          <w:numId w:val="1001"/>
-        </w:numPr>
+    </w:p>
+    <w:p>
+      <w:pPr>
+        <w:pStyle w:val="BodyText"/>
       </w:pPr>
       <w:r>
         <w:t xml:space="preserve">HOLT: Faster, yes. Statistically clear. But not two point five.</w:t>
       </w:r>
-      <w:r>
-        <w:t xml:space="preserve"> </w:t>
-      </w:r>
-      <w:r>
-        <w:t xml:space="preserve">홀트: 더 빠른 건 맞아요. 통계적으로 명확해요. 하지만 2.5는 아니에요.</w:t>
-      </w:r>
-    </w:p>
-    <w:p>
-      <w:pPr>
-        <w:numPr>
-          <w:ilvl w:val="0"/>
-          <w:numId w:val="1001"/>
-        </w:numPr>
+    </w:p>
+    <w:p>
+      <w:pPr>
+        <w:pStyle w:val="BodyText"/>
       </w:pPr>
       <w:r>
         <w:t xml:space="preserve">MARCUS: Any problems with the study itself? Sample handling? Shipping?</w:t>
       </w:r>
-      <w:r>
-        <w:t xml:space="preserve"> </w:t>
-      </w:r>
-      <w:r>
-        <w:t xml:space="preserve">마커스: 시험 자체에 문제는 없었어요? 샘플 취급? 운송?</w:t>
-      </w:r>
-    </w:p>
-    <w:p>
-      <w:pPr>
-        <w:numPr>
-          <w:ilvl w:val="0"/>
-          <w:numId w:val="1001"/>
-        </w:numPr>
+    </w:p>
+    <w:p>
+      <w:pPr>
+        <w:pStyle w:val="BodyText"/>
       </w:pPr>
       <w:r>
         <w:t xml:space="preserve">HOLT: None. Your samples arrived perfect. Leo packed them well.</w:t>
       </w:r>
-      <w:r>
-        <w:t xml:space="preserve"> </w:t>
-      </w:r>
-      <w:r>
-        <w:t xml:space="preserve">홀트: 없어요. 샘플은 완벽하게 도착했어요. 레오가 포장을 잘했더군요.</w:t>
-      </w:r>
-    </w:p>
-    <w:p>
-      <w:pPr>
-        <w:numPr>
-          <w:ilvl w:val="0"/>
-          <w:numId w:val="1001"/>
-        </w:numPr>
+    </w:p>
+    <w:p>
+      <w:pPr>
+        <w:pStyle w:val="BodyText"/>
       </w:pPr>
       <w:r>
         <w:t xml:space="preserve">LEO: Thanks. I drove them down myself.</w:t>
       </w:r>
-      <w:r>
-        <w:t xml:space="preserve"> </w:t>
-      </w:r>
-      <w:r>
-        <w:t xml:space="preserve">레오: 감사합니다. 제가 직접 운전해서 가져갔어요.</w:t>
-      </w:r>
-    </w:p>
-    <w:p>
-      <w:pPr>
-        <w:numPr>
-          <w:ilvl w:val="0"/>
-          <w:numId w:val="1001"/>
-        </w:numPr>
+    </w:p>
+    <w:p>
+      <w:pPr>
+        <w:pStyle w:val="BodyText"/>
       </w:pPr>
       <w:r>
         <w:t xml:space="preserve">HOLT: I’ll send the full report by noon, with the individual results for each group, so your team can check everything. I’m sorry it’s not what you hoped, but the study itself was solid.</w:t>
-      </w:r>
-      <w:r>
-        <w:t xml:space="preserve"> </w:t>
-      </w:r>
-      <w:r>
-        <w:t xml:space="preserve">홀트: 정오까지 그룹별 개별 결과를 포함한 전체 보고서를 보낼게요. 팀에서 전부 확인하실 수 있게요. 기대하신 결과가 아니라서 유감이지만, 시험 자체는 탄탄했어요.</w:t>
       </w:r>
     </w:p>
     <w:bookmarkEnd w:id="21"/>
@@ -397,30 +262,54 @@
     </w:p>
     <w:p>
       <w:pPr>
-        <w:numPr>
-          <w:ilvl w:val="0"/>
-          <w:numId w:val="1002"/>
-        </w:numPr>
+        <w:pStyle w:val="FirstParagraph"/>
       </w:pPr>
       <w:r>
         <w:t xml:space="preserve">NOAH: Okay. Okay. Let’s not panic.</w:t>
       </w:r>
+    </w:p>
+    <w:p>
+      <w:pPr>
+        <w:pStyle w:val="BodyText"/>
+      </w:pPr>
+      <w:r>
+        <w:t xml:space="preserve">MARCUS: Nobody’s panicking. You’re the only one saying</w:t>
+      </w:r>
       <w:r>
         <w:t xml:space="preserve"> </w:t>
       </w:r>
       <w:r>
-        <w:t xml:space="preserve">노아: 좋아. 좋아. 당황하지 말자.</w:t>
-      </w:r>
-    </w:p>
-    <w:p>
-      <w:pPr>
-        <w:numPr>
-          <w:ilvl w:val="0"/>
-          <w:numId w:val="1002"/>
-        </w:numPr>
-      </w:pPr>
-      <w:r>
-        <w:t xml:space="preserve">MARCUS: Nobody’s panicking. You’re the only one saying</w:t>
+        <w:t xml:space="preserve">“</w:t>
+      </w:r>
+      <w:r>
+        <w:t xml:space="preserve">panic.</w:t>
+      </w:r>
+      <w:r>
+        <w:t xml:space="preserve">”</w:t>
+      </w:r>
+    </w:p>
+    <w:p>
+      <w:pPr>
+        <w:pStyle w:val="BodyText"/>
+      </w:pPr>
+      <w:r>
+        <w:t xml:space="preserve">NOAH: Richard’s condition was two point five. We have twenty-seven days left.</w:t>
+      </w:r>
+    </w:p>
+    <w:p>
+      <w:pPr>
+        <w:pStyle w:val="BodyText"/>
+      </w:pPr>
+      <w:r>
+        <w:t xml:space="preserve">ELENA: One point eight is still faster. That’s real progress.</w:t>
+      </w:r>
+    </w:p>
+    <w:p>
+      <w:pPr>
+        <w:pStyle w:val="BodyText"/>
+      </w:pPr>
+      <w:r>
+        <w:t xml:space="preserve">PRIYA: It’s not enough. Not for the term sheet. Not for the</w:t>
       </w:r>
       <w:r>
         <w:t xml:space="preserve"> </w:t>
@@ -429,16 +318,174 @@
         <w:t xml:space="preserve">“</w:t>
       </w:r>
       <w:r>
-        <w:t xml:space="preserve">panic.</w:t>
+        <w:t xml:space="preserve">one thing.</w:t>
       </w:r>
       <w:r>
         <w:t xml:space="preserve">”</w:t>
       </w:r>
+    </w:p>
+    <w:p>
+      <w:pPr>
+        <w:pStyle w:val="BodyText"/>
+      </w:pPr>
+      <w:r>
+        <w:t xml:space="preserve">LEO: Can I see the individual results? Not just the average?</w:t>
+      </w:r>
+    </w:p>
+    <w:p>
+      <w:pPr>
+        <w:pStyle w:val="BodyText"/>
+      </w:pPr>
+      <w:r>
+        <w:t xml:space="preserve">MARCUS: Good question. Averages hide things.</w:t>
+      </w:r>
+    </w:p>
+    <w:p>
+      <w:pPr>
+        <w:pStyle w:val="BodyText"/>
+      </w:pPr>
+      <w:r>
+        <w:t xml:space="preserve">PRIYA: Here. Three groups. Different injection depths.</w:t>
+      </w:r>
+    </w:p>
+    <w:p>
+      <w:pPr>
+        <w:pStyle w:val="BodyText"/>
+      </w:pPr>
+      <w:r>
+        <w:t xml:space="preserve">LEO: Group one, one point four. Group two, one point five. Group three, two point six.</w:t>
+      </w:r>
+    </w:p>
+    <w:p>
+      <w:pPr>
+        <w:pStyle w:val="BodyText"/>
+      </w:pPr>
+      <w:r>
+        <w:t xml:space="preserve">NOAH: Two point six! Group three passed!</w:t>
+      </w:r>
+    </w:p>
+    <w:p>
+      <w:pPr>
+        <w:pStyle w:val="BodyText"/>
+      </w:pPr>
+      <w:r>
+        <w:t xml:space="preserve">PRIYA: One group out of three, Noah.</w:t>
+      </w:r>
+    </w:p>
+    <w:p>
+      <w:pPr>
+        <w:pStyle w:val="BodyText"/>
+      </w:pPr>
+      <w:r>
+        <w:t xml:space="preserve">NOAH: But it shows it’s possible. What’s different about group three?</w:t>
+      </w:r>
+    </w:p>
+    <w:p>
+      <w:pPr>
+        <w:pStyle w:val="BodyText"/>
+      </w:pPr>
+      <w:r>
+        <w:t xml:space="preserve">LEO: Shallow injections. Close to the skin surface.</w:t>
+      </w:r>
+    </w:p>
+    <w:p>
+      <w:pPr>
+        <w:pStyle w:val="BodyText"/>
+      </w:pPr>
+      <w:r>
+        <w:t xml:space="preserve">ELENA: In real patients, we inject deeper for smile lines, because that’s where the filler sits. Nobody injects that close to the surface in a real clinic, so group three is unrealistic, I’m afraid.</w:t>
+      </w:r>
+    </w:p>
+    <w:p>
+      <w:pPr>
+        <w:pStyle w:val="BodyText"/>
+      </w:pPr>
+      <w:r>
+        <w:t xml:space="preserve">NOAH: But we could lead with group three. In the update to Richard.</w:t>
+      </w:r>
+    </w:p>
+    <w:p>
+      <w:pPr>
+        <w:pStyle w:val="BodyText"/>
+      </w:pPr>
+      <w:r>
+        <w:t xml:space="preserve">PRIYA: You mean show only the good number?</w:t>
+      </w:r>
+    </w:p>
+    <w:p>
+      <w:pPr>
+        <w:pStyle w:val="BodyText"/>
+      </w:pPr>
+      <w:r>
+        <w:t xml:space="preserve">NOAH: Not only. First. We’d show the average too. Later in the email.</w:t>
+      </w:r>
+    </w:p>
+    <w:p>
+      <w:pPr>
+        <w:pStyle w:val="BodyText"/>
+      </w:pPr>
+      <w:r>
+        <w:t xml:space="preserve">PRIYA: That’s cherry-picking, Noah. It means choosing the best data to tell a better story. Investors see the good number first, they remember it, and the average at the bottom never really counts.</w:t>
+      </w:r>
+    </w:p>
+    <w:p>
+      <w:pPr>
+        <w:pStyle w:val="BodyText"/>
+      </w:pPr>
+      <w:r>
+        <w:t xml:space="preserve">NOAH: It’s framing. Every company frames its data.</w:t>
+      </w:r>
+    </w:p>
+    <w:p>
+      <w:pPr>
+        <w:pStyle w:val="BodyText"/>
+      </w:pPr>
+      <w:r>
+        <w:t xml:space="preserve">PRIYA: With all due respect, that’s what Halvern does.</w:t>
+      </w:r>
       <w:r>
         <w:t xml:space="preserve"> </w:t>
       </w:r>
       <w:r>
-        <w:t xml:space="preserve">마커스: 아무도 당황 안 했어.</w:t>
+        <w:t xml:space="preserve">“</w:t>
+      </w:r>
+      <w:r>
+        <w:t xml:space="preserve">Results that stay.</w:t>
+      </w:r>
+      <w:r>
+        <w:t xml:space="preserve">”</w:t>
+      </w:r>
+    </w:p>
+    <w:p>
+      <w:pPr>
+        <w:pStyle w:val="BodyText"/>
+      </w:pPr>
+      <w:r>
+        <w:t xml:space="preserve">NOAH: That’s not fair.</w:t>
+      </w:r>
+    </w:p>
+    <w:p>
+      <w:pPr>
+        <w:pStyle w:val="BodyText"/>
+      </w:pPr>
+      <w:r>
+        <w:t xml:space="preserve">PRIYA: Isn’t it? You told Elena marketing hides things. You helped hide them.</w:t>
+      </w:r>
+    </w:p>
+    <w:p>
+      <w:pPr>
+        <w:pStyle w:val="BodyText"/>
+      </w:pPr>
+      <w:r>
+        <w:t xml:space="preserve">MARCUS: Okay. Both of you. Inside, argue. But argue with facts.</w:t>
+      </w:r>
+    </w:p>
+    <w:p>
+      <w:pPr>
+        <w:pStyle w:val="BodyText"/>
+      </w:pPr>
+      <w:r>
+        <w:t xml:space="preserve">NOAH: Fine. Facts. Richard will read</w:t>
       </w:r>
       <w:r>
         <w:t xml:space="preserve"> </w:t>
@@ -447,658 +494,104 @@
         <w:t xml:space="preserve">“</w:t>
       </w:r>
       <w:r>
-        <w:t xml:space="preserve">당황</w:t>
+        <w:t xml:space="preserve">one point eight</w:t>
       </w:r>
       <w:r>
         <w:t xml:space="preserve">”</w:t>
       </w:r>
       <w:r>
-        <w:t xml:space="preserve">이란 말을 하는 건 자네뿐이야.</w:t>
-      </w:r>
-    </w:p>
-    <w:p>
-      <w:pPr>
-        <w:numPr>
-          <w:ilvl w:val="0"/>
-          <w:numId w:val="1002"/>
-        </w:numPr>
-      </w:pPr>
-      <w:r>
-        <w:t xml:space="preserve">NOAH: Richard’s condition was two point five. We have twenty-seven days left.</w:t>
-      </w:r>
-      <w:r>
         <w:t xml:space="preserve"> </w:t>
       </w:r>
       <w:r>
-        <w:t xml:space="preserve">노아: 리처드 조건이 2.5였어요. 27일 남았어요.</w:t>
-      </w:r>
-    </w:p>
-    <w:p>
-      <w:pPr>
-        <w:numPr>
-          <w:ilvl w:val="0"/>
-          <w:numId w:val="1002"/>
-        </w:numPr>
-      </w:pPr>
-      <w:r>
-        <w:t xml:space="preserve">ELENA: One point eight is still faster. That’s real progress.</w:t>
-      </w:r>
-      <w:r>
-        <w:t xml:space="preserve"> </w:t>
-      </w:r>
-      <w:r>
-        <w:t xml:space="preserve">엘레나: 1.8도 여전히 더 빨라요. 진짜 진전이에요.</w:t>
-      </w:r>
-    </w:p>
-    <w:p>
-      <w:pPr>
-        <w:numPr>
-          <w:ilvl w:val="0"/>
-          <w:numId w:val="1002"/>
-        </w:numPr>
-      </w:pPr>
-      <w:r>
-        <w:t xml:space="preserve">PRIYA: It’s not enough. Not for the term sheet. Not for the</w:t>
-      </w:r>
-      <w:r>
-        <w:t xml:space="preserve"> </w:t>
-      </w:r>
-      <w:r>
-        <w:t xml:space="preserve">“</w:t>
-      </w:r>
-      <w:r>
-        <w:t xml:space="preserve">one thing.</w:t>
-      </w:r>
-      <w:r>
-        <w:t xml:space="preserve">”</w:t>
-      </w:r>
-      <w:r>
-        <w:t xml:space="preserve"> </w:t>
-      </w:r>
-      <w:r>
-        <w:t xml:space="preserve">프리야: 충분하지 않아요. 텀싯에도.</w:t>
-      </w:r>
-      <w:r>
-        <w:t xml:space="preserve"> </w:t>
-      </w:r>
-      <w:r>
-        <w:t xml:space="preserve">“</w:t>
-      </w:r>
-      <w:r>
-        <w:t xml:space="preserve">단 하나의 핵심</w:t>
-      </w:r>
-      <w:r>
-        <w:t xml:space="preserve">”</w:t>
-      </w:r>
-      <w:r>
-        <w:t xml:space="preserve">에도.</w:t>
-      </w:r>
-    </w:p>
-    <w:p>
-      <w:pPr>
-        <w:numPr>
-          <w:ilvl w:val="0"/>
-          <w:numId w:val="1002"/>
-        </w:numPr>
-      </w:pPr>
-      <w:r>
-        <w:t xml:space="preserve">LEO: Can I see the individual results? Not just the average?</w:t>
-      </w:r>
-      <w:r>
-        <w:t xml:space="preserve"> </w:t>
-      </w:r>
-      <w:r>
-        <w:t xml:space="preserve">레오: 개별 결과를 볼 수 있을까요? 평균 말고요?</w:t>
-      </w:r>
-    </w:p>
-    <w:p>
-      <w:pPr>
-        <w:numPr>
-          <w:ilvl w:val="0"/>
-          <w:numId w:val="1002"/>
-        </w:numPr>
-      </w:pPr>
-      <w:r>
-        <w:t xml:space="preserve">MARCUS: Good question. Averages hide things.</w:t>
-      </w:r>
-      <w:r>
-        <w:t xml:space="preserve"> </w:t>
-      </w:r>
-      <w:r>
-        <w:t xml:space="preserve">마커스: 좋은 질문이야. 평균은 많은 걸 숨기지.</w:t>
-      </w:r>
-    </w:p>
-    <w:p>
-      <w:pPr>
-        <w:numPr>
-          <w:ilvl w:val="0"/>
-          <w:numId w:val="1002"/>
-        </w:numPr>
-      </w:pPr>
-      <w:r>
-        <w:t xml:space="preserve">PRIYA: Here. Three groups. Different injection depths.</w:t>
-      </w:r>
-      <w:r>
-        <w:t xml:space="preserve"> </w:t>
-      </w:r>
-      <w:r>
-        <w:t xml:space="preserve">프리야: 여기. 세 그룹. 주입 깊이가 다 달라요.</w:t>
-      </w:r>
-    </w:p>
-    <w:p>
-      <w:pPr>
-        <w:numPr>
-          <w:ilvl w:val="0"/>
-          <w:numId w:val="1002"/>
-        </w:numPr>
-      </w:pPr>
-      <w:r>
-        <w:t xml:space="preserve">LEO: Group one, one point four. Group two, one point five. Group three, two point six.</w:t>
-      </w:r>
-      <w:r>
-        <w:t xml:space="preserve"> </w:t>
-      </w:r>
-      <w:r>
-        <w:t xml:space="preserve">레오: 1그룹 1.4. 2그룹 1.5. 3그룹 2.6.</w:t>
-      </w:r>
-    </w:p>
-    <w:p>
-      <w:pPr>
-        <w:numPr>
-          <w:ilvl w:val="0"/>
-          <w:numId w:val="1002"/>
-        </w:numPr>
-      </w:pPr>
-      <w:r>
-        <w:t xml:space="preserve">NOAH: Two point six! Group three passed!</w:t>
-      </w:r>
-      <w:r>
-        <w:t xml:space="preserve"> </w:t>
-      </w:r>
-      <w:r>
-        <w:t xml:space="preserve">노아: 2.6! 3그룹은 통과했어!</w:t>
-      </w:r>
-    </w:p>
-    <w:p>
-      <w:pPr>
-        <w:numPr>
-          <w:ilvl w:val="0"/>
-          <w:numId w:val="1002"/>
-        </w:numPr>
-      </w:pPr>
-      <w:r>
-        <w:t xml:space="preserve">PRIYA: One group out of three, Noah.</w:t>
-      </w:r>
-      <w:r>
-        <w:t xml:space="preserve"> </w:t>
-      </w:r>
-      <w:r>
-        <w:t xml:space="preserve">프리야: 세 그룹 중 한 그룹이야, 노아.</w:t>
-      </w:r>
-    </w:p>
-    <w:p>
-      <w:pPr>
-        <w:numPr>
-          <w:ilvl w:val="0"/>
-          <w:numId w:val="1002"/>
-        </w:numPr>
-      </w:pPr>
-      <w:r>
-        <w:t xml:space="preserve">NOAH: But it shows it’s possible. What’s different about group three?</w:t>
-      </w:r>
-      <w:r>
-        <w:t xml:space="preserve"> </w:t>
-      </w:r>
-      <w:r>
-        <w:t xml:space="preserve">노아: 그래도 가능하다는 걸 보여 주잖아. 3그룹은 뭐가 달라?</w:t>
-      </w:r>
-    </w:p>
-    <w:p>
-      <w:pPr>
-        <w:numPr>
-          <w:ilvl w:val="0"/>
-          <w:numId w:val="1002"/>
-        </w:numPr>
-      </w:pPr>
-      <w:r>
-        <w:t xml:space="preserve">LEO: Shallow injections. Close to the skin surface.</w:t>
-      </w:r>
-      <w:r>
-        <w:t xml:space="preserve"> </w:t>
-      </w:r>
-      <w:r>
-        <w:t xml:space="preserve">레오: 얕은 주입이요. 피부 표면에 가까운.</w:t>
-      </w:r>
-    </w:p>
-    <w:p>
-      <w:pPr>
-        <w:numPr>
-          <w:ilvl w:val="0"/>
-          <w:numId w:val="1002"/>
-        </w:numPr>
-      </w:pPr>
-      <w:r>
-        <w:t xml:space="preserve">ELENA: In real patients, we inject deeper for smile lines, because that’s where the filler sits. Nobody injects that close to the surface in a real clinic, so group three is unrealistic, I’m afraid.</w:t>
-      </w:r>
-      <w:r>
-        <w:t xml:space="preserve"> </w:t>
-      </w:r>
-      <w:r>
-        <w:t xml:space="preserve">엘레나: 실제 환자는 팔자주름에 더 깊게 주사해요. 필러가 거기 자리 잡으니까요. 실제 클리닉에서 그렇게 피부 표면 가까이 주사하는 사람은 없어요. 그래서 안타깝지만 3그룹은 비현실적이에요.</w:t>
-      </w:r>
-    </w:p>
-    <w:p>
-      <w:pPr>
-        <w:numPr>
-          <w:ilvl w:val="0"/>
-          <w:numId w:val="1002"/>
-        </w:numPr>
-      </w:pPr>
-      <w:r>
-        <w:t xml:space="preserve">NOAH: But we could lead with group three. In the update to Richard.</w:t>
-      </w:r>
-      <w:r>
-        <w:t xml:space="preserve"> </w:t>
-      </w:r>
-      <w:r>
-        <w:t xml:space="preserve">노아: 그래도 리처드에게 보내는 업데이트에서 3그룹을 앞세울 수 있잖아.</w:t>
-      </w:r>
-    </w:p>
-    <w:p>
-      <w:pPr>
-        <w:numPr>
-          <w:ilvl w:val="0"/>
-          <w:numId w:val="1002"/>
-        </w:numPr>
-      </w:pPr>
-      <w:r>
-        <w:t xml:space="preserve">PRIYA: You mean show only the good number?</w:t>
-      </w:r>
-      <w:r>
-        <w:t xml:space="preserve"> </w:t>
-      </w:r>
-      <w:r>
-        <w:t xml:space="preserve">프리야: 좋은 숫자만 보여 주자는 거야?</w:t>
-      </w:r>
-    </w:p>
-    <w:p>
-      <w:pPr>
-        <w:numPr>
-          <w:ilvl w:val="0"/>
-          <w:numId w:val="1002"/>
-        </w:numPr>
-      </w:pPr>
-      <w:r>
-        <w:t xml:space="preserve">NOAH: Not only. First. We’d show the average too. Later in the email.</w:t>
-      </w:r>
-      <w:r>
-        <w:t xml:space="preserve"> </w:t>
-      </w:r>
-      <w:r>
-        <w:t xml:space="preserve">노아: 그것만이 아니라, 먼저. 평균도 보여 줄 거야. 이메일 뒷부분에.</w:t>
-      </w:r>
-    </w:p>
-    <w:p>
-      <w:pPr>
-        <w:numPr>
-          <w:ilvl w:val="0"/>
-          <w:numId w:val="1002"/>
-        </w:numPr>
-      </w:pPr>
-      <w:r>
-        <w:t xml:space="preserve">PRIYA: That’s cherry-picking, Noah. It means choosing the best data to tell a better story. Investors see the good number first, they remember it, and the average at the bottom never really counts.</w:t>
-      </w:r>
-      <w:r>
-        <w:t xml:space="preserve"> </w:t>
-      </w:r>
-      <w:r>
-        <w:t xml:space="preserve">프리야: 그건 체리피킹이야, 노아. 더 좋은 이야기를 하려고 최고의 데이터만 고르는 거. 투자자는 좋은 숫자를 먼저 보고 그걸 기억해. 맨 아래 있는 평균은 사실상 아무 의미가 없어.</w:t>
-      </w:r>
-    </w:p>
-    <w:p>
-      <w:pPr>
-        <w:numPr>
-          <w:ilvl w:val="0"/>
-          <w:numId w:val="1002"/>
-        </w:numPr>
-      </w:pPr>
-      <w:r>
-        <w:t xml:space="preserve">NOAH: It’s framing. Every company frames its data.</w:t>
-      </w:r>
-      <w:r>
-        <w:t xml:space="preserve"> </w:t>
-      </w:r>
-      <w:r>
-        <w:t xml:space="preserve">노아: 그건 프레이밍이야. 모든 회사가 데이터를 프레이밍해.</w:t>
-      </w:r>
-    </w:p>
-    <w:p>
-      <w:pPr>
-        <w:numPr>
-          <w:ilvl w:val="0"/>
-          <w:numId w:val="1002"/>
-        </w:numPr>
-      </w:pPr>
-      <w:r>
-        <w:t xml:space="preserve">PRIYA: With all due respect, that’s what Halvern does.</w:t>
-      </w:r>
-      <w:r>
-        <w:t xml:space="preserve"> </w:t>
-      </w:r>
-      <w:r>
-        <w:t xml:space="preserve">“</w:t>
-      </w:r>
-      <w:r>
-        <w:t xml:space="preserve">Results that stay.</w:t>
-      </w:r>
-      <w:r>
-        <w:t xml:space="preserve">”</w:t>
-      </w:r>
-      <w:r>
-        <w:t xml:space="preserve"> </w:t>
-      </w:r>
-      <w:r>
-        <w:t xml:space="preserve">프리야: 외람되지만, 그게 할번이 하는 짓이야.</w:t>
-      </w:r>
-      <w:r>
-        <w:t xml:space="preserve"> </w:t>
-      </w:r>
-      <w:r>
-        <w:t xml:space="preserve">“</w:t>
-      </w:r>
-      <w:r>
-        <w:t xml:space="preserve">머무는 결과.</w:t>
-      </w:r>
-      <w:r>
-        <w:t xml:space="preserve">”</w:t>
-      </w:r>
-    </w:p>
-    <w:p>
-      <w:pPr>
-        <w:numPr>
-          <w:ilvl w:val="0"/>
-          <w:numId w:val="1002"/>
-        </w:numPr>
-      </w:pPr>
-      <w:r>
-        <w:t xml:space="preserve">NOAH: That’s not fair.</w:t>
-      </w:r>
-      <w:r>
-        <w:t xml:space="preserve"> </w:t>
-      </w:r>
-      <w:r>
-        <w:t xml:space="preserve">노아: 그건 공정하지 않아.</w:t>
-      </w:r>
-    </w:p>
-    <w:p>
-      <w:pPr>
-        <w:numPr>
-          <w:ilvl w:val="0"/>
-          <w:numId w:val="1002"/>
-        </w:numPr>
-      </w:pPr>
-      <w:r>
-        <w:t xml:space="preserve">PRIYA: Isn’t it? You told Elena marketing hides things. You helped hide them.</w:t>
-      </w:r>
-      <w:r>
-        <w:t xml:space="preserve"> </w:t>
-      </w:r>
-      <w:r>
-        <w:t xml:space="preserve">프리야: 그래? 네가 엘레나한테 마케팅은 숨긴다고 했잖아. 너도 숨기는 데 한몫했다고.</w:t>
-      </w:r>
-    </w:p>
-    <w:p>
-      <w:pPr>
-        <w:numPr>
-          <w:ilvl w:val="0"/>
-          <w:numId w:val="1002"/>
-        </w:numPr>
-      </w:pPr>
-      <w:r>
-        <w:t xml:space="preserve">MARCUS: Okay. Both of you. Inside, argue. But argue with facts.</w:t>
-      </w:r>
-      <w:r>
-        <w:t xml:space="preserve"> </w:t>
-      </w:r>
-      <w:r>
-        <w:t xml:space="preserve">마커스: 좋아. 둘 다. 안에선 논쟁해. 하지만 사실로 논쟁해.</w:t>
-      </w:r>
-    </w:p>
-    <w:p>
-      <w:pPr>
-        <w:numPr>
-          <w:ilvl w:val="0"/>
-          <w:numId w:val="1002"/>
-        </w:numPr>
-      </w:pPr>
-      <w:r>
-        <w:t xml:space="preserve">NOAH: Fine. Facts. Richard will read</w:t>
-      </w:r>
-      <w:r>
-        <w:t xml:space="preserve"> </w:t>
-      </w:r>
-      <w:r>
-        <w:t xml:space="preserve">“</w:t>
-      </w:r>
-      <w:r>
-        <w:t xml:space="preserve">one point eight</w:t>
-      </w:r>
-      <w:r>
-        <w:t xml:space="preserve">”</w:t>
-      </w:r>
-      <w:r>
-        <w:t xml:space="preserve"> </w:t>
-      </w:r>
-      <w:r>
         <w:t xml:space="preserve">and walk away.</w:t>
       </w:r>
-      <w:r>
-        <w:t xml:space="preserve"> </w:t>
-      </w:r>
-      <w:r>
-        <w:t xml:space="preserve">노아: 좋아요. 사실. 리처드는</w:t>
-      </w:r>
-      <w:r>
-        <w:t xml:space="preserve"> </w:t>
-      </w:r>
-      <w:r>
-        <w:t xml:space="preserve">“</w:t>
-      </w:r>
-      <w:r>
-        <w:t xml:space="preserve">1.8</w:t>
-      </w:r>
-      <w:r>
-        <w:t xml:space="preserve">”</w:t>
-      </w:r>
-      <w:r>
-        <w:t xml:space="preserve">을 읽고 떠날 거예요.</w:t>
-      </w:r>
-    </w:p>
-    <w:p>
-      <w:pPr>
-        <w:numPr>
-          <w:ilvl w:val="0"/>
-          <w:numId w:val="1002"/>
-        </w:numPr>
+    </w:p>
+    <w:p>
+      <w:pPr>
+        <w:pStyle w:val="BodyText"/>
       </w:pPr>
       <w:r>
         <w:t xml:space="preserve">PRIYA: Where are you getting that? He said he bets on size, not perfection.</w:t>
       </w:r>
-      <w:r>
-        <w:t xml:space="preserve"> </w:t>
-      </w:r>
-      <w:r>
-        <w:t xml:space="preserve">프리야: 그건 어디서 나온 얘기야? 그 사람은 완벽함이 아니라 규모에 베팅한다고 했어.</w:t>
-      </w:r>
-    </w:p>
-    <w:p>
-      <w:pPr>
-        <w:numPr>
-          <w:ilvl w:val="0"/>
-          <w:numId w:val="1002"/>
-        </w:numPr>
+    </w:p>
+    <w:p>
+      <w:pPr>
+        <w:pStyle w:val="BodyText"/>
       </w:pPr>
       <w:r>
         <w:t xml:space="preserve">NOAH: He put a number in the term sheet, Priya. Two point five.</w:t>
       </w:r>
-      <w:r>
-        <w:t xml:space="preserve"> </w:t>
-      </w:r>
-      <w:r>
-        <w:t xml:space="preserve">노아: 텀싯에 숫자를 넣었잖아, 프리야. 2.5.</w:t>
-      </w:r>
-    </w:p>
-    <w:p>
-      <w:pPr>
-        <w:numPr>
-          <w:ilvl w:val="0"/>
-          <w:numId w:val="1002"/>
-        </w:numPr>
+    </w:p>
+    <w:p>
+      <w:pPr>
+        <w:pStyle w:val="BodyText"/>
       </w:pPr>
       <w:r>
         <w:t xml:space="preserve">PRIYA: And we didn’t hit it. That’s the fact.</w:t>
       </w:r>
-      <w:r>
-        <w:t xml:space="preserve"> </w:t>
-      </w:r>
-      <w:r>
-        <w:t xml:space="preserve">프리야: 그리고 우린 못 맞췄어. 그게 사실이야.</w:t>
-      </w:r>
-    </w:p>
-    <w:p>
-      <w:pPr>
-        <w:numPr>
-          <w:ilvl w:val="0"/>
-          <w:numId w:val="1002"/>
-        </w:numPr>
+    </w:p>
+    <w:p>
+      <w:pPr>
+        <w:pStyle w:val="BodyText"/>
       </w:pPr>
       <w:r>
         <w:t xml:space="preserve">ELENA: Can I add a different fact? About the enzyme dose.</w:t>
       </w:r>
-      <w:r>
-        <w:t xml:space="preserve"> </w:t>
-      </w:r>
-      <w:r>
-        <w:t xml:space="preserve">엘레나: 다른 사실 하나 추가해도 돼요? 효소 용량에 대해서요.</w:t>
-      </w:r>
-    </w:p>
-    <w:p>
-      <w:pPr>
-        <w:numPr>
-          <w:ilvl w:val="0"/>
-          <w:numId w:val="1002"/>
-        </w:numPr>
+    </w:p>
+    <w:p>
+      <w:pPr>
+        <w:pStyle w:val="BodyText"/>
       </w:pPr>
       <w:r>
         <w:t xml:space="preserve">NOAH: Please.</w:t>
       </w:r>
-      <w:r>
-        <w:t xml:space="preserve"> </w:t>
-      </w:r>
-      <w:r>
-        <w:t xml:space="preserve">노아: 말씀하세요.</w:t>
-      </w:r>
-    </w:p>
-    <w:p>
-      <w:pPr>
-        <w:numPr>
-          <w:ilvl w:val="0"/>
-          <w:numId w:val="1002"/>
-        </w:numPr>
+    </w:p>
+    <w:p>
+      <w:pPr>
+        <w:pStyle w:val="BodyText"/>
       </w:pPr>
       <w:r>
         <w:t xml:space="preserve">ELENA: What dose of hyaluronidase did the study use?</w:t>
       </w:r>
-      <w:r>
-        <w:t xml:space="preserve"> </w:t>
-      </w:r>
-      <w:r>
-        <w:t xml:space="preserve">엘레나: 시험에서 히알루로니다아제를 얼마나 썼어요?</w:t>
-      </w:r>
-    </w:p>
-    <w:p>
-      <w:pPr>
-        <w:numPr>
-          <w:ilvl w:val="0"/>
-          <w:numId w:val="1002"/>
-        </w:numPr>
+    </w:p>
+    <w:p>
+      <w:pPr>
+        <w:pStyle w:val="BodyText"/>
       </w:pPr>
       <w:r>
         <w:t xml:space="preserve">LEO: One fixed dose. Thirty units. It’s in the protocol.</w:t>
       </w:r>
-      <w:r>
-        <w:t xml:space="preserve"> </w:t>
-      </w:r>
-      <w:r>
-        <w:t xml:space="preserve">레오: 고정 용량 하나요. 30단위. 프로토콜에 있어요.</w:t>
-      </w:r>
-    </w:p>
-    <w:p>
-      <w:pPr>
-        <w:numPr>
-          <w:ilvl w:val="0"/>
-          <w:numId w:val="1002"/>
-        </w:numPr>
+    </w:p>
+    <w:p>
+      <w:pPr>
+        <w:pStyle w:val="BodyText"/>
       </w:pPr>
       <w:r>
         <w:t xml:space="preserve">ELENA: In an emergency, I’d never use thirty units. I’d use much more, and I’d repeat it until the blood flow came back. Thirty units is a small, careful dose.</w:t>
       </w:r>
-      <w:r>
-        <w:t xml:space="preserve"> </w:t>
-      </w:r>
-      <w:r>
-        <w:t xml:space="preserve">엘레나: 응급 상황에서 난 절대 30단위를 안 써요. 훨씬 많이 쓰고, 혈류가 돌아올 때까지 반복해서 써요. 30단위는 작고 조심스러운 용량이에요.</w:t>
-      </w:r>
-    </w:p>
-    <w:p>
-      <w:pPr>
-        <w:numPr>
-          <w:ilvl w:val="0"/>
-          <w:numId w:val="1002"/>
-        </w:numPr>
+    </w:p>
+    <w:p>
+      <w:pPr>
+        <w:pStyle w:val="BodyText"/>
       </w:pPr>
       <w:r>
         <w:t xml:space="preserve">PRIYA: So the test dose was lower than real-world practice.</w:t>
       </w:r>
-      <w:r>
-        <w:t xml:space="preserve"> </w:t>
-      </w:r>
-      <w:r>
-        <w:t xml:space="preserve">프리야: 그러니까 시험 용량이 실제 현장보다 낮았네요.</w:t>
-      </w:r>
-    </w:p>
-    <w:p>
-      <w:pPr>
-        <w:numPr>
-          <w:ilvl w:val="0"/>
-          <w:numId w:val="1002"/>
-        </w:numPr>
+    </w:p>
+    <w:p>
+      <w:pPr>
+        <w:pStyle w:val="BodyText"/>
       </w:pPr>
       <w:r>
         <w:t xml:space="preserve">ELENA: Much lower. The study tested a quiet day. Not an emergency.</w:t>
       </w:r>
-      <w:r>
-        <w:t xml:space="preserve"> </w:t>
-      </w:r>
-      <w:r>
-        <w:t xml:space="preserve">엘레나: 훨씬 낮았죠. 시험은 평온한 날을 재현한 거예요. 응급 상황이 아니라.</w:t>
-      </w:r>
-    </w:p>
-    <w:p>
-      <w:pPr>
-        <w:numPr>
-          <w:ilvl w:val="0"/>
-          <w:numId w:val="1002"/>
-        </w:numPr>
+    </w:p>
+    <w:p>
+      <w:pPr>
+        <w:pStyle w:val="BodyText"/>
       </w:pPr>
       <w:r>
         <w:t xml:space="preserve">MARCUS: That’s a real factor. Not framing. A real factor.</w:t>
-      </w:r>
-      <w:r>
-        <w:t xml:space="preserve"> </w:t>
-      </w:r>
-      <w:r>
-        <w:t xml:space="preserve">마커스: 그건 진짜 요인이야. 프레이밍이 아니라. 진짜 요인.</w:t>
       </w:r>
     </w:p>
     <w:bookmarkEnd w:id="22"/>
@@ -1113,39 +606,245 @@
     </w:p>
     <w:p>
       <w:pPr>
-        <w:numPr>
-          <w:ilvl w:val="0"/>
-          <w:numId w:val="1003"/>
-        </w:numPr>
+        <w:pStyle w:val="FirstParagraph"/>
       </w:pPr>
       <w:r>
         <w:t xml:space="preserve">NOAH: So if we test at an emergency dose, the number could go up?</w:t>
       </w:r>
+    </w:p>
+    <w:p>
+      <w:pPr>
+        <w:pStyle w:val="BodyText"/>
+      </w:pPr>
+      <w:r>
+        <w:t xml:space="preserve">PRIYA: Could. Not</w:t>
+      </w:r>
       <w:r>
         <w:t xml:space="preserve"> </w:t>
       </w:r>
       <w:r>
-        <w:t xml:space="preserve">노아: 그럼 응급 용량으로 시험하면 숫자가 올라갈 수도 있어요?</w:t>
-      </w:r>
-    </w:p>
-    <w:p>
-      <w:pPr>
-        <w:numPr>
-          <w:ilvl w:val="0"/>
-          <w:numId w:val="1003"/>
-        </w:numPr>
-      </w:pPr>
-      <w:r>
-        <w:t xml:space="preserve">PRIYA: Could. Not</w:t>
+        <w:t xml:space="preserve">“</w:t>
+      </w:r>
+      <w:r>
+        <w:t xml:space="preserve">will.</w:t>
+      </w:r>
+      <w:r>
+        <w:t xml:space="preserve">”</w:t>
       </w:r>
       <w:r>
         <w:t xml:space="preserve"> </w:t>
       </w:r>
       <w:r>
+        <w:t xml:space="preserve">I won’t promise a number again.</w:t>
+      </w:r>
+    </w:p>
+    <w:p>
+      <w:pPr>
+        <w:pStyle w:val="BodyText"/>
+      </w:pPr>
+      <w:r>
+        <w:t xml:space="preserve">ELENA: And the comparator gets the same higher dose. To be fair.</w:t>
+      </w:r>
+    </w:p>
+    <w:p>
+      <w:pPr>
+        <w:pStyle w:val="BodyText"/>
+      </w:pPr>
+      <w:r>
+        <w:t xml:space="preserve">LEO: Right. Same dose for both. Otherwise it’s not science.</w:t>
+      </w:r>
+    </w:p>
+    <w:p>
+      <w:pPr>
+        <w:pStyle w:val="BodyText"/>
+      </w:pPr>
+      <w:r>
+        <w:t xml:space="preserve">PRIYA: There’s a second factor. Tissue. In a test tube, the enzyme touches everything.</w:t>
+      </w:r>
+    </w:p>
+    <w:p>
+      <w:pPr>
+        <w:pStyle w:val="BodyText"/>
+      </w:pPr>
+      <w:r>
+        <w:t xml:space="preserve">MARCUS: And in a body?</w:t>
+      </w:r>
+    </w:p>
+    <w:p>
+      <w:pPr>
+        <w:pStyle w:val="BodyText"/>
+      </w:pPr>
+      <w:r>
+        <w:t xml:space="preserve">PRIYA: The enzyme has to travel through tissue to reach the filler, and it spreads slowly, like ink in sand. In a test tube there’s nothing in the way, so the numbers look better.</w:t>
+      </w:r>
+    </w:p>
+    <w:p>
+      <w:pPr>
+        <w:pStyle w:val="BodyText"/>
+      </w:pPr>
+      <w:r>
+        <w:t xml:space="preserve">LEO: Is that why shallow injections worked better? Less tissue to travel through?</w:t>
+      </w:r>
+    </w:p>
+    <w:p>
+      <w:pPr>
+        <w:pStyle w:val="BodyText"/>
+      </w:pPr>
+      <w:r>
+        <w:t xml:space="preserve">PRIYA: Leo, that’s a great point. Probably yes.</w:t>
+      </w:r>
+    </w:p>
+    <w:p>
+      <w:pPr>
+        <w:pStyle w:val="BodyText"/>
+      </w:pPr>
+      <w:r>
+        <w:t xml:space="preserve">NOAH: So group three isn’t a fluke. It tells us something.</w:t>
+      </w:r>
+    </w:p>
+    <w:p>
+      <w:pPr>
+        <w:pStyle w:val="BodyText"/>
+      </w:pPr>
+      <w:r>
+        <w:t xml:space="preserve">PRIYA: It tells us something. It doesn’t prove anything. Big difference.</w:t>
+      </w:r>
+    </w:p>
+    <w:p>
+      <w:pPr>
+        <w:pStyle w:val="BodyText"/>
+      </w:pPr>
+      <w:r>
+        <w:t xml:space="preserve">ELENA: Can the formula help the enzyme spread faster?</w:t>
+      </w:r>
+    </w:p>
+    <w:p>
+      <w:pPr>
+        <w:pStyle w:val="BodyText"/>
+      </w:pPr>
+      <w:r>
+        <w:t xml:space="preserve">PRIYA: Maybe. Smaller particles have more surface, so the enzyme would have more places to work. But changing the formula means new stability tests, and I’d need months to test that properly.</w:t>
+      </w:r>
+    </w:p>
+    <w:p>
+      <w:pPr>
+        <w:pStyle w:val="BodyText"/>
+      </w:pPr>
+      <w:r>
+        <w:t xml:space="preserve">MARCUS: We don’t have months. We have twenty-seven days.</w:t>
+      </w:r>
+    </w:p>
+    <w:p>
+      <w:pPr>
+        <w:pStyle w:val="BodyText"/>
+      </w:pPr>
+      <w:r>
+        <w:t xml:space="preserve">LEO: The emergency-dose test could be done in four weeks. Dr. Holt said so.</w:t>
+      </w:r>
+    </w:p>
+    <w:p>
+      <w:pPr>
+        <w:pStyle w:val="BodyText"/>
+      </w:pPr>
+      <w:r>
+        <w:t xml:space="preserve">NOAH: Twenty-eight days. One day past the deadline.</w:t>
+      </w:r>
+    </w:p>
+    <w:p>
+      <w:pPr>
+        <w:pStyle w:val="BodyText"/>
+      </w:pPr>
+      <w:r>
+        <w:t xml:space="preserve">MARCUS: So we need Richard to extend. By at least a week.</w:t>
+      </w:r>
+    </w:p>
+    <w:p>
+      <w:pPr>
+        <w:pStyle w:val="BodyText"/>
+      </w:pPr>
+      <w:r>
+        <w:t xml:space="preserve">ELENA: He won’t extend for someone who hides the bad news.</w:t>
+      </w:r>
+    </w:p>
+    <w:p>
+      <w:pPr>
+        <w:pStyle w:val="BodyText"/>
+      </w:pPr>
+      <w:r>
+        <w:t xml:space="preserve">PRIYA: He might extend for someone who tells him everything. Today.</w:t>
+      </w:r>
+    </w:p>
+    <w:p>
+      <w:pPr>
+        <w:pStyle w:val="BodyText"/>
+      </w:pPr>
+      <w:r>
+        <w:t xml:space="preserve">NOAH: You really think honesty works with a VC?</w:t>
+      </w:r>
+    </w:p>
+    <w:p>
+      <w:pPr>
+        <w:pStyle w:val="BodyText"/>
+      </w:pPr>
+      <w:r>
+        <w:t xml:space="preserve">MARCUS: It worked with Elaine. On a barbecue napkin.</w:t>
+      </w:r>
+    </w:p>
+    <w:p>
+      <w:pPr>
+        <w:pStyle w:val="BodyText"/>
+      </w:pPr>
+      <w:r>
+        <w:t xml:space="preserve">ELENA: And Elaine is on the phone with Richard every week. Remember that.</w:t>
+      </w:r>
+    </w:p>
+    <w:p>
+      <w:pPr>
+        <w:pStyle w:val="BodyText"/>
+      </w:pPr>
+      <w:r>
+        <w:t xml:space="preserve">NOAH: So if I spin it, Elaine hears about it.</w:t>
+      </w:r>
+    </w:p>
+    <w:p>
+      <w:pPr>
+        <w:pStyle w:val="BodyText"/>
+      </w:pPr>
+      <w:r>
+        <w:t xml:space="preserve">ELENA: Within a day. This industry is small. Tom taught you that.</w:t>
+      </w:r>
+    </w:p>
+    <w:p>
+      <w:pPr>
+        <w:pStyle w:val="BodyText"/>
+      </w:pPr>
+      <w:r>
+        <w:t xml:space="preserve">LEO: Can I say something? As the new guy?</w:t>
+      </w:r>
+    </w:p>
+    <w:p>
+      <w:pPr>
+        <w:pStyle w:val="BodyText"/>
+      </w:pPr>
+      <w:r>
+        <w:t xml:space="preserve">NOAH: Of course, Leo.</w:t>
+      </w:r>
+    </w:p>
+    <w:p>
+      <w:pPr>
+        <w:pStyle w:val="BodyText"/>
+      </w:pPr>
+      <w:r>
+        <w:t xml:space="preserve">LEO: I joined because Priya said,</w:t>
+      </w:r>
+      <w:r>
+        <w:t xml:space="preserve"> </w:t>
+      </w:r>
+      <w:r>
         <w:t xml:space="preserve">“</w:t>
       </w:r>
       <w:r>
-        <w:t xml:space="preserve">will.</w:t>
+        <w:t xml:space="preserve">Data decides.</w:t>
       </w:r>
       <w:r>
         <w:t xml:space="preserve">”</w:t>
@@ -1154,537 +853,31 @@
         <w:t xml:space="preserve"> </w:t>
       </w:r>
       <w:r>
-        <w:t xml:space="preserve">I won’t promise a number again.</w:t>
-      </w:r>
-      <w:r>
-        <w:t xml:space="preserve"> </w:t>
-      </w:r>
-      <w:r>
-        <w:t xml:space="preserve">프리야: 올라갈 수도.</w:t>
-      </w:r>
-      <w:r>
-        <w:t xml:space="preserve"> </w:t>
-      </w:r>
-      <w:r>
-        <w:t xml:space="preserve">“</w:t>
-      </w:r>
-      <w:r>
-        <w:t xml:space="preserve">올라간다</w:t>
-      </w:r>
-      <w:r>
-        <w:t xml:space="preserve">”</w:t>
-      </w:r>
-      <w:r>
-        <w:t xml:space="preserve">는 아니야. 다시는 숫자를 약속 안 할 거야.</w:t>
-      </w:r>
-    </w:p>
-    <w:p>
-      <w:pPr>
-        <w:numPr>
-          <w:ilvl w:val="0"/>
-          <w:numId w:val="1003"/>
-        </w:numPr>
-      </w:pPr>
-      <w:r>
-        <w:t xml:space="preserve">ELENA: And the comparator gets the same higher dose. To be fair.</w:t>
-      </w:r>
-      <w:r>
-        <w:t xml:space="preserve"> </w:t>
-      </w:r>
-      <w:r>
-        <w:t xml:space="preserve">엘레나: 그리고 비교 제품도 똑같이 높은 용량을 받아야 해요. 공정하게.</w:t>
-      </w:r>
-    </w:p>
-    <w:p>
-      <w:pPr>
-        <w:numPr>
-          <w:ilvl w:val="0"/>
-          <w:numId w:val="1003"/>
-        </w:numPr>
-      </w:pPr>
-      <w:r>
-        <w:t xml:space="preserve">LEO: Right. Same dose for both. Otherwise it’s not science.</w:t>
-      </w:r>
-      <w:r>
-        <w:t xml:space="preserve"> </w:t>
-      </w:r>
-      <w:r>
-        <w:t xml:space="preserve">레오: 맞아요. 둘 다 같은 용량. 그렇지 않으면 과학이 아니죠.</w:t>
-      </w:r>
-    </w:p>
-    <w:p>
-      <w:pPr>
-        <w:numPr>
-          <w:ilvl w:val="0"/>
-          <w:numId w:val="1003"/>
-        </w:numPr>
-      </w:pPr>
-      <w:r>
-        <w:t xml:space="preserve">PRIYA: There’s a second factor. Tissue. In a test tube, the enzyme touches everything.</w:t>
-      </w:r>
-      <w:r>
-        <w:t xml:space="preserve"> </w:t>
-      </w:r>
-      <w:r>
-        <w:t xml:space="preserve">프리야: 두 번째 요인이 있어요. 조직이요. 시험관에선 효소가 모든 걸 건드려요.</w:t>
-      </w:r>
-    </w:p>
-    <w:p>
-      <w:pPr>
-        <w:numPr>
-          <w:ilvl w:val="0"/>
-          <w:numId w:val="1003"/>
-        </w:numPr>
-      </w:pPr>
-      <w:r>
-        <w:t xml:space="preserve">MARCUS: And in a body?</w:t>
-      </w:r>
-      <w:r>
-        <w:t xml:space="preserve"> </w:t>
-      </w:r>
-      <w:r>
-        <w:t xml:space="preserve">마커스: 몸에선?</w:t>
-      </w:r>
-    </w:p>
-    <w:p>
-      <w:pPr>
-        <w:numPr>
-          <w:ilvl w:val="0"/>
-          <w:numId w:val="1003"/>
-        </w:numPr>
-      </w:pPr>
-      <w:r>
-        <w:t xml:space="preserve">PRIYA: The enzyme has to travel through tissue to reach the filler, and it spreads slowly, like ink in sand. In a test tube there’s nothing in the way, so the numbers look better.</w:t>
-      </w:r>
-      <w:r>
-        <w:t xml:space="preserve"> </w:t>
-      </w:r>
-      <w:r>
-        <w:t xml:space="preserve">프리야: 효소가 필러에 닿으려면 조직을 통과해 이동해야 하는데, 모래 속 잉크처럼 천천히 퍼져요. 시험관에선 가로막는 게 없으니까 숫자가 더 좋아 보이는 거예요.</w:t>
-      </w:r>
-    </w:p>
-    <w:p>
-      <w:pPr>
-        <w:numPr>
-          <w:ilvl w:val="0"/>
-          <w:numId w:val="1003"/>
-        </w:numPr>
-      </w:pPr>
-      <w:r>
-        <w:t xml:space="preserve">LEO: Is that why shallow injections worked better? Less tissue to travel through?</w:t>
-      </w:r>
-      <w:r>
-        <w:t xml:space="preserve"> </w:t>
-      </w:r>
-      <w:r>
-        <w:t xml:space="preserve">레오: 그래서 얕은 주입이 더 잘된 건가요? 이동할 조직이 적어서?</w:t>
-      </w:r>
-    </w:p>
-    <w:p>
-      <w:pPr>
-        <w:numPr>
-          <w:ilvl w:val="0"/>
-          <w:numId w:val="1003"/>
-        </w:numPr>
-      </w:pPr>
-      <w:r>
-        <w:t xml:space="preserve">PRIYA: Leo, that’s a great point. Probably yes.</w:t>
-      </w:r>
-      <w:r>
-        <w:t xml:space="preserve"> </w:t>
-      </w:r>
-      <w:r>
-        <w:t xml:space="preserve">프리야: 레오, 아주 좋은 지적이에요. 아마 맞을 거예요.</w:t>
-      </w:r>
-    </w:p>
-    <w:p>
-      <w:pPr>
-        <w:numPr>
-          <w:ilvl w:val="0"/>
-          <w:numId w:val="1003"/>
-        </w:numPr>
-      </w:pPr>
-      <w:r>
-        <w:t xml:space="preserve">NOAH: So group three isn’t a fluke. It tells us something.</w:t>
-      </w:r>
-      <w:r>
-        <w:t xml:space="preserve"> </w:t>
-      </w:r>
-      <w:r>
-        <w:t xml:space="preserve">노아: 그럼 3그룹은 우연이 아니네. 뭔가를 말해 주는 거야.</w:t>
-      </w:r>
-    </w:p>
-    <w:p>
-      <w:pPr>
-        <w:numPr>
-          <w:ilvl w:val="0"/>
-          <w:numId w:val="1003"/>
-        </w:numPr>
-      </w:pPr>
-      <w:r>
-        <w:t xml:space="preserve">PRIYA: It tells us something. It doesn’t prove anything. Big difference.</w:t>
-      </w:r>
-      <w:r>
-        <w:t xml:space="preserve"> </w:t>
-      </w:r>
-      <w:r>
-        <w:t xml:space="preserve">프리야: 뭔가를 말해 주지. 뭔가를 증명하진 않아. 큰 차이야.</w:t>
-      </w:r>
-    </w:p>
-    <w:p>
-      <w:pPr>
-        <w:numPr>
-          <w:ilvl w:val="0"/>
-          <w:numId w:val="1003"/>
-        </w:numPr>
-      </w:pPr>
-      <w:r>
-        <w:t xml:space="preserve">ELENA: Can the formula help the enzyme spread faster?</w:t>
-      </w:r>
-      <w:r>
-        <w:t xml:space="preserve"> </w:t>
-      </w:r>
-      <w:r>
-        <w:t xml:space="preserve">엘레나: 배합으로 효소가 더 빨리 퍼지게 할 수 있어요?</w:t>
-      </w:r>
-    </w:p>
-    <w:p>
-      <w:pPr>
-        <w:numPr>
-          <w:ilvl w:val="0"/>
-          <w:numId w:val="1003"/>
-        </w:numPr>
-      </w:pPr>
-      <w:r>
-        <w:t xml:space="preserve">PRIYA: Maybe. Smaller particles have more surface, so the enzyme would have more places to work. But changing the formula means new stability tests, and I’d need months to test that properly.</w:t>
-      </w:r>
-      <w:r>
-        <w:t xml:space="preserve"> </w:t>
-      </w:r>
-      <w:r>
-        <w:t xml:space="preserve">프리야: 어쩌면요. 입자가 작을수록 표면적이 넓어서 효소가 작용할 곳이 많아지죠. 하지만 배합을 바꾸면 안정성 시험을 새로 해야 하고, 제대로 시험하려면 몇 달이 필요해요.</w:t>
-      </w:r>
-    </w:p>
-    <w:p>
-      <w:pPr>
-        <w:numPr>
-          <w:ilvl w:val="0"/>
-          <w:numId w:val="1003"/>
-        </w:numPr>
-      </w:pPr>
-      <w:r>
-        <w:t xml:space="preserve">MARCUS: We don’t have months. We have twenty-seven days.</w:t>
-      </w:r>
-      <w:r>
-        <w:t xml:space="preserve"> </w:t>
-      </w:r>
-      <w:r>
-        <w:t xml:space="preserve">마커스: 우리한텐 몇 달이 없어. 27일 있지.</w:t>
-      </w:r>
-    </w:p>
-    <w:p>
-      <w:pPr>
-        <w:numPr>
-          <w:ilvl w:val="0"/>
-          <w:numId w:val="1003"/>
-        </w:numPr>
-      </w:pPr>
-      <w:r>
-        <w:t xml:space="preserve">LEO: The emergency-dose test could be done in four weeks. Dr. Holt said so.</w:t>
-      </w:r>
-      <w:r>
-        <w:t xml:space="preserve"> </w:t>
-      </w:r>
-      <w:r>
-        <w:t xml:space="preserve">레오: 응급 용량 시험은 4주면 할 수 있어요. 홀트 박사님이 그러셨어요.</w:t>
-      </w:r>
-    </w:p>
-    <w:p>
-      <w:pPr>
-        <w:numPr>
-          <w:ilvl w:val="0"/>
-          <w:numId w:val="1003"/>
-        </w:numPr>
-      </w:pPr>
-      <w:r>
-        <w:t xml:space="preserve">NOAH: Twenty-eight days. One day past the deadline.</w:t>
-      </w:r>
-      <w:r>
-        <w:t xml:space="preserve"> </w:t>
-      </w:r>
-      <w:r>
-        <w:t xml:space="preserve">노아: 28일. 마감보다 하루 넘어.</w:t>
-      </w:r>
-    </w:p>
-    <w:p>
-      <w:pPr>
-        <w:numPr>
-          <w:ilvl w:val="0"/>
-          <w:numId w:val="1003"/>
-        </w:numPr>
-      </w:pPr>
-      <w:r>
-        <w:t xml:space="preserve">MARCUS: So we need Richard to extend. By at least a week.</w:t>
-      </w:r>
-      <w:r>
-        <w:t xml:space="preserve"> </w:t>
-      </w:r>
-      <w:r>
-        <w:t xml:space="preserve">마커스: 그럼 리처드가 연장해 줘야 해. 최소 일주일.</w:t>
-      </w:r>
-    </w:p>
-    <w:p>
-      <w:pPr>
-        <w:numPr>
-          <w:ilvl w:val="0"/>
-          <w:numId w:val="1003"/>
-        </w:numPr>
-      </w:pPr>
-      <w:r>
-        <w:t xml:space="preserve">ELENA: He won’t extend for someone who hides the bad news.</w:t>
-      </w:r>
-      <w:r>
-        <w:t xml:space="preserve"> </w:t>
-      </w:r>
-      <w:r>
-        <w:t xml:space="preserve">엘레나: 나쁜 소식을 숨기는 사람한텐 연장 안 해 줄 거예요.</w:t>
-      </w:r>
-    </w:p>
-    <w:p>
-      <w:pPr>
-        <w:numPr>
-          <w:ilvl w:val="0"/>
-          <w:numId w:val="1003"/>
-        </w:numPr>
-      </w:pPr>
-      <w:r>
-        <w:t xml:space="preserve">PRIYA: He might extend for someone who tells him everything. Today.</w:t>
-      </w:r>
-      <w:r>
-        <w:t xml:space="preserve"> </w:t>
-      </w:r>
-      <w:r>
-        <w:t xml:space="preserve">프리야: 모든 걸 오늘 말해 주는 사람한텐 연장해 줄지도 몰라요.</w:t>
-      </w:r>
-    </w:p>
-    <w:p>
-      <w:pPr>
-        <w:numPr>
-          <w:ilvl w:val="0"/>
-          <w:numId w:val="1003"/>
-        </w:numPr>
-      </w:pPr>
-      <w:r>
-        <w:t xml:space="preserve">NOAH: You really think honesty works with a VC?</w:t>
-      </w:r>
-      <w:r>
-        <w:t xml:space="preserve"> </w:t>
-      </w:r>
-      <w:r>
-        <w:t xml:space="preserve">노아: 정말 VC한테 정직함이 통할 거라고 생각해?</w:t>
-      </w:r>
-    </w:p>
-    <w:p>
-      <w:pPr>
-        <w:numPr>
-          <w:ilvl w:val="0"/>
-          <w:numId w:val="1003"/>
-        </w:numPr>
-      </w:pPr>
-      <w:r>
-        <w:t xml:space="preserve">MARCUS: It worked with Elaine. On a barbecue napkin.</w:t>
-      </w:r>
-      <w:r>
-        <w:t xml:space="preserve"> </w:t>
-      </w:r>
-      <w:r>
-        <w:t xml:space="preserve">마커스: 일레인한텐 통했잖아. 바비큐 냅킨 위에서.</w:t>
-      </w:r>
-    </w:p>
-    <w:p>
-      <w:pPr>
-        <w:numPr>
-          <w:ilvl w:val="0"/>
-          <w:numId w:val="1003"/>
-        </w:numPr>
-      </w:pPr>
-      <w:r>
-        <w:t xml:space="preserve">ELENA: And Elaine is on the phone with Richard every week. Remember that.</w:t>
-      </w:r>
-      <w:r>
-        <w:t xml:space="preserve"> </w:t>
-      </w:r>
-      <w:r>
-        <w:t xml:space="preserve">엘레나: 그리고 일레인은 매주 리처드랑 통화해요. 그걸 기억해요.</w:t>
-      </w:r>
-    </w:p>
-    <w:p>
-      <w:pPr>
-        <w:numPr>
-          <w:ilvl w:val="0"/>
-          <w:numId w:val="1003"/>
-        </w:numPr>
-      </w:pPr>
-      <w:r>
-        <w:t xml:space="preserve">NOAH: So if I spin it, Elaine hears about it.</w:t>
-      </w:r>
-      <w:r>
-        <w:t xml:space="preserve"> </w:t>
-      </w:r>
-      <w:r>
-        <w:t xml:space="preserve">노아: 그러니까 내가 포장하면 일레인 귀에 들어가겠네요.</w:t>
-      </w:r>
-    </w:p>
-    <w:p>
-      <w:pPr>
-        <w:numPr>
-          <w:ilvl w:val="0"/>
-          <w:numId w:val="1003"/>
-        </w:numPr>
-      </w:pPr>
-      <w:r>
-        <w:t xml:space="preserve">ELENA: Within a day. This industry is small. Tom taught you that.</w:t>
-      </w:r>
-      <w:r>
-        <w:t xml:space="preserve"> </w:t>
-      </w:r>
-      <w:r>
-        <w:t xml:space="preserve">엘레나: 하루 안에요. 이 업계는 좁아요. 톰이 그걸 가르쳐 줬잖아요.</w:t>
-      </w:r>
-    </w:p>
-    <w:p>
-      <w:pPr>
-        <w:numPr>
-          <w:ilvl w:val="0"/>
-          <w:numId w:val="1003"/>
-        </w:numPr>
-      </w:pPr>
-      <w:r>
-        <w:t xml:space="preserve">LEO: Can I say something? As the new guy?</w:t>
-      </w:r>
-      <w:r>
-        <w:t xml:space="preserve"> </w:t>
-      </w:r>
-      <w:r>
-        <w:t xml:space="preserve">레오: 한마디 해도 될까요? 신입으로서?</w:t>
-      </w:r>
-    </w:p>
-    <w:p>
-      <w:pPr>
-        <w:numPr>
-          <w:ilvl w:val="0"/>
-          <w:numId w:val="1003"/>
-        </w:numPr>
-      </w:pPr>
-      <w:r>
-        <w:t xml:space="preserve">NOAH: Of course, Leo.</w:t>
-      </w:r>
-      <w:r>
-        <w:t xml:space="preserve"> </w:t>
-      </w:r>
-      <w:r>
-        <w:t xml:space="preserve">노아: 물론이죠, 레오.</w:t>
-      </w:r>
-    </w:p>
-    <w:p>
-      <w:pPr>
-        <w:numPr>
-          <w:ilvl w:val="0"/>
-          <w:numId w:val="1003"/>
-        </w:numPr>
-      </w:pPr>
-      <w:r>
-        <w:t xml:space="preserve">LEO: I joined because Priya said,</w:t>
-      </w:r>
-      <w:r>
-        <w:t xml:space="preserve"> </w:t>
-      </w:r>
-      <w:r>
-        <w:t xml:space="preserve">“</w:t>
-      </w:r>
-      <w:r>
-        <w:t xml:space="preserve">Data decides.</w:t>
-      </w:r>
-      <w:r>
-        <w:t xml:space="preserve">”</w:t>
-      </w:r>
-      <w:r>
-        <w:t xml:space="preserve"> </w:t>
-      </w:r>
-      <w:r>
         <w:t xml:space="preserve">That sentence is the reason I’m here. If that changes after one bad result, I’d want to know today, not in six months.</w:t>
       </w:r>
-      <w:r>
-        <w:t xml:space="preserve"> </w:t>
-      </w:r>
-      <w:r>
-        <w:t xml:space="preserve">레오: 저는 프리야가</w:t>
-      </w:r>
-      <w:r>
-        <w:t xml:space="preserve"> </w:t>
-      </w:r>
-      <w:r>
-        <w:t xml:space="preserve">“</w:t>
-      </w:r>
-      <w:r>
-        <w:t xml:space="preserve">데이터가 결정한다</w:t>
-      </w:r>
-      <w:r>
-        <w:t xml:space="preserve">”</w:t>
-      </w:r>
-      <w:r>
-        <w:t xml:space="preserve">고 해서 들어왔어요. 그 한 문장이 제가 여기 있는 이유예요. 나쁜 결과 하나 때문에 그게 바뀐다면, 6개월 뒤가 아니라 오늘 알고 싶어요.</w:t>
-      </w:r>
-    </w:p>
-    <w:p>
-      <w:pPr>
-        <w:numPr>
-          <w:ilvl w:val="0"/>
-          <w:numId w:val="1003"/>
-        </w:numPr>
+    </w:p>
+    <w:p>
+      <w:pPr>
+        <w:pStyle w:val="BodyText"/>
       </w:pPr>
       <w:r>
         <w:t xml:space="preserve">NOAH: That’s… a fair thing to say.</w:t>
       </w:r>
-      <w:r>
-        <w:t xml:space="preserve"> </w:t>
-      </w:r>
-      <w:r>
-        <w:t xml:space="preserve">노아: 그건… 할 만한 말이네요.</w:t>
-      </w:r>
-    </w:p>
-    <w:p>
-      <w:pPr>
-        <w:numPr>
-          <w:ilvl w:val="0"/>
-          <w:numId w:val="1003"/>
-        </w:numPr>
+    </w:p>
+    <w:p>
+      <w:pPr>
+        <w:pStyle w:val="BodyText"/>
       </w:pPr>
       <w:r>
         <w:t xml:space="preserve">LEO: My wife is eight months pregnant. I didn’t take this risk for spin.</w:t>
       </w:r>
-      <w:r>
-        <w:t xml:space="preserve"> </w:t>
-      </w:r>
-      <w:r>
-        <w:t xml:space="preserve">레오: 제 아내가 임신 8개월이에요. 포장하려고 이 리스크를 진 게 아니에요.</w:t>
-      </w:r>
-    </w:p>
-    <w:p>
-      <w:pPr>
-        <w:numPr>
-          <w:ilvl w:val="0"/>
-          <w:numId w:val="1003"/>
-        </w:numPr>
+    </w:p>
+    <w:p>
+      <w:pPr>
+        <w:pStyle w:val="BodyText"/>
       </w:pPr>
       <w:r>
         <w:t xml:space="preserve">MARCUS: Well said, Leo.</w:t>
-      </w:r>
-      <w:r>
-        <w:t xml:space="preserve"> </w:t>
-      </w:r>
-      <w:r>
-        <w:t xml:space="preserve">마커스: 말 잘했어, 레오.</w:t>
       </w:r>
     </w:p>
     <w:bookmarkEnd w:id="23"/>
@@ -1699,205 +892,103 @@
     </w:p>
     <w:p>
       <w:pPr>
-        <w:numPr>
-          <w:ilvl w:val="0"/>
-          <w:numId w:val="1004"/>
-        </w:numPr>
+        <w:pStyle w:val="FirstParagraph"/>
       </w:pPr>
       <w:r>
         <w:t xml:space="preserve">NOAH: Okay. Let’s back up a second.</w:t>
       </w:r>
+    </w:p>
+    <w:p>
+      <w:pPr>
+        <w:pStyle w:val="BodyText"/>
+      </w:pPr>
+      <w:r>
+        <w:t xml:space="preserve">PRIYA: Here we go.</w:t>
+      </w:r>
+    </w:p>
+    <w:p>
+      <w:pPr>
+        <w:pStyle w:val="BodyText"/>
+      </w:pPr>
+      <w:r>
+        <w:t xml:space="preserve">NOAH: I was wrong. Leading with group three would be cherry-picking.</w:t>
+      </w:r>
+    </w:p>
+    <w:p>
+      <w:pPr>
+        <w:pStyle w:val="BodyText"/>
+      </w:pPr>
+      <w:r>
+        <w:t xml:space="preserve">PRIYA: Thank you.</w:t>
+      </w:r>
+    </w:p>
+    <w:p>
+      <w:pPr>
+        <w:pStyle w:val="BodyText"/>
+      </w:pPr>
+      <w:r>
+        <w:t xml:space="preserve">NOAH: I panicked. I saw five million dollars walking away, and I grabbed the first good number I could find. That’s the same thing I hated at Halvern.</w:t>
+      </w:r>
+    </w:p>
+    <w:p>
+      <w:pPr>
+        <w:pStyle w:val="BodyText"/>
+      </w:pPr>
+      <w:r>
+        <w:t xml:space="preserve">MARCUS: We all saw it. You’re the one who has to talk to him.</w:t>
+      </w:r>
+    </w:p>
+    <w:p>
+      <w:pPr>
+        <w:pStyle w:val="BodyText"/>
+      </w:pPr>
+      <w:r>
+        <w:t xml:space="preserve">NOAH: And Priya, what I said was unfair. About the library. And today.</w:t>
+      </w:r>
+    </w:p>
+    <w:p>
+      <w:pPr>
+        <w:pStyle w:val="BodyText"/>
+      </w:pPr>
+      <w:r>
+        <w:t xml:space="preserve">PRIYA: What I said about Halvern was unfair too. You’re not them.</w:t>
+      </w:r>
+    </w:p>
+    <w:p>
+      <w:pPr>
+        <w:pStyle w:val="BodyText"/>
+      </w:pPr>
+      <w:r>
+        <w:t xml:space="preserve">NOAH: I almost was. For about ten minutes.</w:t>
+      </w:r>
+    </w:p>
+    <w:p>
+      <w:pPr>
+        <w:pStyle w:val="BodyText"/>
+      </w:pPr>
+      <w:r>
+        <w:t xml:space="preserve">ELENA: Ten minutes is fine. Ten months would be a problem.</w:t>
+      </w:r>
+    </w:p>
+    <w:p>
+      <w:pPr>
+        <w:pStyle w:val="BodyText"/>
+      </w:pPr>
+      <w:r>
+        <w:t xml:space="preserve">NOAH: So here’s the plan. I tell Richard everything. Today.</w:t>
+      </w:r>
+    </w:p>
+    <w:p>
+      <w:pPr>
+        <w:pStyle w:val="BodyText"/>
+      </w:pPr>
+      <w:r>
+        <w:t xml:space="preserve">MARCUS: What’s</w:t>
+      </w:r>
       <w:r>
         <w:t xml:space="preserve"> </w:t>
       </w:r>
       <w:r>
-        <w:t xml:space="preserve">노아: 좋아요. 잠깐 처음으로 돌아가 볼게요.</w:t>
-      </w:r>
-    </w:p>
-    <w:p>
-      <w:pPr>
-        <w:numPr>
-          <w:ilvl w:val="0"/>
-          <w:numId w:val="1004"/>
-        </w:numPr>
-      </w:pPr>
-      <w:r>
-        <w:t xml:space="preserve">PRIYA: Here we go.</w:t>
-      </w:r>
-      <w:r>
-        <w:t xml:space="preserve"> </w:t>
-      </w:r>
-      <w:r>
-        <w:t xml:space="preserve">프리야: 또 시작이네.</w:t>
-      </w:r>
-    </w:p>
-    <w:p>
-      <w:pPr>
-        <w:numPr>
-          <w:ilvl w:val="0"/>
-          <w:numId w:val="1004"/>
-        </w:numPr>
-      </w:pPr>
-      <w:r>
-        <w:t xml:space="preserve">NOAH: I was wrong. Leading with group three would be cherry-picking.</w:t>
-      </w:r>
-      <w:r>
-        <w:t xml:space="preserve"> </w:t>
-      </w:r>
-      <w:r>
-        <w:t xml:space="preserve">노아: 내가 틀렸어. 3그룹을 앞세우는 건 체리피킹이야.</w:t>
-      </w:r>
-    </w:p>
-    <w:p>
-      <w:pPr>
-        <w:numPr>
-          <w:ilvl w:val="0"/>
-          <w:numId w:val="1004"/>
-        </w:numPr>
-      </w:pPr>
-      <w:r>
-        <w:t xml:space="preserve">PRIYA: Thank you.</w:t>
-      </w:r>
-      <w:r>
-        <w:t xml:space="preserve"> </w:t>
-      </w:r>
-      <w:r>
-        <w:t xml:space="preserve">프리야: 고마워.</w:t>
-      </w:r>
-    </w:p>
-    <w:p>
-      <w:pPr>
-        <w:numPr>
-          <w:ilvl w:val="0"/>
-          <w:numId w:val="1004"/>
-        </w:numPr>
-      </w:pPr>
-      <w:r>
-        <w:t xml:space="preserve">NOAH: I panicked. I saw five million dollars walking away, and I grabbed the first good number I could find. That’s the same thing I hated at Halvern.</w:t>
-      </w:r>
-      <w:r>
-        <w:t xml:space="preserve"> </w:t>
-      </w:r>
-      <w:r>
-        <w:t xml:space="preserve">노아: 당황했어. 500만 달러가 걸어 나가는 게 보였고, 눈에 띈 첫 번째 좋은 숫자를 붙잡았어. 그게 바로 내가 할번에서 싫어했던 거야.</w:t>
-      </w:r>
-    </w:p>
-    <w:p>
-      <w:pPr>
-        <w:numPr>
-          <w:ilvl w:val="0"/>
-          <w:numId w:val="1004"/>
-        </w:numPr>
-      </w:pPr>
-      <w:r>
-        <w:t xml:space="preserve">MARCUS: We all saw it. You’re the one who has to talk to him.</w:t>
-      </w:r>
-      <w:r>
-        <w:t xml:space="preserve"> </w:t>
-      </w:r>
-      <w:r>
-        <w:t xml:space="preserve">마커스: 우리 다 봤어. 그 사람이랑 얘기해야 하는 게 자네일 뿐이지.</w:t>
-      </w:r>
-    </w:p>
-    <w:p>
-      <w:pPr>
-        <w:numPr>
-          <w:ilvl w:val="0"/>
-          <w:numId w:val="1004"/>
-        </w:numPr>
-      </w:pPr>
-      <w:r>
-        <w:t xml:space="preserve">NOAH: And Priya, what I said was unfair. About the library. And today.</w:t>
-      </w:r>
-      <w:r>
-        <w:t xml:space="preserve"> </w:t>
-      </w:r>
-      <w:r>
-        <w:t xml:space="preserve">노아: 그리고 프리야, 내가 한 말 공정하지 않았어. 도서관 얘기도. 오늘도.</w:t>
-      </w:r>
-    </w:p>
-    <w:p>
-      <w:pPr>
-        <w:numPr>
-          <w:ilvl w:val="0"/>
-          <w:numId w:val="1004"/>
-        </w:numPr>
-      </w:pPr>
-      <w:r>
-        <w:t xml:space="preserve">PRIYA: What I said about Halvern was unfair too. You’re not them.</w:t>
-      </w:r>
-      <w:r>
-        <w:t xml:space="preserve"> </w:t>
-      </w:r>
-      <w:r>
-        <w:t xml:space="preserve">프리야: 할번 얘기한 것도 공정하지 않았어. 넌 그 사람들이 아니야.</w:t>
-      </w:r>
-    </w:p>
-    <w:p>
-      <w:pPr>
-        <w:numPr>
-          <w:ilvl w:val="0"/>
-          <w:numId w:val="1004"/>
-        </w:numPr>
-      </w:pPr>
-      <w:r>
-        <w:t xml:space="preserve">NOAH: I almost was. For about ten minutes.</w:t>
-      </w:r>
-      <w:r>
-        <w:t xml:space="preserve"> </w:t>
-      </w:r>
-      <w:r>
-        <w:t xml:space="preserve">노아: 거의 그럴 뻔했어. 한 10분 동안.</w:t>
-      </w:r>
-    </w:p>
-    <w:p>
-      <w:pPr>
-        <w:numPr>
-          <w:ilvl w:val="0"/>
-          <w:numId w:val="1004"/>
-        </w:numPr>
-      </w:pPr>
-      <w:r>
-        <w:t xml:space="preserve">ELENA: Ten minutes is fine. Ten months would be a problem.</w:t>
-      </w:r>
-      <w:r>
-        <w:t xml:space="preserve"> </w:t>
-      </w:r>
-      <w:r>
-        <w:t xml:space="preserve">엘레나: 10분은 괜찮아요. 10개월이면 문제겠지만.</w:t>
-      </w:r>
-    </w:p>
-    <w:p>
-      <w:pPr>
-        <w:numPr>
-          <w:ilvl w:val="0"/>
-          <w:numId w:val="1004"/>
-        </w:numPr>
-      </w:pPr>
-      <w:r>
-        <w:t xml:space="preserve">NOAH: So here’s the plan. I tell Richard everything. Today.</w:t>
-      </w:r>
-      <w:r>
-        <w:t xml:space="preserve"> </w:t>
-      </w:r>
-      <w:r>
-        <w:t xml:space="preserve">노아: 그럼 계획은 이거야. 오늘 리처드에게 전부 말할게.</w:t>
-      </w:r>
-    </w:p>
-    <w:p>
-      <w:pPr>
-        <w:numPr>
-          <w:ilvl w:val="0"/>
-          <w:numId w:val="1004"/>
-        </w:numPr>
-      </w:pPr>
-      <w:r>
-        <w:t xml:space="preserve">MARCUS: What’s</w:t>
-      </w:r>
-      <w:r>
-        <w:t xml:space="preserve"> </w:t>
-      </w:r>
-      <w:r>
         <w:t xml:space="preserve">“</w:t>
       </w:r>
       <w:r>
@@ -1909,247 +1000,109 @@
       <w:r>
         <w:t xml:space="preserve">? Let’s agree on the message. Inside first.</w:t>
       </w:r>
-      <w:r>
-        <w:t xml:space="preserve"> </w:t>
-      </w:r>
-      <w:r>
-        <w:t xml:space="preserve">마커스:</w:t>
-      </w:r>
-      <w:r>
-        <w:t xml:space="preserve"> </w:t>
-      </w:r>
-      <w:r>
-        <w:t xml:space="preserve">“</w:t>
-      </w:r>
-      <w:r>
-        <w:t xml:space="preserve">전부</w:t>
-      </w:r>
-      <w:r>
-        <w:t xml:space="preserve">”</w:t>
-      </w:r>
-      <w:r>
-        <w:t xml:space="preserve">가 뭐야? 메시지부터 합의하자. 안에서 먼저.</w:t>
-      </w:r>
-    </w:p>
-    <w:p>
-      <w:pPr>
-        <w:numPr>
-          <w:ilvl w:val="0"/>
-          <w:numId w:val="1004"/>
-        </w:numPr>
+    </w:p>
+    <w:p>
+      <w:pPr>
+        <w:pStyle w:val="BodyText"/>
       </w:pPr>
       <w:r>
         <w:t xml:space="preserve">PRIYA: One. The average was one point eight. Below the target.</w:t>
       </w:r>
-      <w:r>
-        <w:t xml:space="preserve"> </w:t>
-      </w:r>
-      <w:r>
-        <w:t xml:space="preserve">프리야: 하나. 평균은 1.8. 목표 미달.</w:t>
-      </w:r>
-    </w:p>
-    <w:p>
-      <w:pPr>
-        <w:numPr>
-          <w:ilvl w:val="0"/>
-          <w:numId w:val="1004"/>
-        </w:numPr>
+    </w:p>
+    <w:p>
+      <w:pPr>
+        <w:pStyle w:val="BodyText"/>
       </w:pPr>
       <w:r>
         <w:t xml:space="preserve">ELENA: Two. Safety and durability were good. That matters.</w:t>
       </w:r>
-      <w:r>
-        <w:t xml:space="preserve"> </w:t>
-      </w:r>
-      <w:r>
-        <w:t xml:space="preserve">엘레나: 둘. 안전성과 지속력은 좋았다. 그건 중요해요.</w:t>
-      </w:r>
-    </w:p>
-    <w:p>
-      <w:pPr>
-        <w:numPr>
-          <w:ilvl w:val="0"/>
-          <w:numId w:val="1004"/>
-        </w:numPr>
+    </w:p>
+    <w:p>
+      <w:pPr>
+        <w:pStyle w:val="BodyText"/>
       </w:pPr>
       <w:r>
         <w:t xml:space="preserve">LEO: Three. The test dose was lower than real emergencies. Both products got it.</w:t>
       </w:r>
-      <w:r>
-        <w:t xml:space="preserve"> </w:t>
-      </w:r>
-      <w:r>
-        <w:t xml:space="preserve">레오: 셋. 시험 용량이 실제 응급 상황보다 낮았다. 두 제품 모두.</w:t>
-      </w:r>
-    </w:p>
-    <w:p>
-      <w:pPr>
-        <w:numPr>
-          <w:ilvl w:val="0"/>
-          <w:numId w:val="1004"/>
-        </w:numPr>
+    </w:p>
+    <w:p>
+      <w:pPr>
+        <w:pStyle w:val="BodyText"/>
       </w:pPr>
       <w:r>
         <w:t xml:space="preserve">MARCUS: Four. We propose a four-week test at an emergency dose, the same for both products. Dr. Holt says four weeks is realistic, so we’re not asking for something we can’t deliver.</w:t>
       </w:r>
-      <w:r>
-        <w:t xml:space="preserve"> </w:t>
-      </w:r>
-      <w:r>
-        <w:t xml:space="preserve">마커스: 넷. 응급 용량으로 4주 시험을 제안한다. 두 제품 동일하게. 홀트 박사가 4주면 현실적이라고 했으니, 지킬 수 없는 걸 요청하는 게 아니야.</w:t>
-      </w:r>
-    </w:p>
-    <w:p>
-      <w:pPr>
-        <w:numPr>
-          <w:ilvl w:val="0"/>
-          <w:numId w:val="1004"/>
-        </w:numPr>
+    </w:p>
+    <w:p>
+      <w:pPr>
+        <w:pStyle w:val="BodyText"/>
       </w:pPr>
       <w:r>
         <w:t xml:space="preserve">NOAH: Five. We ask for a one-week extension. And we accept his decision.</w:t>
       </w:r>
-      <w:r>
-        <w:t xml:space="preserve"> </w:t>
-      </w:r>
-      <w:r>
-        <w:t xml:space="preserve">노아: 다섯. 일주일 연장을 요청한다. 그리고 그의 결정을 받아들인다.</w:t>
-      </w:r>
-    </w:p>
-    <w:p>
-      <w:pPr>
-        <w:numPr>
-          <w:ilvl w:val="0"/>
-          <w:numId w:val="1004"/>
-        </w:numPr>
+    </w:p>
+    <w:p>
+      <w:pPr>
+        <w:pStyle w:val="BodyText"/>
       </w:pPr>
       <w:r>
         <w:t xml:space="preserve">PRIYA: And group three?</w:t>
       </w:r>
-      <w:r>
-        <w:t xml:space="preserve"> </w:t>
-      </w:r>
-      <w:r>
-        <w:t xml:space="preserve">프리야: 그리고 3그룹은?</w:t>
-      </w:r>
-    </w:p>
-    <w:p>
-      <w:pPr>
-        <w:numPr>
-          <w:ilvl w:val="0"/>
-          <w:numId w:val="1004"/>
-        </w:numPr>
+    </w:p>
+    <w:p>
+      <w:pPr>
+        <w:pStyle w:val="BodyText"/>
       </w:pPr>
       <w:r>
         <w:t xml:space="preserve">NOAH: We mention it. As a hint. Not as the headline.</w:t>
       </w:r>
-      <w:r>
-        <w:t xml:space="preserve"> </w:t>
-      </w:r>
-      <w:r>
-        <w:t xml:space="preserve">노아: 언급은 해. 힌트로. 헤드라인이 아니라.</w:t>
-      </w:r>
-    </w:p>
-    <w:p>
-      <w:pPr>
-        <w:numPr>
-          <w:ilvl w:val="0"/>
-          <w:numId w:val="1004"/>
-        </w:numPr>
+    </w:p>
+    <w:p>
+      <w:pPr>
+        <w:pStyle w:val="BodyText"/>
       </w:pPr>
       <w:r>
         <w:t xml:space="preserve">PRIYA: As a hint. With the depth explained. Okay. I can live with that.</w:t>
       </w:r>
-      <w:r>
-        <w:t xml:space="preserve"> </w:t>
-      </w:r>
-      <w:r>
-        <w:t xml:space="preserve">프리야: 힌트로. 주입 깊이 설명과 함께. 좋아. 그건 받아들일 수 있어.</w:t>
-      </w:r>
-    </w:p>
-    <w:p>
-      <w:pPr>
-        <w:numPr>
-          <w:ilvl w:val="0"/>
-          <w:numId w:val="1004"/>
-        </w:numPr>
+    </w:p>
+    <w:p>
+      <w:pPr>
+        <w:pStyle w:val="BodyText"/>
       </w:pPr>
       <w:r>
         <w:t xml:space="preserve">ELENA: Bad news first. Then the plan. Like the email Elaine loved.</w:t>
       </w:r>
-      <w:r>
-        <w:t xml:space="preserve"> </w:t>
-      </w:r>
-      <w:r>
-        <w:t xml:space="preserve">엘레나: 나쁜 소식 먼저. 그다음 계획. 일레인이 좋아했던 이메일처럼요.</w:t>
-      </w:r>
-    </w:p>
-    <w:p>
-      <w:pPr>
-        <w:numPr>
-          <w:ilvl w:val="0"/>
-          <w:numId w:val="1004"/>
-        </w:numPr>
+    </w:p>
+    <w:p>
+      <w:pPr>
+        <w:pStyle w:val="BodyText"/>
       </w:pPr>
       <w:r>
         <w:t xml:space="preserve">MARCUS: Call him. Don’t email. Bad news deserves a voice, because an email can be read in the worst possible tone. On the phone, he hears that you’re not hiding, and he can ask questions.</w:t>
       </w:r>
-      <w:r>
-        <w:t xml:space="preserve"> </w:t>
-      </w:r>
-      <w:r>
-        <w:t xml:space="preserve">마커스: 전화해. 이메일 말고. 나쁜 소식은 목소리로 전해야 해. 이메일은 최악의 말투로 읽힐 수 있거든. 전화로 하면 자네가 숨기지 않는다는 게 들리고, 그 사람도 질문할 수 있어.</w:t>
-      </w:r>
-    </w:p>
-    <w:p>
-      <w:pPr>
-        <w:numPr>
-          <w:ilvl w:val="0"/>
-          <w:numId w:val="1004"/>
-        </w:numPr>
+    </w:p>
+    <w:p>
+      <w:pPr>
+        <w:pStyle w:val="BodyText"/>
       </w:pPr>
       <w:r>
         <w:t xml:space="preserve">NOAH: Now?</w:t>
       </w:r>
-      <w:r>
-        <w:t xml:space="preserve"> </w:t>
-      </w:r>
-      <w:r>
-        <w:t xml:space="preserve">노아: 지금요?</w:t>
-      </w:r>
-    </w:p>
-    <w:p>
-      <w:pPr>
-        <w:numPr>
-          <w:ilvl w:val="0"/>
-          <w:numId w:val="1004"/>
-        </w:numPr>
+    </w:p>
+    <w:p>
+      <w:pPr>
+        <w:pStyle w:val="BodyText"/>
       </w:pPr>
       <w:r>
         <w:t xml:space="preserve">MARCUS: Before the full report reaches his analyst. Jordan reads fast.</w:t>
       </w:r>
-      <w:r>
-        <w:t xml:space="preserve"> </w:t>
-      </w:r>
-      <w:r>
-        <w:t xml:space="preserve">마커스: 전체 보고서가 그 애널리스트한테 가기 전에. 조던은 빨리 읽어.</w:t>
-      </w:r>
-    </w:p>
-    <w:p>
-      <w:pPr>
-        <w:numPr>
-          <w:ilvl w:val="0"/>
-          <w:numId w:val="1004"/>
-        </w:numPr>
+    </w:p>
+    <w:p>
+      <w:pPr>
+        <w:pStyle w:val="BodyText"/>
       </w:pPr>
       <w:r>
         <w:t xml:space="preserve">NOAH: Okay. Six p.m. In my car. Where nobody can hear me fail.</w:t>
-      </w:r>
-      <w:r>
-        <w:t xml:space="preserve"> </w:t>
-      </w:r>
-      <w:r>
-        <w:t xml:space="preserve">노아: 알았어요. 오후 6시. 내 차 안에서. 아무도 내가 실패하는 걸 못 듣게.</w:t>
       </w:r>
     </w:p>
     <w:bookmarkEnd w:id="24"/>
@@ -2164,257 +1117,122 @@
     </w:p>
     <w:p>
       <w:pPr>
-        <w:numPr>
-          <w:ilvl w:val="0"/>
-          <w:numId w:val="1005"/>
-        </w:numPr>
+        <w:pStyle w:val="FirstParagraph"/>
       </w:pPr>
       <w:r>
         <w:t xml:space="preserve">RICHARD: Richard Hale.</w:t>
       </w:r>
-      <w:r>
-        <w:t xml:space="preserve"> </w:t>
-      </w:r>
-      <w:r>
-        <w:t xml:space="preserve">리처드: 리처드 헤일입니다.</w:t>
-      </w:r>
-    </w:p>
-    <w:p>
-      <w:pPr>
-        <w:numPr>
-          <w:ilvl w:val="0"/>
-          <w:numId w:val="1005"/>
-        </w:numPr>
+    </w:p>
+    <w:p>
+      <w:pPr>
+        <w:pStyle w:val="BodyText"/>
       </w:pPr>
       <w:r>
         <w:t xml:space="preserve">NOAH: Richard, it’s Noah. Our animal results are in. You should hear them from me.</w:t>
       </w:r>
-      <w:r>
-        <w:t xml:space="preserve"> </w:t>
-      </w:r>
-      <w:r>
-        <w:t xml:space="preserve">노아: 리처드, 노아예요. 동물 시험 결과가 나왔어요. 저한테 직접 들으셔야 할 것 같아서요.</w:t>
-      </w:r>
-    </w:p>
-    <w:p>
-      <w:pPr>
-        <w:numPr>
-          <w:ilvl w:val="0"/>
-          <w:numId w:val="1005"/>
-        </w:numPr>
+    </w:p>
+    <w:p>
+      <w:pPr>
+        <w:pStyle w:val="BodyText"/>
       </w:pPr>
       <w:r>
         <w:t xml:space="preserve">RICHARD: Go ahead.</w:t>
       </w:r>
-      <w:r>
-        <w:t xml:space="preserve"> </w:t>
-      </w:r>
-      <w:r>
-        <w:t xml:space="preserve">리처드: 말해요.</w:t>
-      </w:r>
-    </w:p>
-    <w:p>
-      <w:pPr>
-        <w:numPr>
-          <w:ilvl w:val="0"/>
-          <w:numId w:val="1005"/>
-        </w:numPr>
+    </w:p>
+    <w:p>
+      <w:pPr>
+        <w:pStyle w:val="BodyText"/>
       </w:pPr>
       <w:r>
         <w:t xml:space="preserve">NOAH: The bad news first. The average was one point eight. Not two point five.</w:t>
       </w:r>
-      <w:r>
-        <w:t xml:space="preserve"> </w:t>
-      </w:r>
-      <w:r>
-        <w:t xml:space="preserve">노아: 나쁜 소식 먼저요. 평균이 1.8이었어요. 2.5가 아니라.</w:t>
-      </w:r>
-    </w:p>
-    <w:p>
-      <w:pPr>
-        <w:numPr>
-          <w:ilvl w:val="0"/>
-          <w:numId w:val="1005"/>
-        </w:numPr>
+    </w:p>
+    <w:p>
+      <w:pPr>
+        <w:pStyle w:val="BodyText"/>
       </w:pPr>
       <w:r>
         <w:t xml:space="preserve">RICHARD: I see.</w:t>
       </w:r>
-      <w:r>
-        <w:t xml:space="preserve"> </w:t>
-      </w:r>
-      <w:r>
-        <w:t xml:space="preserve">리처드: 그렇군요.</w:t>
-      </w:r>
-    </w:p>
-    <w:p>
-      <w:pPr>
-        <w:numPr>
-          <w:ilvl w:val="0"/>
-          <w:numId w:val="1005"/>
-        </w:numPr>
+    </w:p>
+    <w:p>
+      <w:pPr>
+        <w:pStyle w:val="BodyText"/>
       </w:pPr>
       <w:r>
         <w:t xml:space="preserve">NOAH: Safety was clean, with no serious reactions at all. Durability matched the comparator at eight weeks. Those parts went well. But we missed the number, and I’m not going to pretend otherwise.</w:t>
       </w:r>
-      <w:r>
-        <w:t xml:space="preserve"> </w:t>
-      </w:r>
-      <w:r>
-        <w:t xml:space="preserve">노아: 안전성은 깨끗했어요. 심각한 반응이 전혀 없었고요. 지속력은 8주 시점에 비교 제품과 같았어요. 그 부분은 잘됐어요. 하지만 숫자는 못 맞췄고, 아닌 척하지 않을게요.</w:t>
-      </w:r>
-    </w:p>
-    <w:p>
-      <w:pPr>
-        <w:numPr>
-          <w:ilvl w:val="0"/>
-          <w:numId w:val="1005"/>
-        </w:numPr>
+    </w:p>
+    <w:p>
+      <w:pPr>
+        <w:pStyle w:val="BodyText"/>
       </w:pPr>
       <w:r>
         <w:t xml:space="preserve">RICHARD: Why do you think you missed it?</w:t>
       </w:r>
-      <w:r>
-        <w:t xml:space="preserve"> </w:t>
-      </w:r>
-      <w:r>
-        <w:t xml:space="preserve">리처드: 왜 못 맞췄다고 생각해요?</w:t>
-      </w:r>
-    </w:p>
-    <w:p>
-      <w:pPr>
-        <w:numPr>
-          <w:ilvl w:val="0"/>
-          <w:numId w:val="1005"/>
-        </w:numPr>
+    </w:p>
+    <w:p>
+      <w:pPr>
+        <w:pStyle w:val="BodyText"/>
       </w:pPr>
       <w:r>
         <w:t xml:space="preserve">NOAH: The enzyme dose was much lower than real emergencies. For both products.</w:t>
       </w:r>
-      <w:r>
-        <w:t xml:space="preserve"> </w:t>
-      </w:r>
-      <w:r>
-        <w:t xml:space="preserve">노아: 효소 용량이 실제 응급 상황보다 훨씬 낮았어요. 두 제품 모두요.</w:t>
-      </w:r>
-    </w:p>
-    <w:p>
-      <w:pPr>
-        <w:numPr>
-          <w:ilvl w:val="0"/>
-          <w:numId w:val="1005"/>
-        </w:numPr>
+    </w:p>
+    <w:p>
+      <w:pPr>
+        <w:pStyle w:val="BodyText"/>
       </w:pPr>
       <w:r>
         <w:t xml:space="preserve">RICHARD: That sounds like an excuse.</w:t>
       </w:r>
-      <w:r>
-        <w:t xml:space="preserve"> </w:t>
-      </w:r>
-      <w:r>
-        <w:t xml:space="preserve">리처드: 변명처럼 들리는데요.</w:t>
-      </w:r>
-    </w:p>
-    <w:p>
-      <w:pPr>
-        <w:numPr>
-          <w:ilvl w:val="0"/>
-          <w:numId w:val="1005"/>
-        </w:numPr>
+    </w:p>
+    <w:p>
+      <w:pPr>
+        <w:pStyle w:val="BodyText"/>
       </w:pPr>
       <w:r>
         <w:t xml:space="preserve">NOAH: It could be. That’s exactly why we want to test it. Four weeks, at an emergency dose, the same dose for both products. If the number doesn’t move, you’ll know it was an excuse.</w:t>
       </w:r>
-      <w:r>
-        <w:t xml:space="preserve"> </w:t>
-      </w:r>
-      <w:r>
-        <w:t xml:space="preserve">노아: 그럴 수 있어요. 그래서 바로 시험해 보고 싶은 거예요. 4주, 응급 용량으로, 두 제품 같은 용량으로요. 숫자가 안 움직이면, 그게 변명이었다는 걸 아시게 될 거예요.</w:t>
-      </w:r>
-    </w:p>
-    <w:p>
-      <w:pPr>
-        <w:numPr>
-          <w:ilvl w:val="0"/>
-          <w:numId w:val="1005"/>
-        </w:numPr>
+    </w:p>
+    <w:p>
+      <w:pPr>
+        <w:pStyle w:val="BodyText"/>
       </w:pPr>
       <w:r>
         <w:t xml:space="preserve">RICHARD: And you need more time than I gave you.</w:t>
       </w:r>
-      <w:r>
-        <w:t xml:space="preserve"> </w:t>
-      </w:r>
-      <w:r>
-        <w:t xml:space="preserve">리처드: 그리고 내가 준 것보다 시간이 더 필요하겠군요.</w:t>
-      </w:r>
-    </w:p>
-    <w:p>
-      <w:pPr>
-        <w:numPr>
-          <w:ilvl w:val="0"/>
-          <w:numId w:val="1005"/>
-        </w:numPr>
+    </w:p>
+    <w:p>
+      <w:pPr>
+        <w:pStyle w:val="BodyText"/>
       </w:pPr>
       <w:r>
         <w:t xml:space="preserve">NOAH: One week more. If you say no, I understand.</w:t>
       </w:r>
-      <w:r>
-        <w:t xml:space="preserve"> </w:t>
-      </w:r>
-      <w:r>
-        <w:t xml:space="preserve">노아: 일주일만 더요. 안 된다고 하셔도 이해해요.</w:t>
-      </w:r>
-    </w:p>
-    <w:p>
-      <w:pPr>
-        <w:numPr>
-          <w:ilvl w:val="0"/>
-          <w:numId w:val="1005"/>
-        </w:numPr>
+    </w:p>
+    <w:p>
+      <w:pPr>
+        <w:pStyle w:val="BodyText"/>
       </w:pPr>
       <w:r>
         <w:t xml:space="preserve">RICHARD: Jordan just sent me the full report. You called before I read it.</w:t>
       </w:r>
-      <w:r>
-        <w:t xml:space="preserve"> </w:t>
-      </w:r>
-      <w:r>
-        <w:t xml:space="preserve">리처드: 조던이 방금 전체 보고서를 보냈어요. 내가 읽기 전에 전화했군요.</w:t>
-      </w:r>
-    </w:p>
-    <w:p>
-      <w:pPr>
-        <w:numPr>
-          <w:ilvl w:val="0"/>
-          <w:numId w:val="1005"/>
-        </w:numPr>
+    </w:p>
+    <w:p>
+      <w:pPr>
+        <w:pStyle w:val="BodyText"/>
       </w:pPr>
       <w:r>
         <w:t xml:space="preserve">NOAH: That was the idea.</w:t>
       </w:r>
-      <w:r>
-        <w:t xml:space="preserve"> </w:t>
-      </w:r>
-      <w:r>
-        <w:t xml:space="preserve">노아: 그게 의도였어요.</w:t>
-      </w:r>
-    </w:p>
-    <w:p>
-      <w:pPr>
-        <w:numPr>
-          <w:ilvl w:val="0"/>
-          <w:numId w:val="1005"/>
-        </w:numPr>
+    </w:p>
+    <w:p>
+      <w:pPr>
+        <w:pStyle w:val="BodyText"/>
       </w:pPr>
       <w:r>
         <w:t xml:space="preserve">RICHARD: Come to my office tomorrow. Eight a.m. Bring Priya. And the raw data.</w:t>
-      </w:r>
-      <w:r>
-        <w:t xml:space="preserve"> </w:t>
-      </w:r>
-      <w:r>
-        <w:t xml:space="preserve">리처드: 내일 내 사무실로 와요. 오전 8시. 프리야도 데려오고요. 원데이터도.</w:t>
       </w:r>
     </w:p>
     <w:p>
@@ -2555,7 +1373,7 @@
               <w:jc w:val="left"/>
             </w:pPr>
             <w:r>
-              <w:t xml:space="preserve">11턴. 결과가 우연이 아님을 말할 때.</w:t>
+              <w:t xml:space="preserve">도입. 결과가 우연이 아님을 말할 때.</w:t>
             </w:r>
           </w:p>
         </w:tc>
@@ -2605,7 +1423,7 @@
               <w:jc w:val="left"/>
             </w:pPr>
             <w:r>
-              <w:t xml:space="preserve">22턴. 세부 데이터를 확인하자고 할 때.</w:t>
+              <w:t xml:space="preserve">장면1. 세부 데이터를 확인하자고 할 때.</w:t>
             </w:r>
           </w:p>
         </w:tc>
@@ -2655,7 +1473,7 @@
               <w:jc w:val="left"/>
             </w:pPr>
             <w:r>
-              <w:t xml:space="preserve">33턴. 데이터 윤리의 핵심 개념.</w:t>
+              <w:t xml:space="preserve">장면1. 데이터 윤리의 핵심 개념.</w:t>
             </w:r>
           </w:p>
         </w:tc>
@@ -2705,7 +1523,7 @@
               <w:jc w:val="left"/>
             </w:pPr>
             <w:r>
-              <w:t xml:space="preserve">35턴. 강하게 반대하기 전의 쿠션 표현. (주의: 실제로는 꽤 강하게 들린다.)</w:t>
+              <w:t xml:space="preserve">장면1. 강하게 반대하기 전의 쿠션 표현. (주의: 실제로는 꽤 강하게 들린다.)</w:t>
             </w:r>
           </w:p>
         </w:tc>
@@ -2755,7 +1573,7 @@
               <w:jc w:val="left"/>
             </w:pPr>
             <w:r>
-              <w:t xml:space="preserve">40턴. 근거를 따져 묻는 표현.</w:t>
+              <w:t xml:space="preserve">장면1. 근거를 따져 묻는 표현.</w:t>
             </w:r>
           </w:p>
         </w:tc>
@@ -2805,7 +1623,7 @@
               <w:jc w:val="left"/>
             </w:pPr>
             <w:r>
-              <w:t xml:space="preserve">38턴. 감정적 다툼을 생산적 논쟁으로 바꾸는 말.</w:t>
+              <w:t xml:space="preserve">장면1. 감정적 다툼을 생산적 논쟁으로 바꾸는 말.</w:t>
             </w:r>
           </w:p>
         </w:tc>
@@ -2855,7 +1673,7 @@
               <w:jc w:val="left"/>
             </w:pPr>
             <w:r>
-              <w:t xml:space="preserve">61턴. 단서와 증거를 구분하는 표현.</w:t>
+              <w:t xml:space="preserve">장면2. 단서와 증거를 구분하는 표현.</w:t>
             </w:r>
           </w:p>
         </w:tc>
@@ -2905,7 +1723,7 @@
               <w:jc w:val="left"/>
             </w:pPr>
             <w:r>
-              <w:t xml:space="preserve">79턴. spin = 사실을 유리하게 왜곡해 포장하는 것.</w:t>
+              <w:t xml:space="preserve">장면2. spin = 사실을 유리하게 왜곡해 포장하는 것.</w:t>
             </w:r>
           </w:p>
         </w:tc>
@@ -2955,7 +1773,7 @@
               <w:jc w:val="left"/>
             </w:pPr>
             <w:r>
-              <w:t xml:space="preserve">99턴. 부차적 정보를 과장하지 않고 다루는 법.</w:t>
+              <w:t xml:space="preserve">절정·전환. 부차적 정보를 과장하지 않고 다루는 법.</w:t>
             </w:r>
           </w:p>
         </w:tc>
@@ -3005,7 +1823,7 @@
               <w:jc w:val="left"/>
             </w:pPr>
             <w:r>
-              <w:t xml:space="preserve">102턴. 나쁜 소식은 이메일보다 전화·대면으로 전하는 비즈니스 매너.</w:t>
+              <w:t xml:space="preserve">절정·전환. 나쁜 소식은 이메일보다 전화·대면으로 전하는 비즈니스 매너.</w:t>
             </w:r>
           </w:p>
         </w:tc>
@@ -3265,7 +2083,7 @@
           <w:bCs/>
           <w:b/>
         </w:rPr>
-        <w:t xml:space="preserve">115턴 NOAH:</w:t>
+        <w:t xml:space="preserve">NOAH (마무리):</w:t>
       </w:r>
       <w:r>
         <w:t xml:space="preserve"> </w:t>
@@ -3545,9 +2363,1138 @@
         <w:t xml:space="preserve">라는 상사의 지적에 같은 구조로 30단어 안팎으로 답해 보기.</w:t>
       </w:r>
     </w:p>
+    <w:p>
+      <w:r>
+        <w:pict>
+          <v:rect style="width:0;height:1.5pt" o:hralign="center" o:hrstd="t" o:hr="t"/>
+        </w:pict>
+      </w:r>
+    </w:p>
     <w:bookmarkEnd w:id="30"/>
     <w:bookmarkEnd w:id="31"/>
+    <w:bookmarkStart w:id="37" w:name="한국어-번역"/>
+    <w:p>
+      <w:pPr>
+        <w:pStyle w:val="Heading2"/>
+      </w:pPr>
+      <w:r>
+        <w:t xml:space="preserve">한국어 번역</w:t>
+      </w:r>
+    </w:p>
+    <w:bookmarkStart w:id="32" w:name="도입-화상-오전-9시-1"/>
+    <w:p>
+      <w:pPr>
+        <w:pStyle w:val="Heading3"/>
+      </w:pPr>
+      <w:r>
+        <w:t xml:space="preserve">도입 — 화상, 오전 9시</w:t>
+      </w:r>
+    </w:p>
+    <w:p>
+      <w:pPr>
+        <w:pStyle w:val="FirstParagraph"/>
+      </w:pPr>
+      <w:r>
+        <w:t xml:space="preserve">홀트: 안녕하세요, Veyra. 연구 책임자 레이 홀트입니다. 다들 제 화면 보이세요?</w:t>
+      </w:r>
+    </w:p>
+    <w:p>
+      <w:pPr>
+        <w:pStyle w:val="BodyText"/>
+      </w:pPr>
+      <w:r>
+        <w:t xml:space="preserve">마커스: 보여요. 시작하세요, 홀트 박사님.</w:t>
+      </w:r>
+    </w:p>
+    <w:p>
+      <w:pPr>
+        <w:pStyle w:val="BodyText"/>
+      </w:pPr>
+      <w:r>
+        <w:t xml:space="preserve">홀트: 먼저 안전성입니다. 어떤 주입 깊이에서도, 어떤 동물에서도 심각한 반응은 없었고, 조직 샘플에서도 특이 사항이 없었어요. 깨끗한 결과예요. 쉽게 하는 말이 아닙니다.</w:t>
+      </w:r>
+    </w:p>
+    <w:p>
+      <w:pPr>
+        <w:pStyle w:val="BodyText"/>
+      </w:pPr>
+      <w:r>
+        <w:t xml:space="preserve">엘레나: 아주 좋은 소식이네요.</w:t>
+      </w:r>
+    </w:p>
+    <w:p>
+      <w:pPr>
+        <w:pStyle w:val="BodyText"/>
+      </w:pPr>
+      <w:r>
+        <w:t xml:space="preserve">홀트: 둘째, 지속력. 8주 시점에 Veyra와 비교 제품이 똑같아 보여요.</w:t>
+      </w:r>
+    </w:p>
+    <w:p>
+      <w:pPr>
+        <w:pStyle w:val="BodyText"/>
+      </w:pPr>
+      <w:r>
+        <w:t xml:space="preserve">레오: 그러니까 유지되고 있네요. 적어도 지금까지는.</w:t>
+      </w:r>
+    </w:p>
+    <w:p>
+      <w:pPr>
+        <w:pStyle w:val="BodyText"/>
+      </w:pPr>
+      <w:r>
+        <w:t xml:space="preserve">홀트: 지금까지는요. 셋째, 용해. 주요 평가변수요.</w:t>
+      </w:r>
+    </w:p>
+    <w:p>
+      <w:pPr>
+        <w:pStyle w:val="BodyText"/>
+      </w:pPr>
+      <w:r>
+        <w:t xml:space="preserve">노아: 2.5배.</w:t>
+      </w:r>
+    </w:p>
+    <w:p>
+      <w:pPr>
+        <w:pStyle w:val="BodyText"/>
+      </w:pPr>
+      <w:r>
+        <w:t xml:space="preserve">홀트: Veyra는 비교 제품보다 평균 1.8배 빨리 녹았어요.</w:t>
+      </w:r>
+    </w:p>
+    <w:p>
+      <w:pPr>
+        <w:pStyle w:val="BodyText"/>
+      </w:pPr>
+      <w:r>
+        <w:t xml:space="preserve">프리야: 1.8.</w:t>
+      </w:r>
+    </w:p>
+    <w:p>
+      <w:pPr>
+        <w:pStyle w:val="BodyText"/>
+      </w:pPr>
+      <w:r>
+        <w:t xml:space="preserve">홀트: 더 빠른 건 맞아요. 통계적으로 명확해요. 하지만 2.5는 아니에요.</w:t>
+      </w:r>
+    </w:p>
+    <w:p>
+      <w:pPr>
+        <w:pStyle w:val="BodyText"/>
+      </w:pPr>
+      <w:r>
+        <w:t xml:space="preserve">마커스: 시험 자체에 문제는 없었어요? 샘플 취급? 운송?</w:t>
+      </w:r>
+    </w:p>
+    <w:p>
+      <w:pPr>
+        <w:pStyle w:val="BodyText"/>
+      </w:pPr>
+      <w:r>
+        <w:t xml:space="preserve">홀트: 없어요. 샘플은 완벽하게 도착했어요. 레오가 포장을 잘했더군요.</w:t>
+      </w:r>
+    </w:p>
+    <w:p>
+      <w:pPr>
+        <w:pStyle w:val="BodyText"/>
+      </w:pPr>
+      <w:r>
+        <w:t xml:space="preserve">레오: 감사합니다. 제가 직접 운전해서 가져갔어요.</w:t>
+      </w:r>
+    </w:p>
+    <w:p>
+      <w:pPr>
+        <w:pStyle w:val="BodyText"/>
+      </w:pPr>
+      <w:r>
+        <w:t xml:space="preserve">홀트: 정오까지 그룹별 개별 결과를 포함한 전체 보고서를 보낼게요. 팀에서 전부 확인하실 수 있게요. 기대하신 결과가 아니라서 유감이지만, 시험 자체는 탄탄했어요.</w:t>
+      </w:r>
+    </w:p>
     <w:bookmarkEnd w:id="32"/>
+    <w:bookmarkStart w:id="33" w:name="장면1-침묵-그리고-첫-반응-1"/>
+    <w:p>
+      <w:pPr>
+        <w:pStyle w:val="Heading3"/>
+      </w:pPr>
+      <w:r>
+        <w:t xml:space="preserve">장면1 — 침묵, 그리고 첫 반응</w:t>
+      </w:r>
+    </w:p>
+    <w:p>
+      <w:pPr>
+        <w:pStyle w:val="FirstParagraph"/>
+      </w:pPr>
+      <w:r>
+        <w:t xml:space="preserve">노아: 좋아. 좋아. 당황하지 말자.</w:t>
+      </w:r>
+    </w:p>
+    <w:p>
+      <w:pPr>
+        <w:pStyle w:val="BodyText"/>
+      </w:pPr>
+      <w:r>
+        <w:t xml:space="preserve">마커스: 아무도 당황 안 했어.</w:t>
+      </w:r>
+      <w:r>
+        <w:t xml:space="preserve"> </w:t>
+      </w:r>
+      <w:r>
+        <w:t xml:space="preserve">“</w:t>
+      </w:r>
+      <w:r>
+        <w:t xml:space="preserve">당황</w:t>
+      </w:r>
+      <w:r>
+        <w:t xml:space="preserve">”</w:t>
+      </w:r>
+      <w:r>
+        <w:t xml:space="preserve">이란 말을 하는 건 자네뿐이야.</w:t>
+      </w:r>
+    </w:p>
+    <w:p>
+      <w:pPr>
+        <w:pStyle w:val="BodyText"/>
+      </w:pPr>
+      <w:r>
+        <w:t xml:space="preserve">노아: 리처드 조건이 2.5였어요. 27일 남았어요.</w:t>
+      </w:r>
+    </w:p>
+    <w:p>
+      <w:pPr>
+        <w:pStyle w:val="BodyText"/>
+      </w:pPr>
+      <w:r>
+        <w:t xml:space="preserve">엘레나: 1.8도 여전히 더 빨라요. 진짜 진전이에요.</w:t>
+      </w:r>
+    </w:p>
+    <w:p>
+      <w:pPr>
+        <w:pStyle w:val="BodyText"/>
+      </w:pPr>
+      <w:r>
+        <w:t xml:space="preserve">프리야: 충분하지 않아요. 텀싯에도.</w:t>
+      </w:r>
+      <w:r>
+        <w:t xml:space="preserve"> </w:t>
+      </w:r>
+      <w:r>
+        <w:t xml:space="preserve">“</w:t>
+      </w:r>
+      <w:r>
+        <w:t xml:space="preserve">단 하나의 핵심</w:t>
+      </w:r>
+      <w:r>
+        <w:t xml:space="preserve">”</w:t>
+      </w:r>
+      <w:r>
+        <w:t xml:space="preserve">에도.</w:t>
+      </w:r>
+    </w:p>
+    <w:p>
+      <w:pPr>
+        <w:pStyle w:val="BodyText"/>
+      </w:pPr>
+      <w:r>
+        <w:t xml:space="preserve">레오: 개별 결과를 볼 수 있을까요? 평균 말고요?</w:t>
+      </w:r>
+    </w:p>
+    <w:p>
+      <w:pPr>
+        <w:pStyle w:val="BodyText"/>
+      </w:pPr>
+      <w:r>
+        <w:t xml:space="preserve">마커스: 좋은 질문이야. 평균은 많은 걸 숨기지.</w:t>
+      </w:r>
+    </w:p>
+    <w:p>
+      <w:pPr>
+        <w:pStyle w:val="BodyText"/>
+      </w:pPr>
+      <w:r>
+        <w:t xml:space="preserve">프리야: 여기. 세 그룹. 주입 깊이가 다 달라요.</w:t>
+      </w:r>
+    </w:p>
+    <w:p>
+      <w:pPr>
+        <w:pStyle w:val="BodyText"/>
+      </w:pPr>
+      <w:r>
+        <w:t xml:space="preserve">레오: 1그룹 1.4. 2그룹 1.5. 3그룹 2.6.</w:t>
+      </w:r>
+    </w:p>
+    <w:p>
+      <w:pPr>
+        <w:pStyle w:val="BodyText"/>
+      </w:pPr>
+      <w:r>
+        <w:t xml:space="preserve">노아: 2.6! 3그룹은 통과했어!</w:t>
+      </w:r>
+    </w:p>
+    <w:p>
+      <w:pPr>
+        <w:pStyle w:val="BodyText"/>
+      </w:pPr>
+      <w:r>
+        <w:t xml:space="preserve">프리야: 세 그룹 중 한 그룹이야, 노아.</w:t>
+      </w:r>
+    </w:p>
+    <w:p>
+      <w:pPr>
+        <w:pStyle w:val="BodyText"/>
+      </w:pPr>
+      <w:r>
+        <w:t xml:space="preserve">노아: 그래도 가능하다는 걸 보여 주잖아. 3그룹은 뭐가 달라?</w:t>
+      </w:r>
+    </w:p>
+    <w:p>
+      <w:pPr>
+        <w:pStyle w:val="BodyText"/>
+      </w:pPr>
+      <w:r>
+        <w:t xml:space="preserve">레오: 얕은 주입이요. 피부 표면에 가까운.</w:t>
+      </w:r>
+    </w:p>
+    <w:p>
+      <w:pPr>
+        <w:pStyle w:val="BodyText"/>
+      </w:pPr>
+      <w:r>
+        <w:t xml:space="preserve">엘레나: 실제 환자는 팔자주름에 더 깊게 주사해요. 필러가 거기 자리 잡으니까요. 실제 클리닉에서 그렇게 피부 표면 가까이 주사하는 사람은 없어요. 그래서 안타깝지만 3그룹은 비현실적이에요.</w:t>
+      </w:r>
+    </w:p>
+    <w:p>
+      <w:pPr>
+        <w:pStyle w:val="BodyText"/>
+      </w:pPr>
+      <w:r>
+        <w:t xml:space="preserve">노아: 그래도 리처드에게 보내는 업데이트에서 3그룹을 앞세울 수 있잖아.</w:t>
+      </w:r>
+    </w:p>
+    <w:p>
+      <w:pPr>
+        <w:pStyle w:val="BodyText"/>
+      </w:pPr>
+      <w:r>
+        <w:t xml:space="preserve">프리야: 좋은 숫자만 보여 주자는 거야?</w:t>
+      </w:r>
+    </w:p>
+    <w:p>
+      <w:pPr>
+        <w:pStyle w:val="BodyText"/>
+      </w:pPr>
+      <w:r>
+        <w:t xml:space="preserve">노아: 그것만이 아니라, 먼저. 평균도 보여 줄 거야. 이메일 뒷부분에.</w:t>
+      </w:r>
+    </w:p>
+    <w:p>
+      <w:pPr>
+        <w:pStyle w:val="BodyText"/>
+      </w:pPr>
+      <w:r>
+        <w:t xml:space="preserve">프리야: 그건 체리피킹이야, 노아. 더 좋은 이야기를 하려고 최고의 데이터만 고르는 거. 투자자는 좋은 숫자를 먼저 보고 그걸 기억해. 맨 아래 있는 평균은 사실상 아무 의미가 없어.</w:t>
+      </w:r>
+    </w:p>
+    <w:p>
+      <w:pPr>
+        <w:pStyle w:val="BodyText"/>
+      </w:pPr>
+      <w:r>
+        <w:t xml:space="preserve">노아: 그건 프레이밍이야. 모든 회사가 데이터를 프레이밍해.</w:t>
+      </w:r>
+    </w:p>
+    <w:p>
+      <w:pPr>
+        <w:pStyle w:val="BodyText"/>
+      </w:pPr>
+      <w:r>
+        <w:t xml:space="preserve">프리야: 외람되지만, 그게 할번이 하는 짓이야.</w:t>
+      </w:r>
+      <w:r>
+        <w:t xml:space="preserve"> </w:t>
+      </w:r>
+      <w:r>
+        <w:t xml:space="preserve">“</w:t>
+      </w:r>
+      <w:r>
+        <w:t xml:space="preserve">머무는 결과.</w:t>
+      </w:r>
+      <w:r>
+        <w:t xml:space="preserve">”</w:t>
+      </w:r>
+    </w:p>
+    <w:p>
+      <w:pPr>
+        <w:pStyle w:val="BodyText"/>
+      </w:pPr>
+      <w:r>
+        <w:t xml:space="preserve">노아: 그건 공정하지 않아.</w:t>
+      </w:r>
+    </w:p>
+    <w:p>
+      <w:pPr>
+        <w:pStyle w:val="BodyText"/>
+      </w:pPr>
+      <w:r>
+        <w:t xml:space="preserve">프리야: 그래? 네가 엘레나한테 마케팅은 숨긴다고 했잖아. 너도 숨기는 데 한몫했다고.</w:t>
+      </w:r>
+    </w:p>
+    <w:p>
+      <w:pPr>
+        <w:pStyle w:val="BodyText"/>
+      </w:pPr>
+      <w:r>
+        <w:t xml:space="preserve">마커스: 좋아. 둘 다. 안에선 논쟁해. 하지만 사실로 논쟁해.</w:t>
+      </w:r>
+    </w:p>
+    <w:p>
+      <w:pPr>
+        <w:pStyle w:val="BodyText"/>
+      </w:pPr>
+      <w:r>
+        <w:t xml:space="preserve">노아: 좋아요. 사실. 리처드는</w:t>
+      </w:r>
+      <w:r>
+        <w:t xml:space="preserve"> </w:t>
+      </w:r>
+      <w:r>
+        <w:t xml:space="preserve">“</w:t>
+      </w:r>
+      <w:r>
+        <w:t xml:space="preserve">1.8</w:t>
+      </w:r>
+      <w:r>
+        <w:t xml:space="preserve">”</w:t>
+      </w:r>
+      <w:r>
+        <w:t xml:space="preserve">을 읽고 떠날 거예요.</w:t>
+      </w:r>
+    </w:p>
+    <w:p>
+      <w:pPr>
+        <w:pStyle w:val="BodyText"/>
+      </w:pPr>
+      <w:r>
+        <w:t xml:space="preserve">프리야: 그건 어디서 나온 얘기야? 그 사람은 완벽함이 아니라 규모에 베팅한다고 했어.</w:t>
+      </w:r>
+    </w:p>
+    <w:p>
+      <w:pPr>
+        <w:pStyle w:val="BodyText"/>
+      </w:pPr>
+      <w:r>
+        <w:t xml:space="preserve">노아: 텀싯에 숫자를 넣었잖아, 프리야. 2.5.</w:t>
+      </w:r>
+    </w:p>
+    <w:p>
+      <w:pPr>
+        <w:pStyle w:val="BodyText"/>
+      </w:pPr>
+      <w:r>
+        <w:t xml:space="preserve">프리야: 그리고 우린 못 맞췄어. 그게 사실이야.</w:t>
+      </w:r>
+    </w:p>
+    <w:p>
+      <w:pPr>
+        <w:pStyle w:val="BodyText"/>
+      </w:pPr>
+      <w:r>
+        <w:t xml:space="preserve">엘레나: 다른 사실 하나 추가해도 돼요? 효소 용량에 대해서요.</w:t>
+      </w:r>
+    </w:p>
+    <w:p>
+      <w:pPr>
+        <w:pStyle w:val="BodyText"/>
+      </w:pPr>
+      <w:r>
+        <w:t xml:space="preserve">노아: 말씀하세요.</w:t>
+      </w:r>
+    </w:p>
+    <w:p>
+      <w:pPr>
+        <w:pStyle w:val="BodyText"/>
+      </w:pPr>
+      <w:r>
+        <w:t xml:space="preserve">엘레나: 시험에서 히알루로니다아제를 얼마나 썼어요?</w:t>
+      </w:r>
+    </w:p>
+    <w:p>
+      <w:pPr>
+        <w:pStyle w:val="BodyText"/>
+      </w:pPr>
+      <w:r>
+        <w:t xml:space="preserve">레오: 고정 용량 하나요. 30단위. 프로토콜에 있어요.</w:t>
+      </w:r>
+    </w:p>
+    <w:p>
+      <w:pPr>
+        <w:pStyle w:val="BodyText"/>
+      </w:pPr>
+      <w:r>
+        <w:t xml:space="preserve">엘레나: 응급 상황에서 난 절대 30단위를 안 써요. 훨씬 많이 쓰고, 혈류가 돌아올 때까지 반복해서 써요. 30단위는 작고 조심스러운 용량이에요.</w:t>
+      </w:r>
+    </w:p>
+    <w:p>
+      <w:pPr>
+        <w:pStyle w:val="BodyText"/>
+      </w:pPr>
+      <w:r>
+        <w:t xml:space="preserve">프리야: 그러니까 시험 용량이 실제 현장보다 낮았네요.</w:t>
+      </w:r>
+    </w:p>
+    <w:p>
+      <w:pPr>
+        <w:pStyle w:val="BodyText"/>
+      </w:pPr>
+      <w:r>
+        <w:t xml:space="preserve">엘레나: 훨씬 낮았죠. 시험은 평온한 날을 재현한 거예요. 응급 상황이 아니라.</w:t>
+      </w:r>
+    </w:p>
+    <w:p>
+      <w:pPr>
+        <w:pStyle w:val="BodyText"/>
+      </w:pPr>
+      <w:r>
+        <w:t xml:space="preserve">마커스: 그건 진짜 요인이야. 프레이밍이 아니라. 진짜 요인.</w:t>
+      </w:r>
+    </w:p>
+    <w:bookmarkEnd w:id="33"/>
+    <w:bookmarkStart w:id="34" w:name="장면2-원인-분석-1"/>
+    <w:p>
+      <w:pPr>
+        <w:pStyle w:val="Heading3"/>
+      </w:pPr>
+      <w:r>
+        <w:t xml:space="preserve">장면2 — 원인 분석</w:t>
+      </w:r>
+    </w:p>
+    <w:p>
+      <w:pPr>
+        <w:pStyle w:val="FirstParagraph"/>
+      </w:pPr>
+      <w:r>
+        <w:t xml:space="preserve">노아: 그럼 응급 용량으로 시험하면 숫자가 올라갈 수도 있어요?</w:t>
+      </w:r>
+    </w:p>
+    <w:p>
+      <w:pPr>
+        <w:pStyle w:val="BodyText"/>
+      </w:pPr>
+      <w:r>
+        <w:t xml:space="preserve">프리야: 올라갈 수도.</w:t>
+      </w:r>
+      <w:r>
+        <w:t xml:space="preserve"> </w:t>
+      </w:r>
+      <w:r>
+        <w:t xml:space="preserve">“</w:t>
+      </w:r>
+      <w:r>
+        <w:t xml:space="preserve">올라간다</w:t>
+      </w:r>
+      <w:r>
+        <w:t xml:space="preserve">”</w:t>
+      </w:r>
+      <w:r>
+        <w:t xml:space="preserve">는 아니야. 다시는 숫자를 약속 안 할 거야.</w:t>
+      </w:r>
+    </w:p>
+    <w:p>
+      <w:pPr>
+        <w:pStyle w:val="BodyText"/>
+      </w:pPr>
+      <w:r>
+        <w:t xml:space="preserve">엘레나: 그리고 비교 제품도 똑같이 높은 용량을 받아야 해요. 공정하게.</w:t>
+      </w:r>
+    </w:p>
+    <w:p>
+      <w:pPr>
+        <w:pStyle w:val="BodyText"/>
+      </w:pPr>
+      <w:r>
+        <w:t xml:space="preserve">레오: 맞아요. 둘 다 같은 용량. 그렇지 않으면 과학이 아니죠.</w:t>
+      </w:r>
+    </w:p>
+    <w:p>
+      <w:pPr>
+        <w:pStyle w:val="BodyText"/>
+      </w:pPr>
+      <w:r>
+        <w:t xml:space="preserve">프리야: 두 번째 요인이 있어요. 조직이요. 시험관에선 효소가 모든 걸 건드려요.</w:t>
+      </w:r>
+    </w:p>
+    <w:p>
+      <w:pPr>
+        <w:pStyle w:val="BodyText"/>
+      </w:pPr>
+      <w:r>
+        <w:t xml:space="preserve">마커스: 몸에선?</w:t>
+      </w:r>
+    </w:p>
+    <w:p>
+      <w:pPr>
+        <w:pStyle w:val="BodyText"/>
+      </w:pPr>
+      <w:r>
+        <w:t xml:space="preserve">프리야: 효소가 필러에 닿으려면 조직을 통과해 이동해야 하는데, 모래 속 잉크처럼 천천히 퍼져요. 시험관에선 가로막는 게 없으니까 숫자가 더 좋아 보이는 거예요.</w:t>
+      </w:r>
+    </w:p>
+    <w:p>
+      <w:pPr>
+        <w:pStyle w:val="BodyText"/>
+      </w:pPr>
+      <w:r>
+        <w:t xml:space="preserve">레오: 그래서 얕은 주입이 더 잘된 건가요? 이동할 조직이 적어서?</w:t>
+      </w:r>
+    </w:p>
+    <w:p>
+      <w:pPr>
+        <w:pStyle w:val="BodyText"/>
+      </w:pPr>
+      <w:r>
+        <w:t xml:space="preserve">프리야: 레오, 아주 좋은 지적이에요. 아마 맞을 거예요.</w:t>
+      </w:r>
+    </w:p>
+    <w:p>
+      <w:pPr>
+        <w:pStyle w:val="BodyText"/>
+      </w:pPr>
+      <w:r>
+        <w:t xml:space="preserve">노아: 그럼 3그룹은 우연이 아니네. 뭔가를 말해 주는 거야.</w:t>
+      </w:r>
+    </w:p>
+    <w:p>
+      <w:pPr>
+        <w:pStyle w:val="BodyText"/>
+      </w:pPr>
+      <w:r>
+        <w:t xml:space="preserve">프리야: 뭔가를 말해 주지. 뭔가를 증명하진 않아. 큰 차이야.</w:t>
+      </w:r>
+    </w:p>
+    <w:p>
+      <w:pPr>
+        <w:pStyle w:val="BodyText"/>
+      </w:pPr>
+      <w:r>
+        <w:t xml:space="preserve">엘레나: 배합으로 효소가 더 빨리 퍼지게 할 수 있어요?</w:t>
+      </w:r>
+    </w:p>
+    <w:p>
+      <w:pPr>
+        <w:pStyle w:val="BodyText"/>
+      </w:pPr>
+      <w:r>
+        <w:t xml:space="preserve">프리야: 어쩌면요. 입자가 작을수록 표면적이 넓어서 효소가 작용할 곳이 많아지죠. 하지만 배합을 바꾸면 안정성 시험을 새로 해야 하고, 제대로 시험하려면 몇 달이 필요해요.</w:t>
+      </w:r>
+    </w:p>
+    <w:p>
+      <w:pPr>
+        <w:pStyle w:val="BodyText"/>
+      </w:pPr>
+      <w:r>
+        <w:t xml:space="preserve">마커스: 우리한텐 몇 달이 없어. 27일 있지.</w:t>
+      </w:r>
+    </w:p>
+    <w:p>
+      <w:pPr>
+        <w:pStyle w:val="BodyText"/>
+      </w:pPr>
+      <w:r>
+        <w:t xml:space="preserve">레오: 응급 용량 시험은 4주면 할 수 있어요. 홀트 박사님이 그러셨어요.</w:t>
+      </w:r>
+    </w:p>
+    <w:p>
+      <w:pPr>
+        <w:pStyle w:val="BodyText"/>
+      </w:pPr>
+      <w:r>
+        <w:t xml:space="preserve">노아: 28일. 마감보다 하루 넘어.</w:t>
+      </w:r>
+    </w:p>
+    <w:p>
+      <w:pPr>
+        <w:pStyle w:val="BodyText"/>
+      </w:pPr>
+      <w:r>
+        <w:t xml:space="preserve">마커스: 그럼 리처드가 연장해 줘야 해. 최소 일주일.</w:t>
+      </w:r>
+    </w:p>
+    <w:p>
+      <w:pPr>
+        <w:pStyle w:val="BodyText"/>
+      </w:pPr>
+      <w:r>
+        <w:t xml:space="preserve">엘레나: 나쁜 소식을 숨기는 사람한텐 연장 안 해 줄 거예요.</w:t>
+      </w:r>
+    </w:p>
+    <w:p>
+      <w:pPr>
+        <w:pStyle w:val="BodyText"/>
+      </w:pPr>
+      <w:r>
+        <w:t xml:space="preserve">프리야: 모든 걸 오늘 말해 주는 사람한텐 연장해 줄지도 몰라요.</w:t>
+      </w:r>
+    </w:p>
+    <w:p>
+      <w:pPr>
+        <w:pStyle w:val="BodyText"/>
+      </w:pPr>
+      <w:r>
+        <w:t xml:space="preserve">노아: 정말 VC한테 정직함이 통할 거라고 생각해?</w:t>
+      </w:r>
+    </w:p>
+    <w:p>
+      <w:pPr>
+        <w:pStyle w:val="BodyText"/>
+      </w:pPr>
+      <w:r>
+        <w:t xml:space="preserve">마커스: 일레인한텐 통했잖아. 바비큐 냅킨 위에서.</w:t>
+      </w:r>
+    </w:p>
+    <w:p>
+      <w:pPr>
+        <w:pStyle w:val="BodyText"/>
+      </w:pPr>
+      <w:r>
+        <w:t xml:space="preserve">엘레나: 그리고 일레인은 매주 리처드랑 통화해요. 그걸 기억해요.</w:t>
+      </w:r>
+    </w:p>
+    <w:p>
+      <w:pPr>
+        <w:pStyle w:val="BodyText"/>
+      </w:pPr>
+      <w:r>
+        <w:t xml:space="preserve">노아: 그러니까 내가 포장하면 일레인 귀에 들어가겠네요.</w:t>
+      </w:r>
+    </w:p>
+    <w:p>
+      <w:pPr>
+        <w:pStyle w:val="BodyText"/>
+      </w:pPr>
+      <w:r>
+        <w:t xml:space="preserve">엘레나: 하루 안에요. 이 업계는 좁아요. 톰이 그걸 가르쳐 줬잖아요.</w:t>
+      </w:r>
+    </w:p>
+    <w:p>
+      <w:pPr>
+        <w:pStyle w:val="BodyText"/>
+      </w:pPr>
+      <w:r>
+        <w:t xml:space="preserve">레오: 한마디 해도 될까요? 신입으로서?</w:t>
+      </w:r>
+    </w:p>
+    <w:p>
+      <w:pPr>
+        <w:pStyle w:val="BodyText"/>
+      </w:pPr>
+      <w:r>
+        <w:t xml:space="preserve">노아: 물론이죠, 레오.</w:t>
+      </w:r>
+    </w:p>
+    <w:p>
+      <w:pPr>
+        <w:pStyle w:val="BodyText"/>
+      </w:pPr>
+      <w:r>
+        <w:t xml:space="preserve">레오: 저는 프리야가</w:t>
+      </w:r>
+      <w:r>
+        <w:t xml:space="preserve"> </w:t>
+      </w:r>
+      <w:r>
+        <w:t xml:space="preserve">“</w:t>
+      </w:r>
+      <w:r>
+        <w:t xml:space="preserve">데이터가 결정한다</w:t>
+      </w:r>
+      <w:r>
+        <w:t xml:space="preserve">”</w:t>
+      </w:r>
+      <w:r>
+        <w:t xml:space="preserve">고 해서 들어왔어요. 그 한 문장이 제가 여기 있는 이유예요. 나쁜 결과 하나 때문에 그게 바뀐다면, 6개월 뒤가 아니라 오늘 알고 싶어요.</w:t>
+      </w:r>
+    </w:p>
+    <w:p>
+      <w:pPr>
+        <w:pStyle w:val="BodyText"/>
+      </w:pPr>
+      <w:r>
+        <w:t xml:space="preserve">노아: 그건… 할 만한 말이네요.</w:t>
+      </w:r>
+    </w:p>
+    <w:p>
+      <w:pPr>
+        <w:pStyle w:val="BodyText"/>
+      </w:pPr>
+      <w:r>
+        <w:t xml:space="preserve">레오: 제 아내가 임신 8개월이에요. 포장하려고 이 리스크를 진 게 아니에요.</w:t>
+      </w:r>
+    </w:p>
+    <w:p>
+      <w:pPr>
+        <w:pStyle w:val="BodyText"/>
+      </w:pPr>
+      <w:r>
+        <w:t xml:space="preserve">마커스: 말 잘했어, 레오.</w:t>
+      </w:r>
+    </w:p>
+    <w:bookmarkEnd w:id="34"/>
+    <w:bookmarkStart w:id="35" w:name="절정전환-noah의-사과-1"/>
+    <w:p>
+      <w:pPr>
+        <w:pStyle w:val="Heading3"/>
+      </w:pPr>
+      <w:r>
+        <w:t xml:space="preserve">절정·전환 — Noah의 사과</w:t>
+      </w:r>
+    </w:p>
+    <w:p>
+      <w:pPr>
+        <w:pStyle w:val="FirstParagraph"/>
+      </w:pPr>
+      <w:r>
+        <w:t xml:space="preserve">노아: 좋아요. 잠깐 처음으로 돌아가 볼게요.</w:t>
+      </w:r>
+    </w:p>
+    <w:p>
+      <w:pPr>
+        <w:pStyle w:val="BodyText"/>
+      </w:pPr>
+      <w:r>
+        <w:t xml:space="preserve">프리야: 또 시작이네.</w:t>
+      </w:r>
+    </w:p>
+    <w:p>
+      <w:pPr>
+        <w:pStyle w:val="BodyText"/>
+      </w:pPr>
+      <w:r>
+        <w:t xml:space="preserve">노아: 내가 틀렸어. 3그룹을 앞세우는 건 체리피킹이야.</w:t>
+      </w:r>
+    </w:p>
+    <w:p>
+      <w:pPr>
+        <w:pStyle w:val="BodyText"/>
+      </w:pPr>
+      <w:r>
+        <w:t xml:space="preserve">프리야: 고마워.</w:t>
+      </w:r>
+    </w:p>
+    <w:p>
+      <w:pPr>
+        <w:pStyle w:val="BodyText"/>
+      </w:pPr>
+      <w:r>
+        <w:t xml:space="preserve">노아: 당황했어. 500만 달러가 걸어 나가는 게 보였고, 눈에 띈 첫 번째 좋은 숫자를 붙잡았어. 그게 바로 내가 할번에서 싫어했던 거야.</w:t>
+      </w:r>
+    </w:p>
+    <w:p>
+      <w:pPr>
+        <w:pStyle w:val="BodyText"/>
+      </w:pPr>
+      <w:r>
+        <w:t xml:space="preserve">마커스: 우리 다 봤어. 그 사람이랑 얘기해야 하는 게 자네일 뿐이지.</w:t>
+      </w:r>
+    </w:p>
+    <w:p>
+      <w:pPr>
+        <w:pStyle w:val="BodyText"/>
+      </w:pPr>
+      <w:r>
+        <w:t xml:space="preserve">노아: 그리고 프리야, 내가 한 말 공정하지 않았어. 도서관 얘기도. 오늘도.</w:t>
+      </w:r>
+    </w:p>
+    <w:p>
+      <w:pPr>
+        <w:pStyle w:val="BodyText"/>
+      </w:pPr>
+      <w:r>
+        <w:t xml:space="preserve">프리야: 할번 얘기한 것도 공정하지 않았어. 넌 그 사람들이 아니야.</w:t>
+      </w:r>
+    </w:p>
+    <w:p>
+      <w:pPr>
+        <w:pStyle w:val="BodyText"/>
+      </w:pPr>
+      <w:r>
+        <w:t xml:space="preserve">노아: 거의 그럴 뻔했어. 한 10분 동안.</w:t>
+      </w:r>
+    </w:p>
+    <w:p>
+      <w:pPr>
+        <w:pStyle w:val="BodyText"/>
+      </w:pPr>
+      <w:r>
+        <w:t xml:space="preserve">엘레나: 10분은 괜찮아요. 10개월이면 문제겠지만.</w:t>
+      </w:r>
+    </w:p>
+    <w:p>
+      <w:pPr>
+        <w:pStyle w:val="BodyText"/>
+      </w:pPr>
+      <w:r>
+        <w:t xml:space="preserve">노아: 그럼 계획은 이거야. 오늘 리처드에게 전부 말할게.</w:t>
+      </w:r>
+    </w:p>
+    <w:p>
+      <w:pPr>
+        <w:pStyle w:val="BodyText"/>
+      </w:pPr>
+      <w:r>
+        <w:t xml:space="preserve">마커스:</w:t>
+      </w:r>
+      <w:r>
+        <w:t xml:space="preserve"> </w:t>
+      </w:r>
+      <w:r>
+        <w:t xml:space="preserve">“</w:t>
+      </w:r>
+      <w:r>
+        <w:t xml:space="preserve">전부</w:t>
+      </w:r>
+      <w:r>
+        <w:t xml:space="preserve">”</w:t>
+      </w:r>
+      <w:r>
+        <w:t xml:space="preserve">가 뭐야? 메시지부터 합의하자. 안에서 먼저.</w:t>
+      </w:r>
+    </w:p>
+    <w:p>
+      <w:pPr>
+        <w:pStyle w:val="BodyText"/>
+      </w:pPr>
+      <w:r>
+        <w:t xml:space="preserve">프리야: 하나. 평균은 1.8. 목표 미달.</w:t>
+      </w:r>
+    </w:p>
+    <w:p>
+      <w:pPr>
+        <w:pStyle w:val="BodyText"/>
+      </w:pPr>
+      <w:r>
+        <w:t xml:space="preserve">엘레나: 둘. 안전성과 지속력은 좋았다. 그건 중요해요.</w:t>
+      </w:r>
+    </w:p>
+    <w:p>
+      <w:pPr>
+        <w:pStyle w:val="BodyText"/>
+      </w:pPr>
+      <w:r>
+        <w:t xml:space="preserve">레오: 셋. 시험 용량이 실제 응급 상황보다 낮았다. 두 제품 모두.</w:t>
+      </w:r>
+    </w:p>
+    <w:p>
+      <w:pPr>
+        <w:pStyle w:val="BodyText"/>
+      </w:pPr>
+      <w:r>
+        <w:t xml:space="preserve">마커스: 넷. 응급 용량으로 4주 시험을 제안한다. 두 제품 동일하게. 홀트 박사가 4주면 현실적이라고 했으니, 지킬 수 없는 걸 요청하는 게 아니야.</w:t>
+      </w:r>
+    </w:p>
+    <w:p>
+      <w:pPr>
+        <w:pStyle w:val="BodyText"/>
+      </w:pPr>
+      <w:r>
+        <w:t xml:space="preserve">노아: 다섯. 일주일 연장을 요청한다. 그리고 그의 결정을 받아들인다.</w:t>
+      </w:r>
+    </w:p>
+    <w:p>
+      <w:pPr>
+        <w:pStyle w:val="BodyText"/>
+      </w:pPr>
+      <w:r>
+        <w:t xml:space="preserve">프리야: 그리고 3그룹은?</w:t>
+      </w:r>
+    </w:p>
+    <w:p>
+      <w:pPr>
+        <w:pStyle w:val="BodyText"/>
+      </w:pPr>
+      <w:r>
+        <w:t xml:space="preserve">노아: 언급은 해. 힌트로. 헤드라인이 아니라.</w:t>
+      </w:r>
+    </w:p>
+    <w:p>
+      <w:pPr>
+        <w:pStyle w:val="BodyText"/>
+      </w:pPr>
+      <w:r>
+        <w:t xml:space="preserve">프리야: 힌트로. 주입 깊이 설명과 함께. 좋아. 그건 받아들일 수 있어.</w:t>
+      </w:r>
+    </w:p>
+    <w:p>
+      <w:pPr>
+        <w:pStyle w:val="BodyText"/>
+      </w:pPr>
+      <w:r>
+        <w:t xml:space="preserve">엘레나: 나쁜 소식 먼저. 그다음 계획. 일레인이 좋아했던 이메일처럼요.</w:t>
+      </w:r>
+    </w:p>
+    <w:p>
+      <w:pPr>
+        <w:pStyle w:val="BodyText"/>
+      </w:pPr>
+      <w:r>
+        <w:t xml:space="preserve">마커스: 전화해. 이메일 말고. 나쁜 소식은 목소리로 전해야 해. 이메일은 최악의 말투로 읽힐 수 있거든. 전화로 하면 자네가 숨기지 않는다는 게 들리고, 그 사람도 질문할 수 있어.</w:t>
+      </w:r>
+    </w:p>
+    <w:p>
+      <w:pPr>
+        <w:pStyle w:val="BodyText"/>
+      </w:pPr>
+      <w:r>
+        <w:t xml:space="preserve">노아: 지금요?</w:t>
+      </w:r>
+    </w:p>
+    <w:p>
+      <w:pPr>
+        <w:pStyle w:val="BodyText"/>
+      </w:pPr>
+      <w:r>
+        <w:t xml:space="preserve">마커스: 전체 보고서가 그 애널리스트한테 가기 전에. 조던은 빨리 읽어.</w:t>
+      </w:r>
+    </w:p>
+    <w:p>
+      <w:pPr>
+        <w:pStyle w:val="BodyText"/>
+      </w:pPr>
+      <w:r>
+        <w:t xml:space="preserve">노아: 알았어요. 오후 6시. 내 차 안에서. 아무도 내가 실패하는 걸 못 듣게.</w:t>
+      </w:r>
+    </w:p>
+    <w:bookmarkEnd w:id="35"/>
+    <w:bookmarkStart w:id="36" w:name="마무리-오후-6시-noah의-차-안-1"/>
+    <w:p>
+      <w:pPr>
+        <w:pStyle w:val="Heading3"/>
+      </w:pPr>
+      <w:r>
+        <w:t xml:space="preserve">마무리 — 오후 6시, Noah의 차 안</w:t>
+      </w:r>
+    </w:p>
+    <w:p>
+      <w:pPr>
+        <w:pStyle w:val="FirstParagraph"/>
+      </w:pPr>
+      <w:r>
+        <w:t xml:space="preserve">리처드: 리처드 헤일입니다.</w:t>
+      </w:r>
+    </w:p>
+    <w:p>
+      <w:pPr>
+        <w:pStyle w:val="BodyText"/>
+      </w:pPr>
+      <w:r>
+        <w:t xml:space="preserve">노아: 리처드, 노아예요. 동물 시험 결과가 나왔어요. 저한테 직접 들으셔야 할 것 같아서요.</w:t>
+      </w:r>
+    </w:p>
+    <w:p>
+      <w:pPr>
+        <w:pStyle w:val="BodyText"/>
+      </w:pPr>
+      <w:r>
+        <w:t xml:space="preserve">리처드: 말해요.</w:t>
+      </w:r>
+    </w:p>
+    <w:p>
+      <w:pPr>
+        <w:pStyle w:val="BodyText"/>
+      </w:pPr>
+      <w:r>
+        <w:t xml:space="preserve">노아: 나쁜 소식 먼저요. 평균이 1.8이었어요. 2.5가 아니라.</w:t>
+      </w:r>
+    </w:p>
+    <w:p>
+      <w:pPr>
+        <w:pStyle w:val="BodyText"/>
+      </w:pPr>
+      <w:r>
+        <w:t xml:space="preserve">리처드: 그렇군요.</w:t>
+      </w:r>
+    </w:p>
+    <w:p>
+      <w:pPr>
+        <w:pStyle w:val="BodyText"/>
+      </w:pPr>
+      <w:r>
+        <w:t xml:space="preserve">노아: 안전성은 깨끗했어요. 심각한 반응이 전혀 없었고요. 지속력은 8주 시점에 비교 제품과 같았어요. 그 부분은 잘됐어요. 하지만 숫자는 못 맞췄고, 아닌 척하지 않을게요.</w:t>
+      </w:r>
+    </w:p>
+    <w:p>
+      <w:pPr>
+        <w:pStyle w:val="BodyText"/>
+      </w:pPr>
+      <w:r>
+        <w:t xml:space="preserve">리처드: 왜 못 맞췄다고 생각해요?</w:t>
+      </w:r>
+    </w:p>
+    <w:p>
+      <w:pPr>
+        <w:pStyle w:val="BodyText"/>
+      </w:pPr>
+      <w:r>
+        <w:t xml:space="preserve">노아: 효소 용량이 실제 응급 상황보다 훨씬 낮았어요. 두 제품 모두요.</w:t>
+      </w:r>
+    </w:p>
+    <w:p>
+      <w:pPr>
+        <w:pStyle w:val="BodyText"/>
+      </w:pPr>
+      <w:r>
+        <w:t xml:space="preserve">리처드: 변명처럼 들리는데요.</w:t>
+      </w:r>
+    </w:p>
+    <w:p>
+      <w:pPr>
+        <w:pStyle w:val="BodyText"/>
+      </w:pPr>
+      <w:r>
+        <w:t xml:space="preserve">노아: 그럴 수 있어요. 그래서 바로 시험해 보고 싶은 거예요. 4주, 응급 용량으로, 두 제품 같은 용량으로요. 숫자가 안 움직이면, 그게 변명이었다는 걸 아시게 될 거예요.</w:t>
+      </w:r>
+    </w:p>
+    <w:p>
+      <w:pPr>
+        <w:pStyle w:val="BodyText"/>
+      </w:pPr>
+      <w:r>
+        <w:t xml:space="preserve">리처드: 그리고 내가 준 것보다 시간이 더 필요하겠군요.</w:t>
+      </w:r>
+    </w:p>
+    <w:p>
+      <w:pPr>
+        <w:pStyle w:val="BodyText"/>
+      </w:pPr>
+      <w:r>
+        <w:t xml:space="preserve">노아: 일주일만 더요. 안 된다고 하셔도 이해해요.</w:t>
+      </w:r>
+    </w:p>
+    <w:p>
+      <w:pPr>
+        <w:pStyle w:val="BodyText"/>
+      </w:pPr>
+      <w:r>
+        <w:t xml:space="preserve">리처드: 조던이 방금 전체 보고서를 보냈어요. 내가 읽기 전에 전화했군요.</w:t>
+      </w:r>
+    </w:p>
+    <w:p>
+      <w:pPr>
+        <w:pStyle w:val="BodyText"/>
+      </w:pPr>
+      <w:r>
+        <w:t xml:space="preserve">노아: 그게 의도였어요.</w:t>
+      </w:r>
+    </w:p>
+    <w:p>
+      <w:pPr>
+        <w:pStyle w:val="BodyText"/>
+      </w:pPr>
+      <w:r>
+        <w:t xml:space="preserve">리처드: 내일 내 사무실로 와요. 오전 8시. 프리야도 데려오고요. 원데이터도.</w:t>
+      </w:r>
+    </w:p>
+    <w:bookmarkEnd w:id="36"/>
+    <w:bookmarkEnd w:id="37"/>
+    <w:bookmarkEnd w:id="38"/>
     <w:sectPr/>
   </w:body>
 </w:document>
@@ -3654,583 +3601,8 @@
       </w:pPr>
     </w:lvl>
   </w:abstractNum>
-  <w:abstractNum w:abstractNumId="99411">
-    <w:nsid w:val="A99411"/>
-    <w:multiLevelType w:val="multilevel"/>
-    <w:lvl w:ilvl="0">
-      <w:start w:val="1"/>
-      <w:numFmt w:val="decimal"/>
-      <w:lvlText w:val="%1."/>
-      <w:lvlJc w:val="left"/>
-      <w:pPr>
-        <w:ind w:left="720" w:hanging="480"/>
-      </w:pPr>
-    </w:lvl>
-    <w:lvl w:ilvl="1">
-      <w:start w:val="1"/>
-      <w:numFmt w:val="decimal"/>
-      <w:lvlText w:val="%2."/>
-      <w:lvlJc w:val="left"/>
-      <w:pPr>
-        <w:ind w:left="1440" w:hanging="480"/>
-      </w:pPr>
-    </w:lvl>
-    <w:lvl w:ilvl="2">
-      <w:start w:val="1"/>
-      <w:numFmt w:val="decimal"/>
-      <w:lvlText w:val="%3."/>
-      <w:lvlJc w:val="left"/>
-      <w:pPr>
-        <w:ind w:left="2160" w:hanging="480"/>
-      </w:pPr>
-    </w:lvl>
-    <w:lvl w:ilvl="3">
-      <w:start w:val="1"/>
-      <w:numFmt w:val="decimal"/>
-      <w:lvlText w:val="%4."/>
-      <w:lvlJc w:val="left"/>
-      <w:pPr>
-        <w:ind w:left="2880" w:hanging="480"/>
-      </w:pPr>
-    </w:lvl>
-    <w:lvl w:ilvl="4">
-      <w:start w:val="1"/>
-      <w:numFmt w:val="decimal"/>
-      <w:lvlText w:val="%5."/>
-      <w:lvlJc w:val="left"/>
-      <w:pPr>
-        <w:ind w:left="3600" w:hanging="480"/>
-      </w:pPr>
-    </w:lvl>
-    <w:lvl w:ilvl="5">
-      <w:start w:val="1"/>
-      <w:numFmt w:val="decimal"/>
-      <w:lvlText w:val="%6."/>
-      <w:lvlJc w:val="left"/>
-      <w:pPr>
-        <w:ind w:left="4320" w:hanging="480"/>
-      </w:pPr>
-    </w:lvl>
-    <w:lvl w:ilvl="6">
-      <w:start w:val="1"/>
-      <w:numFmt w:val="decimal"/>
-      <w:lvlText w:val="%7."/>
-      <w:lvlJc w:val="left"/>
-      <w:pPr>
-        <w:ind w:left="5040" w:hanging="480"/>
-      </w:pPr>
-    </w:lvl>
-    <w:lvl w:ilvl="7">
-      <w:start w:val="1"/>
-      <w:numFmt w:val="decimal"/>
-      <w:lvlText w:val="%8."/>
-      <w:lvlJc w:val="left"/>
-      <w:pPr>
-        <w:ind w:left="5760" w:hanging="480"/>
-      </w:pPr>
-    </w:lvl>
-    <w:lvl w:ilvl="8">
-      <w:start w:val="1"/>
-      <w:numFmt w:val="decimal"/>
-      <w:lvlText w:val="%9."/>
-      <w:lvlJc w:val="left"/>
-      <w:pPr>
-        <w:ind w:left="6480" w:hanging="480"/>
-      </w:pPr>
-    </w:lvl>
-  </w:abstractNum>
-  <w:abstractNum w:abstractNumId="994116">
-    <w:nsid w:val="A994116"/>
-    <w:multiLevelType w:val="multilevel"/>
-    <w:lvl w:ilvl="0">
-      <w:start w:val="16"/>
-      <w:numFmt w:val="decimal"/>
-      <w:lvlText w:val="%1."/>
-      <w:lvlJc w:val="left"/>
-      <w:pPr>
-        <w:ind w:left="720" w:hanging="480"/>
-      </w:pPr>
-    </w:lvl>
-    <w:lvl w:ilvl="1">
-      <w:start w:val="16"/>
-      <w:numFmt w:val="decimal"/>
-      <w:lvlText w:val="%2."/>
-      <w:lvlJc w:val="left"/>
-      <w:pPr>
-        <w:ind w:left="1440" w:hanging="480"/>
-      </w:pPr>
-    </w:lvl>
-    <w:lvl w:ilvl="2">
-      <w:start w:val="16"/>
-      <w:numFmt w:val="decimal"/>
-      <w:lvlText w:val="%3."/>
-      <w:lvlJc w:val="left"/>
-      <w:pPr>
-        <w:ind w:left="2160" w:hanging="480"/>
-      </w:pPr>
-    </w:lvl>
-    <w:lvl w:ilvl="3">
-      <w:start w:val="16"/>
-      <w:numFmt w:val="decimal"/>
-      <w:lvlText w:val="%4."/>
-      <w:lvlJc w:val="left"/>
-      <w:pPr>
-        <w:ind w:left="2880" w:hanging="480"/>
-      </w:pPr>
-    </w:lvl>
-    <w:lvl w:ilvl="4">
-      <w:start w:val="16"/>
-      <w:numFmt w:val="decimal"/>
-      <w:lvlText w:val="%5."/>
-      <w:lvlJc w:val="left"/>
-      <w:pPr>
-        <w:ind w:left="3600" w:hanging="480"/>
-      </w:pPr>
-    </w:lvl>
-    <w:lvl w:ilvl="5">
-      <w:start w:val="16"/>
-      <w:numFmt w:val="decimal"/>
-      <w:lvlText w:val="%6."/>
-      <w:lvlJc w:val="left"/>
-      <w:pPr>
-        <w:ind w:left="4320" w:hanging="480"/>
-      </w:pPr>
-    </w:lvl>
-    <w:lvl w:ilvl="6">
-      <w:start w:val="16"/>
-      <w:numFmt w:val="decimal"/>
-      <w:lvlText w:val="%7."/>
-      <w:lvlJc w:val="left"/>
-      <w:pPr>
-        <w:ind w:left="5040" w:hanging="480"/>
-      </w:pPr>
-    </w:lvl>
-    <w:lvl w:ilvl="7">
-      <w:start w:val="16"/>
-      <w:numFmt w:val="decimal"/>
-      <w:lvlText w:val="%8."/>
-      <w:lvlJc w:val="left"/>
-      <w:pPr>
-        <w:ind w:left="5760" w:hanging="480"/>
-      </w:pPr>
-    </w:lvl>
-    <w:lvl w:ilvl="8">
-      <w:start w:val="16"/>
-      <w:numFmt w:val="decimal"/>
-      <w:lvlText w:val="%9."/>
-      <w:lvlJc w:val="left"/>
-      <w:pPr>
-        <w:ind w:left="6480" w:hanging="480"/>
-      </w:pPr>
-    </w:lvl>
-  </w:abstractNum>
-  <w:abstractNum w:abstractNumId="994151">
-    <w:nsid w:val="A994151"/>
-    <w:multiLevelType w:val="multilevel"/>
-    <w:lvl w:ilvl="0">
-      <w:start w:val="51"/>
-      <w:numFmt w:val="decimal"/>
-      <w:lvlText w:val="%1."/>
-      <w:lvlJc w:val="left"/>
-      <w:pPr>
-        <w:ind w:left="720" w:hanging="480"/>
-      </w:pPr>
-    </w:lvl>
-    <w:lvl w:ilvl="1">
-      <w:start w:val="51"/>
-      <w:numFmt w:val="decimal"/>
-      <w:lvlText w:val="%2."/>
-      <w:lvlJc w:val="left"/>
-      <w:pPr>
-        <w:ind w:left="1440" w:hanging="480"/>
-      </w:pPr>
-    </w:lvl>
-    <w:lvl w:ilvl="2">
-      <w:start w:val="51"/>
-      <w:numFmt w:val="decimal"/>
-      <w:lvlText w:val="%3."/>
-      <w:lvlJc w:val="left"/>
-      <w:pPr>
-        <w:ind w:left="2160" w:hanging="480"/>
-      </w:pPr>
-    </w:lvl>
-    <w:lvl w:ilvl="3">
-      <w:start w:val="51"/>
-      <w:numFmt w:val="decimal"/>
-      <w:lvlText w:val="%4."/>
-      <w:lvlJc w:val="left"/>
-      <w:pPr>
-        <w:ind w:left="2880" w:hanging="480"/>
-      </w:pPr>
-    </w:lvl>
-    <w:lvl w:ilvl="4">
-      <w:start w:val="51"/>
-      <w:numFmt w:val="decimal"/>
-      <w:lvlText w:val="%5."/>
-      <w:lvlJc w:val="left"/>
-      <w:pPr>
-        <w:ind w:left="3600" w:hanging="480"/>
-      </w:pPr>
-    </w:lvl>
-    <w:lvl w:ilvl="5">
-      <w:start w:val="51"/>
-      <w:numFmt w:val="decimal"/>
-      <w:lvlText w:val="%6."/>
-      <w:lvlJc w:val="left"/>
-      <w:pPr>
-        <w:ind w:left="4320" w:hanging="480"/>
-      </w:pPr>
-    </w:lvl>
-    <w:lvl w:ilvl="6">
-      <w:start w:val="51"/>
-      <w:numFmt w:val="decimal"/>
-      <w:lvlText w:val="%7."/>
-      <w:lvlJc w:val="left"/>
-      <w:pPr>
-        <w:ind w:left="5040" w:hanging="480"/>
-      </w:pPr>
-    </w:lvl>
-    <w:lvl w:ilvl="7">
-      <w:start w:val="51"/>
-      <w:numFmt w:val="decimal"/>
-      <w:lvlText w:val="%8."/>
-      <w:lvlJc w:val="left"/>
-      <w:pPr>
-        <w:ind w:left="5760" w:hanging="480"/>
-      </w:pPr>
-    </w:lvl>
-    <w:lvl w:ilvl="8">
-      <w:start w:val="51"/>
-      <w:numFmt w:val="decimal"/>
-      <w:lvlText w:val="%9."/>
-      <w:lvlJc w:val="left"/>
-      <w:pPr>
-        <w:ind w:left="6480" w:hanging="480"/>
-      </w:pPr>
-    </w:lvl>
-  </w:abstractNum>
-  <w:abstractNum w:abstractNumId="994181">
-    <w:nsid w:val="A994181"/>
-    <w:multiLevelType w:val="multilevel"/>
-    <w:lvl w:ilvl="0">
-      <w:start w:val="81"/>
-      <w:numFmt w:val="decimal"/>
-      <w:lvlText w:val="%1."/>
-      <w:lvlJc w:val="left"/>
-      <w:pPr>
-        <w:ind w:left="720" w:hanging="480"/>
-      </w:pPr>
-    </w:lvl>
-    <w:lvl w:ilvl="1">
-      <w:start w:val="81"/>
-      <w:numFmt w:val="decimal"/>
-      <w:lvlText w:val="%2."/>
-      <w:lvlJc w:val="left"/>
-      <w:pPr>
-        <w:ind w:left="1440" w:hanging="480"/>
-      </w:pPr>
-    </w:lvl>
-    <w:lvl w:ilvl="2">
-      <w:start w:val="81"/>
-      <w:numFmt w:val="decimal"/>
-      <w:lvlText w:val="%3."/>
-      <w:lvlJc w:val="left"/>
-      <w:pPr>
-        <w:ind w:left="2160" w:hanging="480"/>
-      </w:pPr>
-    </w:lvl>
-    <w:lvl w:ilvl="3">
-      <w:start w:val="81"/>
-      <w:numFmt w:val="decimal"/>
-      <w:lvlText w:val="%4."/>
-      <w:lvlJc w:val="left"/>
-      <w:pPr>
-        <w:ind w:left="2880" w:hanging="480"/>
-      </w:pPr>
-    </w:lvl>
-    <w:lvl w:ilvl="4">
-      <w:start w:val="81"/>
-      <w:numFmt w:val="decimal"/>
-      <w:lvlText w:val="%5."/>
-      <w:lvlJc w:val="left"/>
-      <w:pPr>
-        <w:ind w:left="3600" w:hanging="480"/>
-      </w:pPr>
-    </w:lvl>
-    <w:lvl w:ilvl="5">
-      <w:start w:val="81"/>
-      <w:numFmt w:val="decimal"/>
-      <w:lvlText w:val="%6."/>
-      <w:lvlJc w:val="left"/>
-      <w:pPr>
-        <w:ind w:left="4320" w:hanging="480"/>
-      </w:pPr>
-    </w:lvl>
-    <w:lvl w:ilvl="6">
-      <w:start w:val="81"/>
-      <w:numFmt w:val="decimal"/>
-      <w:lvlText w:val="%7."/>
-      <w:lvlJc w:val="left"/>
-      <w:pPr>
-        <w:ind w:left="5040" w:hanging="480"/>
-      </w:pPr>
-    </w:lvl>
-    <w:lvl w:ilvl="7">
-      <w:start w:val="81"/>
-      <w:numFmt w:val="decimal"/>
-      <w:lvlText w:val="%8."/>
-      <w:lvlJc w:val="left"/>
-      <w:pPr>
-        <w:ind w:left="5760" w:hanging="480"/>
-      </w:pPr>
-    </w:lvl>
-    <w:lvl w:ilvl="8">
-      <w:start w:val="81"/>
-      <w:numFmt w:val="decimal"/>
-      <w:lvlText w:val="%9."/>
-      <w:lvlJc w:val="left"/>
-      <w:pPr>
-        <w:ind w:left="6480" w:hanging="480"/>
-      </w:pPr>
-    </w:lvl>
-  </w:abstractNum>
-  <w:abstractNum w:abstractNumId="9941106">
-    <w:nsid w:val="A9941106"/>
-    <w:multiLevelType w:val="multilevel"/>
-    <w:lvl w:ilvl="0">
-      <w:start w:val="106"/>
-      <w:numFmt w:val="decimal"/>
-      <w:lvlText w:val="%1."/>
-      <w:lvlJc w:val="left"/>
-      <w:pPr>
-        <w:ind w:left="720" w:hanging="480"/>
-      </w:pPr>
-    </w:lvl>
-    <w:lvl w:ilvl="1">
-      <w:start w:val="106"/>
-      <w:numFmt w:val="decimal"/>
-      <w:lvlText w:val="%2."/>
-      <w:lvlJc w:val="left"/>
-      <w:pPr>
-        <w:ind w:left="1440" w:hanging="480"/>
-      </w:pPr>
-    </w:lvl>
-    <w:lvl w:ilvl="2">
-      <w:start w:val="106"/>
-      <w:numFmt w:val="decimal"/>
-      <w:lvlText w:val="%3."/>
-      <w:lvlJc w:val="left"/>
-      <w:pPr>
-        <w:ind w:left="2160" w:hanging="480"/>
-      </w:pPr>
-    </w:lvl>
-    <w:lvl w:ilvl="3">
-      <w:start w:val="106"/>
-      <w:numFmt w:val="decimal"/>
-      <w:lvlText w:val="%4."/>
-      <w:lvlJc w:val="left"/>
-      <w:pPr>
-        <w:ind w:left="2880" w:hanging="480"/>
-      </w:pPr>
-    </w:lvl>
-    <w:lvl w:ilvl="4">
-      <w:start w:val="106"/>
-      <w:numFmt w:val="decimal"/>
-      <w:lvlText w:val="%5."/>
-      <w:lvlJc w:val="left"/>
-      <w:pPr>
-        <w:ind w:left="3600" w:hanging="480"/>
-      </w:pPr>
-    </w:lvl>
-    <w:lvl w:ilvl="5">
-      <w:start w:val="106"/>
-      <w:numFmt w:val="decimal"/>
-      <w:lvlText w:val="%6."/>
-      <w:lvlJc w:val="left"/>
-      <w:pPr>
-        <w:ind w:left="4320" w:hanging="480"/>
-      </w:pPr>
-    </w:lvl>
-    <w:lvl w:ilvl="6">
-      <w:start w:val="106"/>
-      <w:numFmt w:val="decimal"/>
-      <w:lvlText w:val="%7."/>
-      <w:lvlJc w:val="left"/>
-      <w:pPr>
-        <w:ind w:left="5040" w:hanging="480"/>
-      </w:pPr>
-    </w:lvl>
-    <w:lvl w:ilvl="7">
-      <w:start w:val="106"/>
-      <w:numFmt w:val="decimal"/>
-      <w:lvlText w:val="%8."/>
-      <w:lvlJc w:val="left"/>
-      <w:pPr>
-        <w:ind w:left="5760" w:hanging="480"/>
-      </w:pPr>
-    </w:lvl>
-    <w:lvl w:ilvl="8">
-      <w:start w:val="106"/>
-      <w:numFmt w:val="decimal"/>
-      <w:lvlText w:val="%9."/>
-      <w:lvlJc w:val="left"/>
-      <w:pPr>
-        <w:ind w:left="6480" w:hanging="480"/>
-      </w:pPr>
-    </w:lvl>
-  </w:abstractNum>
   <w:num w:numId="1000">
     <w:abstractNumId w:val="990"/>
-  </w:num>
-  <w:num w:numId="1001">
-    <w:abstractNumId w:val="99411"/>
-    <w:lvlOverride w:ilvl="0">
-      <w:startOverride w:val="1"/>
-    </w:lvlOverride>
-    <w:lvlOverride w:ilvl="1">
-      <w:startOverride w:val="1"/>
-    </w:lvlOverride>
-    <w:lvlOverride w:ilvl="2">
-      <w:startOverride w:val="1"/>
-    </w:lvlOverride>
-    <w:lvlOverride w:ilvl="3">
-      <w:startOverride w:val="1"/>
-    </w:lvlOverride>
-    <w:lvlOverride w:ilvl="4">
-      <w:startOverride w:val="1"/>
-    </w:lvlOverride>
-    <w:lvlOverride w:ilvl="5">
-      <w:startOverride w:val="1"/>
-    </w:lvlOverride>
-    <w:lvlOverride w:ilvl="6">
-      <w:startOverride w:val="1"/>
-    </w:lvlOverride>
-    <w:lvlOverride w:ilvl="7">
-      <w:startOverride w:val="1"/>
-    </w:lvlOverride>
-    <w:lvlOverride w:ilvl="8">
-      <w:startOverride w:val="1"/>
-    </w:lvlOverride>
-  </w:num>
-  <w:num w:numId="1002">
-    <w:abstractNumId w:val="994116"/>
-    <w:lvlOverride w:ilvl="0">
-      <w:startOverride w:val="16"/>
-    </w:lvlOverride>
-    <w:lvlOverride w:ilvl="1">
-      <w:startOverride w:val="16"/>
-    </w:lvlOverride>
-    <w:lvlOverride w:ilvl="2">
-      <w:startOverride w:val="16"/>
-    </w:lvlOverride>
-    <w:lvlOverride w:ilvl="3">
-      <w:startOverride w:val="16"/>
-    </w:lvlOverride>
-    <w:lvlOverride w:ilvl="4">
-      <w:startOverride w:val="16"/>
-    </w:lvlOverride>
-    <w:lvlOverride w:ilvl="5">
-      <w:startOverride w:val="16"/>
-    </w:lvlOverride>
-    <w:lvlOverride w:ilvl="6">
-      <w:startOverride w:val="16"/>
-    </w:lvlOverride>
-    <w:lvlOverride w:ilvl="7">
-      <w:startOverride w:val="16"/>
-    </w:lvlOverride>
-    <w:lvlOverride w:ilvl="8">
-      <w:startOverride w:val="16"/>
-    </w:lvlOverride>
-  </w:num>
-  <w:num w:numId="1003">
-    <w:abstractNumId w:val="994151"/>
-    <w:lvlOverride w:ilvl="0">
-      <w:startOverride w:val="51"/>
-    </w:lvlOverride>
-    <w:lvlOverride w:ilvl="1">
-      <w:startOverride w:val="51"/>
-    </w:lvlOverride>
-    <w:lvlOverride w:ilvl="2">
-      <w:startOverride w:val="51"/>
-    </w:lvlOverride>
-    <w:lvlOverride w:ilvl="3">
-      <w:startOverride w:val="51"/>
-    </w:lvlOverride>
-    <w:lvlOverride w:ilvl="4">
-      <w:startOverride w:val="51"/>
-    </w:lvlOverride>
-    <w:lvlOverride w:ilvl="5">
-      <w:startOverride w:val="51"/>
-    </w:lvlOverride>
-    <w:lvlOverride w:ilvl="6">
-      <w:startOverride w:val="51"/>
-    </w:lvlOverride>
-    <w:lvlOverride w:ilvl="7">
-      <w:startOverride w:val="51"/>
-    </w:lvlOverride>
-    <w:lvlOverride w:ilvl="8">
-      <w:startOverride w:val="51"/>
-    </w:lvlOverride>
-  </w:num>
-  <w:num w:numId="1004">
-    <w:abstractNumId w:val="994181"/>
-    <w:lvlOverride w:ilvl="0">
-      <w:startOverride w:val="81"/>
-    </w:lvlOverride>
-    <w:lvlOverride w:ilvl="1">
-      <w:startOverride w:val="81"/>
-    </w:lvlOverride>
-    <w:lvlOverride w:ilvl="2">
-      <w:startOverride w:val="81"/>
-    </w:lvlOverride>
-    <w:lvlOverride w:ilvl="3">
-      <w:startOverride w:val="81"/>
-    </w:lvlOverride>
-    <w:lvlOverride w:ilvl="4">
-      <w:startOverride w:val="81"/>
-    </w:lvlOverride>
-    <w:lvlOverride w:ilvl="5">
-      <w:startOverride w:val="81"/>
-    </w:lvlOverride>
-    <w:lvlOverride w:ilvl="6">
-      <w:startOverride w:val="81"/>
-    </w:lvlOverride>
-    <w:lvlOverride w:ilvl="7">
-      <w:startOverride w:val="81"/>
-    </w:lvlOverride>
-    <w:lvlOverride w:ilvl="8">
-      <w:startOverride w:val="81"/>
-    </w:lvlOverride>
-  </w:num>
-  <w:num w:numId="1005">
-    <w:abstractNumId w:val="9941106"/>
-    <w:lvlOverride w:ilvl="0">
-      <w:startOverride w:val="106"/>
-    </w:lvlOverride>
-    <w:lvlOverride w:ilvl="1">
-      <w:startOverride w:val="106"/>
-    </w:lvlOverride>
-    <w:lvlOverride w:ilvl="2">
-      <w:startOverride w:val="106"/>
-    </w:lvlOverride>
-    <w:lvlOverride w:ilvl="3">
-      <w:startOverride w:val="106"/>
-    </w:lvlOverride>
-    <w:lvlOverride w:ilvl="4">
-      <w:startOverride w:val="106"/>
-    </w:lvlOverride>
-    <w:lvlOverride w:ilvl="5">
-      <w:startOverride w:val="106"/>
-    </w:lvlOverride>
-    <w:lvlOverride w:ilvl="6">
-      <w:startOverride w:val="106"/>
-    </w:lvlOverride>
-    <w:lvlOverride w:ilvl="7">
-      <w:startOverride w:val="106"/>
-    </w:lvlOverride>
-    <w:lvlOverride w:ilvl="8">
-      <w:startOverride w:val="106"/>
-    </w:lvlOverride>
   </w:num>
 </w:numbering>
 </file>
